--- a/resume/talentsai/TalentsAI_AgenticCoding金融_机会胜任与能力证明.docx
+++ b/resume/talentsai/TalentsAI_AgenticCoding金融_机会胜任与能力证明.docx
@@ -4,7 +4,7 @@
   <w:body>
     <w:p>
       <w:pPr>
-        <w:spacing w:before="0" w:after="80" w:line="276" w:lineRule="auto"/>
+        <w:spacing w:before="0" w:after="60" w:line="269" w:lineRule="auto"/>
         <w:jc w:val="center"/>
       </w:pPr>
       <w:r>
@@ -20,7 +20,7 @@
     </w:p>
     <w:p>
       <w:pPr>
-        <w:spacing w:before="0" w:after="160" w:line="276" w:lineRule="auto"/>
+        <w:spacing w:before="0" w:after="40" w:line="269" w:lineRule="auto"/>
         <w:jc w:val="center"/>
       </w:pPr>
       <w:r>
@@ -31,12 +31,12 @@
           <w:color w:val="5A5A5A"/>
           <w:sz w:val="22"/>
         </w:rPr>
-        <w:t>大模型训练专家 ｜ Agentic Coding × 金融领域（J83）</w:t>
+        <w:t>大模型训练专家 ｜ Agentic Coding × 金融领域</w:t>
       </w:r>
     </w:p>
     <w:p>
       <w:pPr>
-        <w:spacing w:before="0" w:after="200" w:line="276" w:lineRule="auto"/>
+        <w:spacing w:before="0" w:after="160" w:line="269" w:lineRule="auto"/>
         <w:jc w:val="center"/>
       </w:pPr>
       <w:r>
@@ -47,12 +47,27 @@
           <w:color w:val="5A5A5A"/>
           <w:sz w:val="20"/>
         </w:rPr>
-        <w:t>殷维 ｜ 华中科技大学金融硕士 ｜ yw43@foxmail.com ｜ 15671678098</w:t>
+        <w:t>殷维 ｜ 华中科技大学金融硕士 ｜ yw43@foxmail.com ｜ 15671678098 ｜ 2026-08-23</w:t>
       </w:r>
     </w:p>
     <w:p>
       <w:pPr>
-        <w:spacing w:before="240" w:after="120" w:line="276" w:lineRule="auto"/>
+        <w:spacing w:before="20" w:after="80" w:line="269" w:lineRule="auto"/>
+      </w:pPr>
+      <w:r>
+        <w:rPr>
+          <w:rFonts w:ascii="Aptos" w:hAnsi="Aptos" w:eastAsia="Microsoft YaHei"/>
+          <w:b w:val="0"/>
+          <w:i w:val="0"/>
+          <w:color w:val="222222"/>
+          <w:sz w:val="20"/>
+        </w:rPr>
+        <w:t>单文件自包含。审核只看这一份即可：下面有可粘贴的申请说明、两条已落地闭环的证据表、Agent Skill 全文、关键逻辑摘录、四道可验收样题。不另附脚本、表格或本机目录。</w:t>
+      </w:r>
+    </w:p>
+    <w:p>
+      <w:pPr>
+        <w:spacing w:before="240" w:after="120" w:line="269" w:lineRule="auto"/>
         <w:pBdr>
           <w:bottom w:val="single" w:sz="12" w:space="1" w:color="1A535C"/>
         </w:pBdr>
@@ -65,12 +80,12 @@
           <w:color w:val="1A535C"/>
           <w:sz w:val="26"/>
         </w:rPr>
-        <w:t>一、一句话：我能交出什么样的题</w:t>
+        <w:t>一、申请说明（可直接粘贴）</w:t>
       </w:r>
     </w:p>
     <w:p>
       <w:pPr>
-        <w:spacing w:before="20" w:after="80" w:line="276" w:lineRule="auto"/>
+        <w:spacing w:before="20" w:after="80" w:line="269" w:lineRule="auto"/>
       </w:pPr>
       <w:r>
         <w:rPr>
@@ -78,14 +93,26 @@
           <w:b w:val="0"/>
           <w:i w:val="0"/>
           <w:color w:val="222222"/>
-          <w:sz w:val="22"/>
+          <w:sz w:val="21"/>
         </w:rPr>
-        <w:t>这个岗要的不是再写一套回测曲线，而是把真实投研问题拆成 Agent 在 Docker/终端里能做完、脚本能判对错的任务。我日常就是在做这件事的前半段：把「自然语言任务 → Python/Bash 实现 → 落盘结果 → 用规则验收」跑通。下面四道样题都来自我自己做过的活，不是算法竞赛题改写。</w:t>
+        <w:t>机会：大模型训练专家 | Agentic Coding × 金融领域</w:t>
+        <w:br/>
+        <w:br/>
+        <w:t>我做了几年 A 股量化研究和工程落地，日常就是把一个投研问题写成能跑、能对的东西：先写清要算什么，再用 Python/Bash 做出来，最后用落盘表格验收。这和本岗位要的「在 Docker/终端里按 instruction 完成金融编程任务，并用脚本判定通过/失败」是同一条链路。</w:t>
+        <w:br/>
+        <w:br/>
+        <w:t>已经跑通的两条闭环：一是盘中涨停按概念板块统计热度，约 3 秒播报新增涨停、约 1 分钟写一张分钟热度表，涨停阈值按主板/创业板科创板/北交所/ST 区分，自 2026 年 1 月起工作日连续落盘（2026-08-21 单日约 64435 行）。二是巨潮业绩预告采集：列表不含摘要，必须下 PDF 抽归母净利润和变动幅度，PDF 失败再用东财接口兜底，最后做负债/现金/ROE 的价值筛选。回测侧有一套可脱离行情平台的账户与订单模拟，用来验证进出场而不是只画净值。</w:t>
+        <w:br/>
+        <w:br/>
+        <w:t>出题不会做成算法题换皮。题从上面这些场景抽：涨停分板块阈值、预告和快报不能合成一条、过滤规则必须交对照表、分钟因子必须截断时点且涨停买不进。每道题写清输入字段、输出字段、隐藏测例，以及 Agent 硬编码或偷看未来数据时测试怎么失败。难度按专业坑标：规则题 easy，point-in-time 和对照回测 medium，多频率对齐+不可成交 hard。</w:t>
+        <w:br/>
+        <w:br/>
+        <w:t>交付物按平台格式：instruction.md、本地数据包、Dockerfile、test.sh、参考解、难度和耗时。Linux 上写过启停脚本和定时任务；Docker 按题目依赖写环境，不包装成运维。质量标准是可复现、可落盘、可回归。证据表和 Skill 全文都在本文件里，不再另附带路径的材料。</w:t>
       </w:r>
     </w:p>
     <w:p>
       <w:pPr>
-        <w:spacing w:before="240" w:after="120" w:line="276" w:lineRule="auto"/>
+        <w:spacing w:before="240" w:after="120" w:line="269" w:lineRule="auto"/>
         <w:pBdr>
           <w:bottom w:val="single" w:sz="12" w:space="1" w:color="1A535C"/>
         </w:pBdr>
@@ -98,13 +125,28 @@
           <w:color w:val="1A535C"/>
           <w:sz w:val="26"/>
         </w:rPr>
-        <w:t>二、出题原则（对照平台在看的六件事）</w:t>
+        <w:t>二、已落地的两条闭环</w:t>
       </w:r>
     </w:p>
     <w:p>
       <w:pPr>
-        <w:spacing w:before="0" w:after="40" w:line="276" w:lineRule="auto"/>
-        <w:ind w:left="283"/>
+        <w:spacing w:before="160" w:after="60" w:line="269" w:lineRule="auto"/>
+      </w:pPr>
+      <w:r>
+        <w:rPr>
+          <w:rFonts w:ascii="Aptos" w:hAnsi="Aptos" w:eastAsia="Microsoft YaHei"/>
+          <w:b/>
+          <w:i w:val="0"/>
+          <w:color w:val="1A535C"/>
+          <w:sz w:val="24"/>
+        </w:rPr>
+        <w:t>2.1 盘中热点板块监控</w:t>
+      </w:r>
+    </w:p>
+    <w:p>
+      <w:pPr>
+        <w:spacing w:before="0" w:after="40" w:line="269" w:lineRule="auto"/>
+        <w:ind w:left="255"/>
       </w:pPr>
       <w:r>
         <w:rPr>
@@ -114,13 +156,13 @@
           <w:color w:val="222222"/>
           <w:sz w:val="22"/>
         </w:rPr>
-        <w:t>• 考察什么：每题只考 1–2 个专业判断，不把清洗、回测、可视化堆进同一题。</w:t>
+        <w:t>• 做什么：交易时段识别全市场涨停，按概念板块统计「谁在炒」。约 3 秒播报新增涨停，约 1 分钟追加一张概念热度表。</w:t>
       </w:r>
     </w:p>
     <w:p>
       <w:pPr>
-        <w:spacing w:before="0" w:after="40" w:line="276" w:lineRule="auto"/>
-        <w:ind w:left="283"/>
+        <w:spacing w:before="0" w:after="40" w:line="269" w:lineRule="auto"/>
+        <w:ind w:left="255"/>
       </w:pPr>
       <w:r>
         <w:rPr>
@@ -130,13 +172,13 @@
           <w:color w:val="222222"/>
           <w:sz w:val="22"/>
         </w:rPr>
-        <w:t>• 输入是否合理：用脱敏、固定种子的本地文件，不要求 Agent 现场爬网，避免评测不稳定。</w:t>
+        <w:t>• 专业规则：主板约 10%、创业板/科创板约 20%、北交所约 30%、ST 约 5%；概念来自本地板块映射表。</w:t>
       </w:r>
     </w:p>
     <w:p>
       <w:pPr>
-        <w:spacing w:before="0" w:after="40" w:line="276" w:lineRule="auto"/>
-        <w:ind w:left="283"/>
+        <w:spacing w:before="0" w:after="40" w:line="269" w:lineRule="auto"/>
+        <w:ind w:left="255"/>
       </w:pPr>
       <w:r>
         <w:rPr>
@@ -146,13 +188,13 @@
           <w:color w:val="222222"/>
           <w:sz w:val="22"/>
         </w:rPr>
-        <w:t>• 输出是否可验证：规定文件名、字段、排序、小数位；能对 golden 文件或数值容差做断言。</w:t>
+        <w:t>• 运维：工作日定时启动与收盘停止；用启停脚本，不手工挂进程。</w:t>
       </w:r>
     </w:p>
     <w:p>
       <w:pPr>
-        <w:spacing w:before="0" w:after="40" w:line="276" w:lineRule="auto"/>
-        <w:ind w:left="283"/>
+        <w:spacing w:before="0" w:after="40" w:line="269" w:lineRule="auto"/>
+        <w:ind w:left="255"/>
       </w:pPr>
       <w:r>
         <w:rPr>
@@ -162,13 +204,13 @@
           <w:color w:val="222222"/>
           <w:sz w:val="22"/>
         </w:rPr>
-        <w:t>• 测试是否严谨：test.sh / pytest 同时查「结果对」和「过程没抄捷径」。</w:t>
+        <w:t>• 验收：工作日连续落盘（自约 2026-01）；2026-08-21 单日约 64435 行（分钟 × 概念）。</w:t>
       </w:r>
     </w:p>
     <w:p>
       <w:pPr>
-        <w:spacing w:before="0" w:after="40" w:line="276" w:lineRule="auto"/>
-        <w:ind w:left="283"/>
+        <w:spacing w:before="0" w:after="40" w:line="269" w:lineRule="auto"/>
+        <w:ind w:left="255"/>
       </w:pPr>
       <w:r>
         <w:rPr>
@@ -178,13 +220,2776 @@
           <w:color w:val="222222"/>
           <w:sz w:val="22"/>
         </w:rPr>
-        <w:t>• 会不会投机：隐藏用例、打乱股票顺序、禁止硬编码答案表；只改输出文件名过不了。</w:t>
+        <w:t>• 表字段：时间、概念板块、涨停数、较上分钟、今日峰值、新增、开板。</w:t>
       </w:r>
     </w:p>
     <w:p>
       <w:pPr>
-        <w:spacing w:before="0" w:after="40" w:line="276" w:lineRule="auto"/>
-        <w:ind w:left="283"/>
+        <w:spacing w:before="20" w:after="80" w:line="269" w:lineRule="auto"/>
+      </w:pPr>
+      <w:r>
+        <w:rPr>
+          <w:rFonts w:ascii="Aptos" w:hAnsi="Aptos" w:eastAsia="Microsoft YaHei"/>
+          <w:b w:val="0"/>
+          <w:i w:val="0"/>
+          <w:color w:val="222222"/>
+          <w:sz w:val="20"/>
+        </w:rPr>
+        <w:t>证据表 A｜2026-08-21 09:25 开盘附近（节选）</w:t>
+      </w:r>
+    </w:p>
+    <w:tbl>
+      <w:tblPr>
+        <w:tblStyle w:val="TableGrid"/>
+        <w:tblW w:type="auto" w:w="0"/>
+        <w:jc w:val="center"/>
+        <w:tblLook w:firstColumn="1" w:firstRow="1" w:lastColumn="0" w:lastRow="0" w:noHBand="0" w:noVBand="1" w:val="04A0"/>
+      </w:tblPr>
+      <w:tblGrid>
+        <w:gridCol w:w="1457"/>
+        <w:gridCol w:w="1457"/>
+        <w:gridCol w:w="1457"/>
+        <w:gridCol w:w="1457"/>
+        <w:gridCol w:w="1457"/>
+        <w:gridCol w:w="1457"/>
+        <w:gridCol w:w="1457"/>
+      </w:tblGrid>
+      <w:tr>
+        <w:tc>
+          <w:tcPr>
+            <w:tcW w:type="dxa" w:w="1457"/>
+          </w:tcPr>
+          <w:p>
+            <w:pPr>
+              <w:spacing w:before="20" w:after="20" w:line="269" w:lineRule="auto"/>
+            </w:pPr>
+            <w:r/>
+            <w:r>
+              <w:rPr>
+                <w:rFonts w:ascii="Aptos" w:hAnsi="Aptos" w:eastAsia="Microsoft YaHei"/>
+                <w:b/>
+                <w:i w:val="0"/>
+                <w:color w:val="1A535C"/>
+                <w:sz w:val="17"/>
+              </w:rPr>
+              <w:t>时间</w:t>
+            </w:r>
+          </w:p>
+        </w:tc>
+        <w:tc>
+          <w:tcPr>
+            <w:tcW w:type="dxa" w:w="1457"/>
+          </w:tcPr>
+          <w:p>
+            <w:pPr>
+              <w:spacing w:before="20" w:after="20" w:line="269" w:lineRule="auto"/>
+            </w:pPr>
+            <w:r/>
+            <w:r>
+              <w:rPr>
+                <w:rFonts w:ascii="Aptos" w:hAnsi="Aptos" w:eastAsia="Microsoft YaHei"/>
+                <w:b/>
+                <w:i w:val="0"/>
+                <w:color w:val="1A535C"/>
+                <w:sz w:val="17"/>
+              </w:rPr>
+              <w:t>概念板块</w:t>
+            </w:r>
+          </w:p>
+        </w:tc>
+        <w:tc>
+          <w:tcPr>
+            <w:tcW w:type="dxa" w:w="1457"/>
+          </w:tcPr>
+          <w:p>
+            <w:pPr>
+              <w:spacing w:before="20" w:after="20" w:line="269" w:lineRule="auto"/>
+            </w:pPr>
+            <w:r/>
+            <w:r>
+              <w:rPr>
+                <w:rFonts w:ascii="Aptos" w:hAnsi="Aptos" w:eastAsia="Microsoft YaHei"/>
+                <w:b/>
+                <w:i w:val="0"/>
+                <w:color w:val="1A535C"/>
+                <w:sz w:val="17"/>
+              </w:rPr>
+              <w:t>涨停数</w:t>
+            </w:r>
+          </w:p>
+        </w:tc>
+        <w:tc>
+          <w:tcPr>
+            <w:tcW w:type="dxa" w:w="1457"/>
+          </w:tcPr>
+          <w:p>
+            <w:pPr>
+              <w:spacing w:before="20" w:after="20" w:line="269" w:lineRule="auto"/>
+            </w:pPr>
+            <w:r/>
+            <w:r>
+              <w:rPr>
+                <w:rFonts w:ascii="Aptos" w:hAnsi="Aptos" w:eastAsia="Microsoft YaHei"/>
+                <w:b/>
+                <w:i w:val="0"/>
+                <w:color w:val="1A535C"/>
+                <w:sz w:val="17"/>
+              </w:rPr>
+              <w:t>较上分钟</w:t>
+            </w:r>
+          </w:p>
+        </w:tc>
+        <w:tc>
+          <w:tcPr>
+            <w:tcW w:type="dxa" w:w="1457"/>
+          </w:tcPr>
+          <w:p>
+            <w:pPr>
+              <w:spacing w:before="20" w:after="20" w:line="269" w:lineRule="auto"/>
+            </w:pPr>
+            <w:r/>
+            <w:r>
+              <w:rPr>
+                <w:rFonts w:ascii="Aptos" w:hAnsi="Aptos" w:eastAsia="Microsoft YaHei"/>
+                <w:b/>
+                <w:i w:val="0"/>
+                <w:color w:val="1A535C"/>
+                <w:sz w:val="17"/>
+              </w:rPr>
+              <w:t>今日峰值</w:t>
+            </w:r>
+          </w:p>
+        </w:tc>
+        <w:tc>
+          <w:tcPr>
+            <w:tcW w:type="dxa" w:w="1457"/>
+          </w:tcPr>
+          <w:p>
+            <w:pPr>
+              <w:spacing w:before="20" w:after="20" w:line="269" w:lineRule="auto"/>
+            </w:pPr>
+            <w:r/>
+            <w:r>
+              <w:rPr>
+                <w:rFonts w:ascii="Aptos" w:hAnsi="Aptos" w:eastAsia="Microsoft YaHei"/>
+                <w:b/>
+                <w:i w:val="0"/>
+                <w:color w:val="1A535C"/>
+                <w:sz w:val="17"/>
+              </w:rPr>
+              <w:t>新增</w:t>
+            </w:r>
+          </w:p>
+        </w:tc>
+        <w:tc>
+          <w:tcPr>
+            <w:tcW w:type="dxa" w:w="1457"/>
+          </w:tcPr>
+          <w:p>
+            <w:pPr>
+              <w:spacing w:before="20" w:after="20" w:line="269" w:lineRule="auto"/>
+            </w:pPr>
+            <w:r/>
+            <w:r>
+              <w:rPr>
+                <w:rFonts w:ascii="Aptos" w:hAnsi="Aptos" w:eastAsia="Microsoft YaHei"/>
+                <w:b/>
+                <w:i w:val="0"/>
+                <w:color w:val="1A535C"/>
+                <w:sz w:val="17"/>
+              </w:rPr>
+              <w:t>开板</w:t>
+            </w:r>
+          </w:p>
+        </w:tc>
+      </w:tr>
+      <w:tr>
+        <w:tc>
+          <w:tcPr>
+            <w:tcW w:type="dxa" w:w="1457"/>
+          </w:tcPr>
+          <w:p>
+            <w:pPr>
+              <w:spacing w:before="20" w:after="20" w:line="269" w:lineRule="auto"/>
+            </w:pPr>
+            <w:r/>
+            <w:r>
+              <w:rPr>
+                <w:rFonts w:ascii="Aptos" w:hAnsi="Aptos" w:eastAsia="Microsoft YaHei"/>
+                <w:b w:val="0"/>
+                <w:i w:val="0"/>
+                <w:color w:val="222222"/>
+                <w:sz w:val="16"/>
+              </w:rPr>
+              <w:t>2026-08-21 09:25:08</w:t>
+            </w:r>
+          </w:p>
+        </w:tc>
+        <w:tc>
+          <w:tcPr>
+            <w:tcW w:type="dxa" w:w="1457"/>
+          </w:tcPr>
+          <w:p>
+            <w:pPr>
+              <w:spacing w:before="20" w:after="20" w:line="269" w:lineRule="auto"/>
+            </w:pPr>
+            <w:r/>
+            <w:r>
+              <w:rPr>
+                <w:rFonts w:ascii="Aptos" w:hAnsi="Aptos" w:eastAsia="Microsoft YaHei"/>
+                <w:b w:val="0"/>
+                <w:i w:val="0"/>
+                <w:color w:val="222222"/>
+                <w:sz w:val="16"/>
+              </w:rPr>
+              <w:t>储能</w:t>
+            </w:r>
+          </w:p>
+        </w:tc>
+        <w:tc>
+          <w:tcPr>
+            <w:tcW w:type="dxa" w:w="1457"/>
+          </w:tcPr>
+          <w:p>
+            <w:pPr>
+              <w:spacing w:before="20" w:after="20" w:line="269" w:lineRule="auto"/>
+            </w:pPr>
+            <w:r/>
+            <w:r>
+              <w:rPr>
+                <w:rFonts w:ascii="Aptos" w:hAnsi="Aptos" w:eastAsia="Microsoft YaHei"/>
+                <w:b w:val="0"/>
+                <w:i w:val="0"/>
+                <w:color w:val="222222"/>
+                <w:sz w:val="16"/>
+              </w:rPr>
+              <w:t>1</w:t>
+            </w:r>
+          </w:p>
+        </w:tc>
+        <w:tc>
+          <w:tcPr>
+            <w:tcW w:type="dxa" w:w="1457"/>
+          </w:tcPr>
+          <w:p>
+            <w:pPr>
+              <w:spacing w:before="20" w:after="20" w:line="269" w:lineRule="auto"/>
+            </w:pPr>
+            <w:r/>
+            <w:r>
+              <w:rPr>
+                <w:rFonts w:ascii="Aptos" w:hAnsi="Aptos" w:eastAsia="Microsoft YaHei"/>
+                <w:b w:val="0"/>
+                <w:i w:val="0"/>
+                <w:color w:val="222222"/>
+                <w:sz w:val="16"/>
+              </w:rPr>
+              <w:t>1</w:t>
+            </w:r>
+          </w:p>
+        </w:tc>
+        <w:tc>
+          <w:tcPr>
+            <w:tcW w:type="dxa" w:w="1457"/>
+          </w:tcPr>
+          <w:p>
+            <w:pPr>
+              <w:spacing w:before="20" w:after="20" w:line="269" w:lineRule="auto"/>
+            </w:pPr>
+            <w:r/>
+            <w:r>
+              <w:rPr>
+                <w:rFonts w:ascii="Aptos" w:hAnsi="Aptos" w:eastAsia="Microsoft YaHei"/>
+                <w:b w:val="0"/>
+                <w:i w:val="0"/>
+                <w:color w:val="222222"/>
+                <w:sz w:val="16"/>
+              </w:rPr>
+              <w:t>1</w:t>
+            </w:r>
+          </w:p>
+        </w:tc>
+        <w:tc>
+          <w:tcPr>
+            <w:tcW w:type="dxa" w:w="1457"/>
+          </w:tcPr>
+          <w:p>
+            <w:pPr>
+              <w:spacing w:before="20" w:after="20" w:line="269" w:lineRule="auto"/>
+            </w:pPr>
+            <w:r/>
+            <w:r>
+              <w:rPr>
+                <w:rFonts w:ascii="Aptos" w:hAnsi="Aptos" w:eastAsia="Microsoft YaHei"/>
+                <w:b w:val="0"/>
+                <w:i w:val="0"/>
+                <w:color w:val="222222"/>
+                <w:sz w:val="16"/>
+              </w:rPr>
+              <w:t>*ST威领</w:t>
+            </w:r>
+          </w:p>
+        </w:tc>
+        <w:tc>
+          <w:tcPr>
+            <w:tcW w:type="dxa" w:w="1457"/>
+          </w:tcPr>
+          <w:p>
+            <w:pPr>
+              <w:spacing w:before="20" w:after="20" w:line="269" w:lineRule="auto"/>
+            </w:pPr>
+            <w:r/>
+            <w:r>
+              <w:rPr>
+                <w:rFonts w:ascii="Aptos" w:hAnsi="Aptos" w:eastAsia="Microsoft YaHei"/>
+                <w:b w:val="0"/>
+                <w:i w:val="0"/>
+                <w:color w:val="222222"/>
+                <w:sz w:val="16"/>
+              </w:rPr>
+              <w:t>-</w:t>
+            </w:r>
+          </w:p>
+        </w:tc>
+      </w:tr>
+      <w:tr>
+        <w:tc>
+          <w:tcPr>
+            <w:tcW w:type="dxa" w:w="1457"/>
+          </w:tcPr>
+          <w:p>
+            <w:pPr>
+              <w:spacing w:before="20" w:after="20" w:line="269" w:lineRule="auto"/>
+            </w:pPr>
+            <w:r/>
+            <w:r>
+              <w:rPr>
+                <w:rFonts w:ascii="Aptos" w:hAnsi="Aptos" w:eastAsia="Microsoft YaHei"/>
+                <w:b w:val="0"/>
+                <w:i w:val="0"/>
+                <w:color w:val="222222"/>
+                <w:sz w:val="16"/>
+              </w:rPr>
+              <w:t>2026-08-21 09:25:08</w:t>
+            </w:r>
+          </w:p>
+        </w:tc>
+        <w:tc>
+          <w:tcPr>
+            <w:tcW w:type="dxa" w:w="1457"/>
+          </w:tcPr>
+          <w:p>
+            <w:pPr>
+              <w:spacing w:before="20" w:after="20" w:line="269" w:lineRule="auto"/>
+            </w:pPr>
+            <w:r/>
+            <w:r>
+              <w:rPr>
+                <w:rFonts w:ascii="Aptos" w:hAnsi="Aptos" w:eastAsia="Microsoft YaHei"/>
+                <w:b w:val="0"/>
+                <w:i w:val="0"/>
+                <w:color w:val="222222"/>
+                <w:sz w:val="16"/>
+              </w:rPr>
+              <w:t>幽门螺杆菌</w:t>
+            </w:r>
+          </w:p>
+        </w:tc>
+        <w:tc>
+          <w:tcPr>
+            <w:tcW w:type="dxa" w:w="1457"/>
+          </w:tcPr>
+          <w:p>
+            <w:pPr>
+              <w:spacing w:before="20" w:after="20" w:line="269" w:lineRule="auto"/>
+            </w:pPr>
+            <w:r/>
+            <w:r>
+              <w:rPr>
+                <w:rFonts w:ascii="Aptos" w:hAnsi="Aptos" w:eastAsia="Microsoft YaHei"/>
+                <w:b w:val="0"/>
+                <w:i w:val="0"/>
+                <w:color w:val="222222"/>
+                <w:sz w:val="16"/>
+              </w:rPr>
+              <w:t>2</w:t>
+            </w:r>
+          </w:p>
+        </w:tc>
+        <w:tc>
+          <w:tcPr>
+            <w:tcW w:type="dxa" w:w="1457"/>
+          </w:tcPr>
+          <w:p>
+            <w:pPr>
+              <w:spacing w:before="20" w:after="20" w:line="269" w:lineRule="auto"/>
+            </w:pPr>
+            <w:r/>
+            <w:r>
+              <w:rPr>
+                <w:rFonts w:ascii="Aptos" w:hAnsi="Aptos" w:eastAsia="Microsoft YaHei"/>
+                <w:b w:val="0"/>
+                <w:i w:val="0"/>
+                <w:color w:val="222222"/>
+                <w:sz w:val="16"/>
+              </w:rPr>
+              <w:t>2</w:t>
+            </w:r>
+          </w:p>
+        </w:tc>
+        <w:tc>
+          <w:tcPr>
+            <w:tcW w:type="dxa" w:w="1457"/>
+          </w:tcPr>
+          <w:p>
+            <w:pPr>
+              <w:spacing w:before="20" w:after="20" w:line="269" w:lineRule="auto"/>
+            </w:pPr>
+            <w:r/>
+            <w:r>
+              <w:rPr>
+                <w:rFonts w:ascii="Aptos" w:hAnsi="Aptos" w:eastAsia="Microsoft YaHei"/>
+                <w:b w:val="0"/>
+                <w:i w:val="0"/>
+                <w:color w:val="222222"/>
+                <w:sz w:val="16"/>
+              </w:rPr>
+              <w:t>2</w:t>
+            </w:r>
+          </w:p>
+        </w:tc>
+        <w:tc>
+          <w:tcPr>
+            <w:tcW w:type="dxa" w:w="1457"/>
+          </w:tcPr>
+          <w:p>
+            <w:pPr>
+              <w:spacing w:before="20" w:after="20" w:line="269" w:lineRule="auto"/>
+            </w:pPr>
+            <w:r/>
+            <w:r>
+              <w:rPr>
+                <w:rFonts w:ascii="Aptos" w:hAnsi="Aptos" w:eastAsia="Microsoft YaHei"/>
+                <w:b w:val="0"/>
+                <w:i w:val="0"/>
+                <w:color w:val="222222"/>
+                <w:sz w:val="16"/>
+              </w:rPr>
+              <w:t>双鹭药业, 汉森制药</w:t>
+            </w:r>
+          </w:p>
+        </w:tc>
+        <w:tc>
+          <w:tcPr>
+            <w:tcW w:type="dxa" w:w="1457"/>
+          </w:tcPr>
+          <w:p>
+            <w:pPr>
+              <w:spacing w:before="20" w:after="20" w:line="269" w:lineRule="auto"/>
+            </w:pPr>
+            <w:r/>
+            <w:r>
+              <w:rPr>
+                <w:rFonts w:ascii="Aptos" w:hAnsi="Aptos" w:eastAsia="Microsoft YaHei"/>
+                <w:b w:val="0"/>
+                <w:i w:val="0"/>
+                <w:color w:val="222222"/>
+                <w:sz w:val="16"/>
+              </w:rPr>
+              <w:t>-</w:t>
+            </w:r>
+          </w:p>
+        </w:tc>
+      </w:tr>
+      <w:tr>
+        <w:tc>
+          <w:tcPr>
+            <w:tcW w:type="dxa" w:w="1457"/>
+          </w:tcPr>
+          <w:p>
+            <w:pPr>
+              <w:spacing w:before="20" w:after="20" w:line="269" w:lineRule="auto"/>
+            </w:pPr>
+            <w:r/>
+            <w:r>
+              <w:rPr>
+                <w:rFonts w:ascii="Aptos" w:hAnsi="Aptos" w:eastAsia="Microsoft YaHei"/>
+                <w:b w:val="0"/>
+                <w:i w:val="0"/>
+                <w:color w:val="222222"/>
+                <w:sz w:val="16"/>
+              </w:rPr>
+              <w:t>2026-08-21 09:25:08</w:t>
+            </w:r>
+          </w:p>
+        </w:tc>
+        <w:tc>
+          <w:tcPr>
+            <w:tcW w:type="dxa" w:w="1457"/>
+          </w:tcPr>
+          <w:p>
+            <w:pPr>
+              <w:spacing w:before="20" w:after="20" w:line="269" w:lineRule="auto"/>
+            </w:pPr>
+            <w:r/>
+            <w:r>
+              <w:rPr>
+                <w:rFonts w:ascii="Aptos" w:hAnsi="Aptos" w:eastAsia="Microsoft YaHei"/>
+                <w:b w:val="0"/>
+                <w:i w:val="0"/>
+                <w:color w:val="222222"/>
+                <w:sz w:val="16"/>
+              </w:rPr>
+              <w:t>锂矿</w:t>
+            </w:r>
+          </w:p>
+        </w:tc>
+        <w:tc>
+          <w:tcPr>
+            <w:tcW w:type="dxa" w:w="1457"/>
+          </w:tcPr>
+          <w:p>
+            <w:pPr>
+              <w:spacing w:before="20" w:after="20" w:line="269" w:lineRule="auto"/>
+            </w:pPr>
+            <w:r/>
+            <w:r>
+              <w:rPr>
+                <w:rFonts w:ascii="Aptos" w:hAnsi="Aptos" w:eastAsia="Microsoft YaHei"/>
+                <w:b w:val="0"/>
+                <w:i w:val="0"/>
+                <w:color w:val="222222"/>
+                <w:sz w:val="16"/>
+              </w:rPr>
+              <w:t>1</w:t>
+            </w:r>
+          </w:p>
+        </w:tc>
+        <w:tc>
+          <w:tcPr>
+            <w:tcW w:type="dxa" w:w="1457"/>
+          </w:tcPr>
+          <w:p>
+            <w:pPr>
+              <w:spacing w:before="20" w:after="20" w:line="269" w:lineRule="auto"/>
+            </w:pPr>
+            <w:r/>
+            <w:r>
+              <w:rPr>
+                <w:rFonts w:ascii="Aptos" w:hAnsi="Aptos" w:eastAsia="Microsoft YaHei"/>
+                <w:b w:val="0"/>
+                <w:i w:val="0"/>
+                <w:color w:val="222222"/>
+                <w:sz w:val="16"/>
+              </w:rPr>
+              <w:t>1</w:t>
+            </w:r>
+          </w:p>
+        </w:tc>
+        <w:tc>
+          <w:tcPr>
+            <w:tcW w:type="dxa" w:w="1457"/>
+          </w:tcPr>
+          <w:p>
+            <w:pPr>
+              <w:spacing w:before="20" w:after="20" w:line="269" w:lineRule="auto"/>
+            </w:pPr>
+            <w:r/>
+            <w:r>
+              <w:rPr>
+                <w:rFonts w:ascii="Aptos" w:hAnsi="Aptos" w:eastAsia="Microsoft YaHei"/>
+                <w:b w:val="0"/>
+                <w:i w:val="0"/>
+                <w:color w:val="222222"/>
+                <w:sz w:val="16"/>
+              </w:rPr>
+              <w:t>1</w:t>
+            </w:r>
+          </w:p>
+        </w:tc>
+        <w:tc>
+          <w:tcPr>
+            <w:tcW w:type="dxa" w:w="1457"/>
+          </w:tcPr>
+          <w:p>
+            <w:pPr>
+              <w:spacing w:before="20" w:after="20" w:line="269" w:lineRule="auto"/>
+            </w:pPr>
+            <w:r/>
+            <w:r>
+              <w:rPr>
+                <w:rFonts w:ascii="Aptos" w:hAnsi="Aptos" w:eastAsia="Microsoft YaHei"/>
+                <w:b w:val="0"/>
+                <w:i w:val="0"/>
+                <w:color w:val="222222"/>
+                <w:sz w:val="16"/>
+              </w:rPr>
+              <w:t>*ST威领</w:t>
+            </w:r>
+          </w:p>
+        </w:tc>
+        <w:tc>
+          <w:tcPr>
+            <w:tcW w:type="dxa" w:w="1457"/>
+          </w:tcPr>
+          <w:p>
+            <w:pPr>
+              <w:spacing w:before="20" w:after="20" w:line="269" w:lineRule="auto"/>
+            </w:pPr>
+            <w:r/>
+            <w:r>
+              <w:rPr>
+                <w:rFonts w:ascii="Aptos" w:hAnsi="Aptos" w:eastAsia="Microsoft YaHei"/>
+                <w:b w:val="0"/>
+                <w:i w:val="0"/>
+                <w:color w:val="222222"/>
+                <w:sz w:val="16"/>
+              </w:rPr>
+              <w:t>-</w:t>
+            </w:r>
+          </w:p>
+        </w:tc>
+      </w:tr>
+      <w:tr>
+        <w:tc>
+          <w:tcPr>
+            <w:tcW w:type="dxa" w:w="1457"/>
+          </w:tcPr>
+          <w:p>
+            <w:pPr>
+              <w:spacing w:before="20" w:after="20" w:line="269" w:lineRule="auto"/>
+            </w:pPr>
+            <w:r/>
+            <w:r>
+              <w:rPr>
+                <w:rFonts w:ascii="Aptos" w:hAnsi="Aptos" w:eastAsia="Microsoft YaHei"/>
+                <w:b w:val="0"/>
+                <w:i w:val="0"/>
+                <w:color w:val="222222"/>
+                <w:sz w:val="16"/>
+              </w:rPr>
+              <w:t>2026-08-21 09:25:08</w:t>
+            </w:r>
+          </w:p>
+        </w:tc>
+        <w:tc>
+          <w:tcPr>
+            <w:tcW w:type="dxa" w:w="1457"/>
+          </w:tcPr>
+          <w:p>
+            <w:pPr>
+              <w:spacing w:before="20" w:after="20" w:line="269" w:lineRule="auto"/>
+            </w:pPr>
+            <w:r/>
+            <w:r>
+              <w:rPr>
+                <w:rFonts w:ascii="Aptos" w:hAnsi="Aptos" w:eastAsia="Microsoft YaHei"/>
+                <w:b w:val="0"/>
+                <w:i w:val="0"/>
+                <w:color w:val="222222"/>
+                <w:sz w:val="16"/>
+              </w:rPr>
+              <w:t>减肥药</w:t>
+            </w:r>
+          </w:p>
+        </w:tc>
+        <w:tc>
+          <w:tcPr>
+            <w:tcW w:type="dxa" w:w="1457"/>
+          </w:tcPr>
+          <w:p>
+            <w:pPr>
+              <w:spacing w:before="20" w:after="20" w:line="269" w:lineRule="auto"/>
+            </w:pPr>
+            <w:r/>
+            <w:r>
+              <w:rPr>
+                <w:rFonts w:ascii="Aptos" w:hAnsi="Aptos" w:eastAsia="Microsoft YaHei"/>
+                <w:b w:val="0"/>
+                <w:i w:val="0"/>
+                <w:color w:val="222222"/>
+                <w:sz w:val="16"/>
+              </w:rPr>
+              <w:t>1</w:t>
+            </w:r>
+          </w:p>
+        </w:tc>
+        <w:tc>
+          <w:tcPr>
+            <w:tcW w:type="dxa" w:w="1457"/>
+          </w:tcPr>
+          <w:p>
+            <w:pPr>
+              <w:spacing w:before="20" w:after="20" w:line="269" w:lineRule="auto"/>
+            </w:pPr>
+            <w:r/>
+            <w:r>
+              <w:rPr>
+                <w:rFonts w:ascii="Aptos" w:hAnsi="Aptos" w:eastAsia="Microsoft YaHei"/>
+                <w:b w:val="0"/>
+                <w:i w:val="0"/>
+                <w:color w:val="222222"/>
+                <w:sz w:val="16"/>
+              </w:rPr>
+              <w:t>1</w:t>
+            </w:r>
+          </w:p>
+        </w:tc>
+        <w:tc>
+          <w:tcPr>
+            <w:tcW w:type="dxa" w:w="1457"/>
+          </w:tcPr>
+          <w:p>
+            <w:pPr>
+              <w:spacing w:before="20" w:after="20" w:line="269" w:lineRule="auto"/>
+            </w:pPr>
+            <w:r/>
+            <w:r>
+              <w:rPr>
+                <w:rFonts w:ascii="Aptos" w:hAnsi="Aptos" w:eastAsia="Microsoft YaHei"/>
+                <w:b w:val="0"/>
+                <w:i w:val="0"/>
+                <w:color w:val="222222"/>
+                <w:sz w:val="16"/>
+              </w:rPr>
+              <w:t>1</w:t>
+            </w:r>
+          </w:p>
+        </w:tc>
+        <w:tc>
+          <w:tcPr>
+            <w:tcW w:type="dxa" w:w="1457"/>
+          </w:tcPr>
+          <w:p>
+            <w:pPr>
+              <w:spacing w:before="20" w:after="20" w:line="269" w:lineRule="auto"/>
+            </w:pPr>
+            <w:r/>
+            <w:r>
+              <w:rPr>
+                <w:rFonts w:ascii="Aptos" w:hAnsi="Aptos" w:eastAsia="Microsoft YaHei"/>
+                <w:b w:val="0"/>
+                <w:i w:val="0"/>
+                <w:color w:val="222222"/>
+                <w:sz w:val="16"/>
+              </w:rPr>
+              <w:t>双鹭药业</w:t>
+            </w:r>
+          </w:p>
+        </w:tc>
+        <w:tc>
+          <w:tcPr>
+            <w:tcW w:type="dxa" w:w="1457"/>
+          </w:tcPr>
+          <w:p>
+            <w:pPr>
+              <w:spacing w:before="20" w:after="20" w:line="269" w:lineRule="auto"/>
+            </w:pPr>
+            <w:r/>
+            <w:r>
+              <w:rPr>
+                <w:rFonts w:ascii="Aptos" w:hAnsi="Aptos" w:eastAsia="Microsoft YaHei"/>
+                <w:b w:val="0"/>
+                <w:i w:val="0"/>
+                <w:color w:val="222222"/>
+                <w:sz w:val="16"/>
+              </w:rPr>
+              <w:t>-</w:t>
+            </w:r>
+          </w:p>
+        </w:tc>
+      </w:tr>
+      <w:tr>
+        <w:tc>
+          <w:tcPr>
+            <w:tcW w:type="dxa" w:w="1457"/>
+          </w:tcPr>
+          <w:p>
+            <w:pPr>
+              <w:spacing w:before="20" w:after="20" w:line="269" w:lineRule="auto"/>
+            </w:pPr>
+            <w:r/>
+            <w:r>
+              <w:rPr>
+                <w:rFonts w:ascii="Aptos" w:hAnsi="Aptos" w:eastAsia="Microsoft YaHei"/>
+                <w:b w:val="0"/>
+                <w:i w:val="0"/>
+                <w:color w:val="222222"/>
+                <w:sz w:val="16"/>
+              </w:rPr>
+              <w:t>2026-08-21 09:25:08</w:t>
+            </w:r>
+          </w:p>
+        </w:tc>
+        <w:tc>
+          <w:tcPr>
+            <w:tcW w:type="dxa" w:w="1457"/>
+          </w:tcPr>
+          <w:p>
+            <w:pPr>
+              <w:spacing w:before="20" w:after="20" w:line="269" w:lineRule="auto"/>
+            </w:pPr>
+            <w:r/>
+            <w:r>
+              <w:rPr>
+                <w:rFonts w:ascii="Aptos" w:hAnsi="Aptos" w:eastAsia="Microsoft YaHei"/>
+                <w:b w:val="0"/>
+                <w:i w:val="0"/>
+                <w:color w:val="222222"/>
+                <w:sz w:val="16"/>
+              </w:rPr>
+              <w:t>智能医疗</w:t>
+            </w:r>
+          </w:p>
+        </w:tc>
+        <w:tc>
+          <w:tcPr>
+            <w:tcW w:type="dxa" w:w="1457"/>
+          </w:tcPr>
+          <w:p>
+            <w:pPr>
+              <w:spacing w:before="20" w:after="20" w:line="269" w:lineRule="auto"/>
+            </w:pPr>
+            <w:r/>
+            <w:r>
+              <w:rPr>
+                <w:rFonts w:ascii="Aptos" w:hAnsi="Aptos" w:eastAsia="Microsoft YaHei"/>
+                <w:b w:val="0"/>
+                <w:i w:val="0"/>
+                <w:color w:val="222222"/>
+                <w:sz w:val="16"/>
+              </w:rPr>
+              <w:t>1</w:t>
+            </w:r>
+          </w:p>
+        </w:tc>
+        <w:tc>
+          <w:tcPr>
+            <w:tcW w:type="dxa" w:w="1457"/>
+          </w:tcPr>
+          <w:p>
+            <w:pPr>
+              <w:spacing w:before="20" w:after="20" w:line="269" w:lineRule="auto"/>
+            </w:pPr>
+            <w:r/>
+            <w:r>
+              <w:rPr>
+                <w:rFonts w:ascii="Aptos" w:hAnsi="Aptos" w:eastAsia="Microsoft YaHei"/>
+                <w:b w:val="0"/>
+                <w:i w:val="0"/>
+                <w:color w:val="222222"/>
+                <w:sz w:val="16"/>
+              </w:rPr>
+              <w:t>1</w:t>
+            </w:r>
+          </w:p>
+        </w:tc>
+        <w:tc>
+          <w:tcPr>
+            <w:tcW w:type="dxa" w:w="1457"/>
+          </w:tcPr>
+          <w:p>
+            <w:pPr>
+              <w:spacing w:before="20" w:after="20" w:line="269" w:lineRule="auto"/>
+            </w:pPr>
+            <w:r/>
+            <w:r>
+              <w:rPr>
+                <w:rFonts w:ascii="Aptos" w:hAnsi="Aptos" w:eastAsia="Microsoft YaHei"/>
+                <w:b w:val="0"/>
+                <w:i w:val="0"/>
+                <w:color w:val="222222"/>
+                <w:sz w:val="16"/>
+              </w:rPr>
+              <w:t>1</w:t>
+            </w:r>
+          </w:p>
+        </w:tc>
+        <w:tc>
+          <w:tcPr>
+            <w:tcW w:type="dxa" w:w="1457"/>
+          </w:tcPr>
+          <w:p>
+            <w:pPr>
+              <w:spacing w:before="20" w:after="20" w:line="269" w:lineRule="auto"/>
+            </w:pPr>
+            <w:r/>
+            <w:r>
+              <w:rPr>
+                <w:rFonts w:ascii="Aptos" w:hAnsi="Aptos" w:eastAsia="Microsoft YaHei"/>
+                <w:b w:val="0"/>
+                <w:i w:val="0"/>
+                <w:color w:val="222222"/>
+                <w:sz w:val="16"/>
+              </w:rPr>
+              <w:t>双鹭药业</w:t>
+            </w:r>
+          </w:p>
+        </w:tc>
+        <w:tc>
+          <w:tcPr>
+            <w:tcW w:type="dxa" w:w="1457"/>
+          </w:tcPr>
+          <w:p>
+            <w:pPr>
+              <w:spacing w:before="20" w:after="20" w:line="269" w:lineRule="auto"/>
+            </w:pPr>
+            <w:r/>
+            <w:r>
+              <w:rPr>
+                <w:rFonts w:ascii="Aptos" w:hAnsi="Aptos" w:eastAsia="Microsoft YaHei"/>
+                <w:b w:val="0"/>
+                <w:i w:val="0"/>
+                <w:color w:val="222222"/>
+                <w:sz w:val="16"/>
+              </w:rPr>
+              <w:t>-</w:t>
+            </w:r>
+          </w:p>
+        </w:tc>
+      </w:tr>
+      <w:tr>
+        <w:tc>
+          <w:tcPr>
+            <w:tcW w:type="dxa" w:w="1457"/>
+          </w:tcPr>
+          <w:p>
+            <w:pPr>
+              <w:spacing w:before="20" w:after="20" w:line="269" w:lineRule="auto"/>
+            </w:pPr>
+            <w:r/>
+            <w:r>
+              <w:rPr>
+                <w:rFonts w:ascii="Aptos" w:hAnsi="Aptos" w:eastAsia="Microsoft YaHei"/>
+                <w:b w:val="0"/>
+                <w:i w:val="0"/>
+                <w:color w:val="222222"/>
+                <w:sz w:val="16"/>
+              </w:rPr>
+              <w:t>2026-08-21 09:25:08</w:t>
+            </w:r>
+          </w:p>
+        </w:tc>
+        <w:tc>
+          <w:tcPr>
+            <w:tcW w:type="dxa" w:w="1457"/>
+          </w:tcPr>
+          <w:p>
+            <w:pPr>
+              <w:spacing w:before="20" w:after="20" w:line="269" w:lineRule="auto"/>
+            </w:pPr>
+            <w:r/>
+            <w:r>
+              <w:rPr>
+                <w:rFonts w:ascii="Aptos" w:hAnsi="Aptos" w:eastAsia="Microsoft YaHei"/>
+                <w:b w:val="0"/>
+                <w:i w:val="0"/>
+                <w:color w:val="222222"/>
+                <w:sz w:val="16"/>
+              </w:rPr>
+              <w:t>特斯拉概念</w:t>
+            </w:r>
+          </w:p>
+        </w:tc>
+        <w:tc>
+          <w:tcPr>
+            <w:tcW w:type="dxa" w:w="1457"/>
+          </w:tcPr>
+          <w:p>
+            <w:pPr>
+              <w:spacing w:before="20" w:after="20" w:line="269" w:lineRule="auto"/>
+            </w:pPr>
+            <w:r/>
+            <w:r>
+              <w:rPr>
+                <w:rFonts w:ascii="Aptos" w:hAnsi="Aptos" w:eastAsia="Microsoft YaHei"/>
+                <w:b w:val="0"/>
+                <w:i w:val="0"/>
+                <w:color w:val="222222"/>
+                <w:sz w:val="16"/>
+              </w:rPr>
+              <w:t>0</w:t>
+            </w:r>
+          </w:p>
+        </w:tc>
+        <w:tc>
+          <w:tcPr>
+            <w:tcW w:type="dxa" w:w="1457"/>
+          </w:tcPr>
+          <w:p>
+            <w:pPr>
+              <w:spacing w:before="20" w:after="20" w:line="269" w:lineRule="auto"/>
+            </w:pPr>
+            <w:r/>
+            <w:r>
+              <w:rPr>
+                <w:rFonts w:ascii="Aptos" w:hAnsi="Aptos" w:eastAsia="Microsoft YaHei"/>
+                <w:b w:val="0"/>
+                <w:i w:val="0"/>
+                <w:color w:val="222222"/>
+                <w:sz w:val="16"/>
+              </w:rPr>
+              <w:t>0</w:t>
+            </w:r>
+          </w:p>
+        </w:tc>
+        <w:tc>
+          <w:tcPr>
+            <w:tcW w:type="dxa" w:w="1457"/>
+          </w:tcPr>
+          <w:p>
+            <w:pPr>
+              <w:spacing w:before="20" w:after="20" w:line="269" w:lineRule="auto"/>
+            </w:pPr>
+            <w:r/>
+            <w:r>
+              <w:rPr>
+                <w:rFonts w:ascii="Aptos" w:hAnsi="Aptos" w:eastAsia="Microsoft YaHei"/>
+                <w:b w:val="0"/>
+                <w:i w:val="0"/>
+                <w:color w:val="222222"/>
+                <w:sz w:val="16"/>
+              </w:rPr>
+              <w:t>0</w:t>
+            </w:r>
+          </w:p>
+        </w:tc>
+        <w:tc>
+          <w:tcPr>
+            <w:tcW w:type="dxa" w:w="1457"/>
+          </w:tcPr>
+          <w:p>
+            <w:pPr>
+              <w:spacing w:before="20" w:after="20" w:line="269" w:lineRule="auto"/>
+            </w:pPr>
+            <w:r/>
+            <w:r>
+              <w:rPr>
+                <w:rFonts w:ascii="Aptos" w:hAnsi="Aptos" w:eastAsia="Microsoft YaHei"/>
+                <w:b w:val="0"/>
+                <w:i w:val="0"/>
+                <w:color w:val="222222"/>
+                <w:sz w:val="16"/>
+              </w:rPr>
+              <w:t>-</w:t>
+            </w:r>
+          </w:p>
+        </w:tc>
+        <w:tc>
+          <w:tcPr>
+            <w:tcW w:type="dxa" w:w="1457"/>
+          </w:tcPr>
+          <w:p>
+            <w:pPr>
+              <w:spacing w:before="20" w:after="20" w:line="269" w:lineRule="auto"/>
+            </w:pPr>
+            <w:r/>
+            <w:r>
+              <w:rPr>
+                <w:rFonts w:ascii="Aptos" w:hAnsi="Aptos" w:eastAsia="Microsoft YaHei"/>
+                <w:b w:val="0"/>
+                <w:i w:val="0"/>
+                <w:color w:val="222222"/>
+                <w:sz w:val="16"/>
+              </w:rPr>
+              <w:t>-</w:t>
+            </w:r>
+          </w:p>
+        </w:tc>
+      </w:tr>
+      <w:tr>
+        <w:tc>
+          <w:tcPr>
+            <w:tcW w:type="dxa" w:w="1457"/>
+          </w:tcPr>
+          <w:p>
+            <w:pPr>
+              <w:spacing w:before="20" w:after="20" w:line="269" w:lineRule="auto"/>
+            </w:pPr>
+            <w:r/>
+            <w:r>
+              <w:rPr>
+                <w:rFonts w:ascii="Aptos" w:hAnsi="Aptos" w:eastAsia="Microsoft YaHei"/>
+                <w:b w:val="0"/>
+                <w:i w:val="0"/>
+                <w:color w:val="222222"/>
+                <w:sz w:val="16"/>
+              </w:rPr>
+              <w:t>2026-08-21 09:25:08</w:t>
+            </w:r>
+          </w:p>
+        </w:tc>
+        <w:tc>
+          <w:tcPr>
+            <w:tcW w:type="dxa" w:w="1457"/>
+          </w:tcPr>
+          <w:p>
+            <w:pPr>
+              <w:spacing w:before="20" w:after="20" w:line="269" w:lineRule="auto"/>
+            </w:pPr>
+            <w:r/>
+            <w:r>
+              <w:rPr>
+                <w:rFonts w:ascii="Aptos" w:hAnsi="Aptos" w:eastAsia="Microsoft YaHei"/>
+                <w:b w:val="0"/>
+                <w:i w:val="0"/>
+                <w:color w:val="222222"/>
+                <w:sz w:val="16"/>
+              </w:rPr>
+              <w:t>虚拟电厂</w:t>
+            </w:r>
+          </w:p>
+        </w:tc>
+        <w:tc>
+          <w:tcPr>
+            <w:tcW w:type="dxa" w:w="1457"/>
+          </w:tcPr>
+          <w:p>
+            <w:pPr>
+              <w:spacing w:before="20" w:after="20" w:line="269" w:lineRule="auto"/>
+            </w:pPr>
+            <w:r/>
+            <w:r>
+              <w:rPr>
+                <w:rFonts w:ascii="Aptos" w:hAnsi="Aptos" w:eastAsia="Microsoft YaHei"/>
+                <w:b w:val="0"/>
+                <w:i w:val="0"/>
+                <w:color w:val="222222"/>
+                <w:sz w:val="16"/>
+              </w:rPr>
+              <w:t>0</w:t>
+            </w:r>
+          </w:p>
+        </w:tc>
+        <w:tc>
+          <w:tcPr>
+            <w:tcW w:type="dxa" w:w="1457"/>
+          </w:tcPr>
+          <w:p>
+            <w:pPr>
+              <w:spacing w:before="20" w:after="20" w:line="269" w:lineRule="auto"/>
+            </w:pPr>
+            <w:r/>
+            <w:r>
+              <w:rPr>
+                <w:rFonts w:ascii="Aptos" w:hAnsi="Aptos" w:eastAsia="Microsoft YaHei"/>
+                <w:b w:val="0"/>
+                <w:i w:val="0"/>
+                <w:color w:val="222222"/>
+                <w:sz w:val="16"/>
+              </w:rPr>
+              <w:t>0</w:t>
+            </w:r>
+          </w:p>
+        </w:tc>
+        <w:tc>
+          <w:tcPr>
+            <w:tcW w:type="dxa" w:w="1457"/>
+          </w:tcPr>
+          <w:p>
+            <w:pPr>
+              <w:spacing w:before="20" w:after="20" w:line="269" w:lineRule="auto"/>
+            </w:pPr>
+            <w:r/>
+            <w:r>
+              <w:rPr>
+                <w:rFonts w:ascii="Aptos" w:hAnsi="Aptos" w:eastAsia="Microsoft YaHei"/>
+                <w:b w:val="0"/>
+                <w:i w:val="0"/>
+                <w:color w:val="222222"/>
+                <w:sz w:val="16"/>
+              </w:rPr>
+              <w:t>0</w:t>
+            </w:r>
+          </w:p>
+        </w:tc>
+        <w:tc>
+          <w:tcPr>
+            <w:tcW w:type="dxa" w:w="1457"/>
+          </w:tcPr>
+          <w:p>
+            <w:pPr>
+              <w:spacing w:before="20" w:after="20" w:line="269" w:lineRule="auto"/>
+            </w:pPr>
+            <w:r/>
+            <w:r>
+              <w:rPr>
+                <w:rFonts w:ascii="Aptos" w:hAnsi="Aptos" w:eastAsia="Microsoft YaHei"/>
+                <w:b w:val="0"/>
+                <w:i w:val="0"/>
+                <w:color w:val="222222"/>
+                <w:sz w:val="16"/>
+              </w:rPr>
+              <w:t>-</w:t>
+            </w:r>
+          </w:p>
+        </w:tc>
+        <w:tc>
+          <w:tcPr>
+            <w:tcW w:type="dxa" w:w="1457"/>
+          </w:tcPr>
+          <w:p>
+            <w:pPr>
+              <w:spacing w:before="20" w:after="20" w:line="269" w:lineRule="auto"/>
+            </w:pPr>
+            <w:r/>
+            <w:r>
+              <w:rPr>
+                <w:rFonts w:ascii="Aptos" w:hAnsi="Aptos" w:eastAsia="Microsoft YaHei"/>
+                <w:b w:val="0"/>
+                <w:i w:val="0"/>
+                <w:color w:val="222222"/>
+                <w:sz w:val="16"/>
+              </w:rPr>
+              <w:t>-</w:t>
+            </w:r>
+          </w:p>
+        </w:tc>
+      </w:tr>
+      <w:tr>
+        <w:tc>
+          <w:tcPr>
+            <w:tcW w:type="dxa" w:w="1457"/>
+          </w:tcPr>
+          <w:p>
+            <w:pPr>
+              <w:spacing w:before="20" w:after="20" w:line="269" w:lineRule="auto"/>
+            </w:pPr>
+            <w:r/>
+            <w:r>
+              <w:rPr>
+                <w:rFonts w:ascii="Aptos" w:hAnsi="Aptos" w:eastAsia="Microsoft YaHei"/>
+                <w:b w:val="0"/>
+                <w:i w:val="0"/>
+                <w:color w:val="222222"/>
+                <w:sz w:val="16"/>
+              </w:rPr>
+              <w:t>2026-08-21 09:25:08</w:t>
+            </w:r>
+          </w:p>
+        </w:tc>
+        <w:tc>
+          <w:tcPr>
+            <w:tcW w:type="dxa" w:w="1457"/>
+          </w:tcPr>
+          <w:p>
+            <w:pPr>
+              <w:spacing w:before="20" w:after="20" w:line="269" w:lineRule="auto"/>
+            </w:pPr>
+            <w:r/>
+            <w:r>
+              <w:rPr>
+                <w:rFonts w:ascii="Aptos" w:hAnsi="Aptos" w:eastAsia="Microsoft YaHei"/>
+                <w:b w:val="0"/>
+                <w:i w:val="0"/>
+                <w:color w:val="222222"/>
+                <w:sz w:val="16"/>
+              </w:rPr>
+              <w:t>算力租赁</w:t>
+            </w:r>
+          </w:p>
+        </w:tc>
+        <w:tc>
+          <w:tcPr>
+            <w:tcW w:type="dxa" w:w="1457"/>
+          </w:tcPr>
+          <w:p>
+            <w:pPr>
+              <w:spacing w:before="20" w:after="20" w:line="269" w:lineRule="auto"/>
+            </w:pPr>
+            <w:r/>
+            <w:r>
+              <w:rPr>
+                <w:rFonts w:ascii="Aptos" w:hAnsi="Aptos" w:eastAsia="Microsoft YaHei"/>
+                <w:b w:val="0"/>
+                <w:i w:val="0"/>
+                <w:color w:val="222222"/>
+                <w:sz w:val="16"/>
+              </w:rPr>
+              <w:t>0</w:t>
+            </w:r>
+          </w:p>
+        </w:tc>
+        <w:tc>
+          <w:tcPr>
+            <w:tcW w:type="dxa" w:w="1457"/>
+          </w:tcPr>
+          <w:p>
+            <w:pPr>
+              <w:spacing w:before="20" w:after="20" w:line="269" w:lineRule="auto"/>
+            </w:pPr>
+            <w:r/>
+            <w:r>
+              <w:rPr>
+                <w:rFonts w:ascii="Aptos" w:hAnsi="Aptos" w:eastAsia="Microsoft YaHei"/>
+                <w:b w:val="0"/>
+                <w:i w:val="0"/>
+                <w:color w:val="222222"/>
+                <w:sz w:val="16"/>
+              </w:rPr>
+              <w:t>0</w:t>
+            </w:r>
+          </w:p>
+        </w:tc>
+        <w:tc>
+          <w:tcPr>
+            <w:tcW w:type="dxa" w:w="1457"/>
+          </w:tcPr>
+          <w:p>
+            <w:pPr>
+              <w:spacing w:before="20" w:after="20" w:line="269" w:lineRule="auto"/>
+            </w:pPr>
+            <w:r/>
+            <w:r>
+              <w:rPr>
+                <w:rFonts w:ascii="Aptos" w:hAnsi="Aptos" w:eastAsia="Microsoft YaHei"/>
+                <w:b w:val="0"/>
+                <w:i w:val="0"/>
+                <w:color w:val="222222"/>
+                <w:sz w:val="16"/>
+              </w:rPr>
+              <w:t>0</w:t>
+            </w:r>
+          </w:p>
+        </w:tc>
+        <w:tc>
+          <w:tcPr>
+            <w:tcW w:type="dxa" w:w="1457"/>
+          </w:tcPr>
+          <w:p>
+            <w:pPr>
+              <w:spacing w:before="20" w:after="20" w:line="269" w:lineRule="auto"/>
+            </w:pPr>
+            <w:r/>
+            <w:r>
+              <w:rPr>
+                <w:rFonts w:ascii="Aptos" w:hAnsi="Aptos" w:eastAsia="Microsoft YaHei"/>
+                <w:b w:val="0"/>
+                <w:i w:val="0"/>
+                <w:color w:val="222222"/>
+                <w:sz w:val="16"/>
+              </w:rPr>
+              <w:t>-</w:t>
+            </w:r>
+          </w:p>
+        </w:tc>
+        <w:tc>
+          <w:tcPr>
+            <w:tcW w:type="dxa" w:w="1457"/>
+          </w:tcPr>
+          <w:p>
+            <w:pPr>
+              <w:spacing w:before="20" w:after="20" w:line="269" w:lineRule="auto"/>
+            </w:pPr>
+            <w:r/>
+            <w:r>
+              <w:rPr>
+                <w:rFonts w:ascii="Aptos" w:hAnsi="Aptos" w:eastAsia="Microsoft YaHei"/>
+                <w:b w:val="0"/>
+                <w:i w:val="0"/>
+                <w:color w:val="222222"/>
+                <w:sz w:val="16"/>
+              </w:rPr>
+              <w:t>-</w:t>
+            </w:r>
+          </w:p>
+        </w:tc>
+      </w:tr>
+    </w:tbl>
+    <w:p/>
+    <w:p>
+      <w:pPr>
+        <w:spacing w:before="20" w:after="80" w:line="269" w:lineRule="auto"/>
+      </w:pPr>
+      <w:r>
+        <w:rPr>
+          <w:rFonts w:ascii="Aptos" w:hAnsi="Aptos" w:eastAsia="Microsoft YaHei"/>
+          <w:b w:val="0"/>
+          <w:i w:val="0"/>
+          <w:color w:val="222222"/>
+          <w:sz w:val="20"/>
+        </w:rPr>
+        <w:t>证据表 B｜同日「储能」连续分钟（节选）</w:t>
+      </w:r>
+    </w:p>
+    <w:tbl>
+      <w:tblPr>
+        <w:tblStyle w:val="TableGrid"/>
+        <w:tblW w:type="auto" w:w="0"/>
+        <w:jc w:val="center"/>
+        <w:tblLook w:firstColumn="1" w:firstRow="1" w:lastColumn="0" w:lastRow="0" w:noHBand="0" w:noVBand="1" w:val="04A0"/>
+      </w:tblPr>
+      <w:tblGrid>
+        <w:gridCol w:w="1457"/>
+        <w:gridCol w:w="1457"/>
+        <w:gridCol w:w="1457"/>
+        <w:gridCol w:w="1457"/>
+        <w:gridCol w:w="1457"/>
+        <w:gridCol w:w="1457"/>
+        <w:gridCol w:w="1457"/>
+      </w:tblGrid>
+      <w:tr>
+        <w:tc>
+          <w:tcPr>
+            <w:tcW w:type="dxa" w:w="1457"/>
+          </w:tcPr>
+          <w:p>
+            <w:pPr>
+              <w:spacing w:before="20" w:after="20" w:line="269" w:lineRule="auto"/>
+            </w:pPr>
+            <w:r/>
+            <w:r>
+              <w:rPr>
+                <w:rFonts w:ascii="Aptos" w:hAnsi="Aptos" w:eastAsia="Microsoft YaHei"/>
+                <w:b/>
+                <w:i w:val="0"/>
+                <w:color w:val="1A535C"/>
+                <w:sz w:val="17"/>
+              </w:rPr>
+              <w:t>时间</w:t>
+            </w:r>
+          </w:p>
+        </w:tc>
+        <w:tc>
+          <w:tcPr>
+            <w:tcW w:type="dxa" w:w="1457"/>
+          </w:tcPr>
+          <w:p>
+            <w:pPr>
+              <w:spacing w:before="20" w:after="20" w:line="269" w:lineRule="auto"/>
+            </w:pPr>
+            <w:r/>
+            <w:r>
+              <w:rPr>
+                <w:rFonts w:ascii="Aptos" w:hAnsi="Aptos" w:eastAsia="Microsoft YaHei"/>
+                <w:b/>
+                <w:i w:val="0"/>
+                <w:color w:val="1A535C"/>
+                <w:sz w:val="17"/>
+              </w:rPr>
+              <w:t>概念板块</w:t>
+            </w:r>
+          </w:p>
+        </w:tc>
+        <w:tc>
+          <w:tcPr>
+            <w:tcW w:type="dxa" w:w="1457"/>
+          </w:tcPr>
+          <w:p>
+            <w:pPr>
+              <w:spacing w:before="20" w:after="20" w:line="269" w:lineRule="auto"/>
+            </w:pPr>
+            <w:r/>
+            <w:r>
+              <w:rPr>
+                <w:rFonts w:ascii="Aptos" w:hAnsi="Aptos" w:eastAsia="Microsoft YaHei"/>
+                <w:b/>
+                <w:i w:val="0"/>
+                <w:color w:val="1A535C"/>
+                <w:sz w:val="17"/>
+              </w:rPr>
+              <w:t>涨停数</w:t>
+            </w:r>
+          </w:p>
+        </w:tc>
+        <w:tc>
+          <w:tcPr>
+            <w:tcW w:type="dxa" w:w="1457"/>
+          </w:tcPr>
+          <w:p>
+            <w:pPr>
+              <w:spacing w:before="20" w:after="20" w:line="269" w:lineRule="auto"/>
+            </w:pPr>
+            <w:r/>
+            <w:r>
+              <w:rPr>
+                <w:rFonts w:ascii="Aptos" w:hAnsi="Aptos" w:eastAsia="Microsoft YaHei"/>
+                <w:b/>
+                <w:i w:val="0"/>
+                <w:color w:val="1A535C"/>
+                <w:sz w:val="17"/>
+              </w:rPr>
+              <w:t>较上分钟</w:t>
+            </w:r>
+          </w:p>
+        </w:tc>
+        <w:tc>
+          <w:tcPr>
+            <w:tcW w:type="dxa" w:w="1457"/>
+          </w:tcPr>
+          <w:p>
+            <w:pPr>
+              <w:spacing w:before="20" w:after="20" w:line="269" w:lineRule="auto"/>
+            </w:pPr>
+            <w:r/>
+            <w:r>
+              <w:rPr>
+                <w:rFonts w:ascii="Aptos" w:hAnsi="Aptos" w:eastAsia="Microsoft YaHei"/>
+                <w:b/>
+                <w:i w:val="0"/>
+                <w:color w:val="1A535C"/>
+                <w:sz w:val="17"/>
+              </w:rPr>
+              <w:t>今日峰值</w:t>
+            </w:r>
+          </w:p>
+        </w:tc>
+        <w:tc>
+          <w:tcPr>
+            <w:tcW w:type="dxa" w:w="1457"/>
+          </w:tcPr>
+          <w:p>
+            <w:pPr>
+              <w:spacing w:before="20" w:after="20" w:line="269" w:lineRule="auto"/>
+            </w:pPr>
+            <w:r/>
+            <w:r>
+              <w:rPr>
+                <w:rFonts w:ascii="Aptos" w:hAnsi="Aptos" w:eastAsia="Microsoft YaHei"/>
+                <w:b/>
+                <w:i w:val="0"/>
+                <w:color w:val="1A535C"/>
+                <w:sz w:val="17"/>
+              </w:rPr>
+              <w:t>新增</w:t>
+            </w:r>
+          </w:p>
+        </w:tc>
+        <w:tc>
+          <w:tcPr>
+            <w:tcW w:type="dxa" w:w="1457"/>
+          </w:tcPr>
+          <w:p>
+            <w:pPr>
+              <w:spacing w:before="20" w:after="20" w:line="269" w:lineRule="auto"/>
+            </w:pPr>
+            <w:r/>
+            <w:r>
+              <w:rPr>
+                <w:rFonts w:ascii="Aptos" w:hAnsi="Aptos" w:eastAsia="Microsoft YaHei"/>
+                <w:b/>
+                <w:i w:val="0"/>
+                <w:color w:val="1A535C"/>
+                <w:sz w:val="17"/>
+              </w:rPr>
+              <w:t>开板</w:t>
+            </w:r>
+          </w:p>
+        </w:tc>
+      </w:tr>
+      <w:tr>
+        <w:tc>
+          <w:tcPr>
+            <w:tcW w:type="dxa" w:w="1457"/>
+          </w:tcPr>
+          <w:p>
+            <w:pPr>
+              <w:spacing w:before="20" w:after="20" w:line="269" w:lineRule="auto"/>
+            </w:pPr>
+            <w:r/>
+            <w:r>
+              <w:rPr>
+                <w:rFonts w:ascii="Aptos" w:hAnsi="Aptos" w:eastAsia="Microsoft YaHei"/>
+                <w:b w:val="0"/>
+                <w:i w:val="0"/>
+                <w:color w:val="222222"/>
+                <w:sz w:val="16"/>
+              </w:rPr>
+              <w:t>2026-08-21 09:25:08</w:t>
+            </w:r>
+          </w:p>
+        </w:tc>
+        <w:tc>
+          <w:tcPr>
+            <w:tcW w:type="dxa" w:w="1457"/>
+          </w:tcPr>
+          <w:p>
+            <w:pPr>
+              <w:spacing w:before="20" w:after="20" w:line="269" w:lineRule="auto"/>
+            </w:pPr>
+            <w:r/>
+            <w:r>
+              <w:rPr>
+                <w:rFonts w:ascii="Aptos" w:hAnsi="Aptos" w:eastAsia="Microsoft YaHei"/>
+                <w:b w:val="0"/>
+                <w:i w:val="0"/>
+                <w:color w:val="222222"/>
+                <w:sz w:val="16"/>
+              </w:rPr>
+              <w:t>储能</w:t>
+            </w:r>
+          </w:p>
+        </w:tc>
+        <w:tc>
+          <w:tcPr>
+            <w:tcW w:type="dxa" w:w="1457"/>
+          </w:tcPr>
+          <w:p>
+            <w:pPr>
+              <w:spacing w:before="20" w:after="20" w:line="269" w:lineRule="auto"/>
+            </w:pPr>
+            <w:r/>
+            <w:r>
+              <w:rPr>
+                <w:rFonts w:ascii="Aptos" w:hAnsi="Aptos" w:eastAsia="Microsoft YaHei"/>
+                <w:b w:val="0"/>
+                <w:i w:val="0"/>
+                <w:color w:val="222222"/>
+                <w:sz w:val="16"/>
+              </w:rPr>
+              <w:t>1</w:t>
+            </w:r>
+          </w:p>
+        </w:tc>
+        <w:tc>
+          <w:tcPr>
+            <w:tcW w:type="dxa" w:w="1457"/>
+          </w:tcPr>
+          <w:p>
+            <w:pPr>
+              <w:spacing w:before="20" w:after="20" w:line="269" w:lineRule="auto"/>
+            </w:pPr>
+            <w:r/>
+            <w:r>
+              <w:rPr>
+                <w:rFonts w:ascii="Aptos" w:hAnsi="Aptos" w:eastAsia="Microsoft YaHei"/>
+                <w:b w:val="0"/>
+                <w:i w:val="0"/>
+                <w:color w:val="222222"/>
+                <w:sz w:val="16"/>
+              </w:rPr>
+              <w:t>1</w:t>
+            </w:r>
+          </w:p>
+        </w:tc>
+        <w:tc>
+          <w:tcPr>
+            <w:tcW w:type="dxa" w:w="1457"/>
+          </w:tcPr>
+          <w:p>
+            <w:pPr>
+              <w:spacing w:before="20" w:after="20" w:line="269" w:lineRule="auto"/>
+            </w:pPr>
+            <w:r/>
+            <w:r>
+              <w:rPr>
+                <w:rFonts w:ascii="Aptos" w:hAnsi="Aptos" w:eastAsia="Microsoft YaHei"/>
+                <w:b w:val="0"/>
+                <w:i w:val="0"/>
+                <w:color w:val="222222"/>
+                <w:sz w:val="16"/>
+              </w:rPr>
+              <w:t>1</w:t>
+            </w:r>
+          </w:p>
+        </w:tc>
+        <w:tc>
+          <w:tcPr>
+            <w:tcW w:type="dxa" w:w="1457"/>
+          </w:tcPr>
+          <w:p>
+            <w:pPr>
+              <w:spacing w:before="20" w:after="20" w:line="269" w:lineRule="auto"/>
+            </w:pPr>
+            <w:r/>
+            <w:r>
+              <w:rPr>
+                <w:rFonts w:ascii="Aptos" w:hAnsi="Aptos" w:eastAsia="Microsoft YaHei"/>
+                <w:b w:val="0"/>
+                <w:i w:val="0"/>
+                <w:color w:val="222222"/>
+                <w:sz w:val="16"/>
+              </w:rPr>
+              <w:t>*ST威领</w:t>
+            </w:r>
+          </w:p>
+        </w:tc>
+        <w:tc>
+          <w:tcPr>
+            <w:tcW w:type="dxa" w:w="1457"/>
+          </w:tcPr>
+          <w:p>
+            <w:pPr>
+              <w:spacing w:before="20" w:after="20" w:line="269" w:lineRule="auto"/>
+            </w:pPr>
+            <w:r/>
+            <w:r>
+              <w:rPr>
+                <w:rFonts w:ascii="Aptos" w:hAnsi="Aptos" w:eastAsia="Microsoft YaHei"/>
+                <w:b w:val="0"/>
+                <w:i w:val="0"/>
+                <w:color w:val="222222"/>
+                <w:sz w:val="16"/>
+              </w:rPr>
+              <w:t>-</w:t>
+            </w:r>
+          </w:p>
+        </w:tc>
+      </w:tr>
+      <w:tr>
+        <w:tc>
+          <w:tcPr>
+            <w:tcW w:type="dxa" w:w="1457"/>
+          </w:tcPr>
+          <w:p>
+            <w:pPr>
+              <w:spacing w:before="20" w:after="20" w:line="269" w:lineRule="auto"/>
+            </w:pPr>
+            <w:r/>
+            <w:r>
+              <w:rPr>
+                <w:rFonts w:ascii="Aptos" w:hAnsi="Aptos" w:eastAsia="Microsoft YaHei"/>
+                <w:b w:val="0"/>
+                <w:i w:val="0"/>
+                <w:color w:val="222222"/>
+                <w:sz w:val="16"/>
+              </w:rPr>
+              <w:t>2026-08-21 09:26:02</w:t>
+            </w:r>
+          </w:p>
+        </w:tc>
+        <w:tc>
+          <w:tcPr>
+            <w:tcW w:type="dxa" w:w="1457"/>
+          </w:tcPr>
+          <w:p>
+            <w:pPr>
+              <w:spacing w:before="20" w:after="20" w:line="269" w:lineRule="auto"/>
+            </w:pPr>
+            <w:r/>
+            <w:r>
+              <w:rPr>
+                <w:rFonts w:ascii="Aptos" w:hAnsi="Aptos" w:eastAsia="Microsoft YaHei"/>
+                <w:b w:val="0"/>
+                <w:i w:val="0"/>
+                <w:color w:val="222222"/>
+                <w:sz w:val="16"/>
+              </w:rPr>
+              <w:t>储能</w:t>
+            </w:r>
+          </w:p>
+        </w:tc>
+        <w:tc>
+          <w:tcPr>
+            <w:tcW w:type="dxa" w:w="1457"/>
+          </w:tcPr>
+          <w:p>
+            <w:pPr>
+              <w:spacing w:before="20" w:after="20" w:line="269" w:lineRule="auto"/>
+            </w:pPr>
+            <w:r/>
+            <w:r>
+              <w:rPr>
+                <w:rFonts w:ascii="Aptos" w:hAnsi="Aptos" w:eastAsia="Microsoft YaHei"/>
+                <w:b w:val="0"/>
+                <w:i w:val="0"/>
+                <w:color w:val="222222"/>
+                <w:sz w:val="16"/>
+              </w:rPr>
+              <w:t>1</w:t>
+            </w:r>
+          </w:p>
+        </w:tc>
+        <w:tc>
+          <w:tcPr>
+            <w:tcW w:type="dxa" w:w="1457"/>
+          </w:tcPr>
+          <w:p>
+            <w:pPr>
+              <w:spacing w:before="20" w:after="20" w:line="269" w:lineRule="auto"/>
+            </w:pPr>
+            <w:r/>
+            <w:r>
+              <w:rPr>
+                <w:rFonts w:ascii="Aptos" w:hAnsi="Aptos" w:eastAsia="Microsoft YaHei"/>
+                <w:b w:val="0"/>
+                <w:i w:val="0"/>
+                <w:color w:val="222222"/>
+                <w:sz w:val="16"/>
+              </w:rPr>
+              <w:t>0</w:t>
+            </w:r>
+          </w:p>
+        </w:tc>
+        <w:tc>
+          <w:tcPr>
+            <w:tcW w:type="dxa" w:w="1457"/>
+          </w:tcPr>
+          <w:p>
+            <w:pPr>
+              <w:spacing w:before="20" w:after="20" w:line="269" w:lineRule="auto"/>
+            </w:pPr>
+            <w:r/>
+            <w:r>
+              <w:rPr>
+                <w:rFonts w:ascii="Aptos" w:hAnsi="Aptos" w:eastAsia="Microsoft YaHei"/>
+                <w:b w:val="0"/>
+                <w:i w:val="0"/>
+                <w:color w:val="222222"/>
+                <w:sz w:val="16"/>
+              </w:rPr>
+              <w:t>1</w:t>
+            </w:r>
+          </w:p>
+        </w:tc>
+        <w:tc>
+          <w:tcPr>
+            <w:tcW w:type="dxa" w:w="1457"/>
+          </w:tcPr>
+          <w:p>
+            <w:pPr>
+              <w:spacing w:before="20" w:after="20" w:line="269" w:lineRule="auto"/>
+            </w:pPr>
+            <w:r/>
+            <w:r>
+              <w:rPr>
+                <w:rFonts w:ascii="Aptos" w:hAnsi="Aptos" w:eastAsia="Microsoft YaHei"/>
+                <w:b w:val="0"/>
+                <w:i w:val="0"/>
+                <w:color w:val="222222"/>
+                <w:sz w:val="16"/>
+              </w:rPr>
+              <w:t>-</w:t>
+            </w:r>
+          </w:p>
+        </w:tc>
+        <w:tc>
+          <w:tcPr>
+            <w:tcW w:type="dxa" w:w="1457"/>
+          </w:tcPr>
+          <w:p>
+            <w:pPr>
+              <w:spacing w:before="20" w:after="20" w:line="269" w:lineRule="auto"/>
+            </w:pPr>
+            <w:r/>
+            <w:r>
+              <w:rPr>
+                <w:rFonts w:ascii="Aptos" w:hAnsi="Aptos" w:eastAsia="Microsoft YaHei"/>
+                <w:b w:val="0"/>
+                <w:i w:val="0"/>
+                <w:color w:val="222222"/>
+                <w:sz w:val="16"/>
+              </w:rPr>
+              <w:t>-</w:t>
+            </w:r>
+          </w:p>
+        </w:tc>
+      </w:tr>
+      <w:tr>
+        <w:tc>
+          <w:tcPr>
+            <w:tcW w:type="dxa" w:w="1457"/>
+          </w:tcPr>
+          <w:p>
+            <w:pPr>
+              <w:spacing w:before="20" w:after="20" w:line="269" w:lineRule="auto"/>
+            </w:pPr>
+            <w:r/>
+            <w:r>
+              <w:rPr>
+                <w:rFonts w:ascii="Aptos" w:hAnsi="Aptos" w:eastAsia="Microsoft YaHei"/>
+                <w:b w:val="0"/>
+                <w:i w:val="0"/>
+                <w:color w:val="222222"/>
+                <w:sz w:val="16"/>
+              </w:rPr>
+              <w:t>2026-08-21 09:27:02</w:t>
+            </w:r>
+          </w:p>
+        </w:tc>
+        <w:tc>
+          <w:tcPr>
+            <w:tcW w:type="dxa" w:w="1457"/>
+          </w:tcPr>
+          <w:p>
+            <w:pPr>
+              <w:spacing w:before="20" w:after="20" w:line="269" w:lineRule="auto"/>
+            </w:pPr>
+            <w:r/>
+            <w:r>
+              <w:rPr>
+                <w:rFonts w:ascii="Aptos" w:hAnsi="Aptos" w:eastAsia="Microsoft YaHei"/>
+                <w:b w:val="0"/>
+                <w:i w:val="0"/>
+                <w:color w:val="222222"/>
+                <w:sz w:val="16"/>
+              </w:rPr>
+              <w:t>储能</w:t>
+            </w:r>
+          </w:p>
+        </w:tc>
+        <w:tc>
+          <w:tcPr>
+            <w:tcW w:type="dxa" w:w="1457"/>
+          </w:tcPr>
+          <w:p>
+            <w:pPr>
+              <w:spacing w:before="20" w:after="20" w:line="269" w:lineRule="auto"/>
+            </w:pPr>
+            <w:r/>
+            <w:r>
+              <w:rPr>
+                <w:rFonts w:ascii="Aptos" w:hAnsi="Aptos" w:eastAsia="Microsoft YaHei"/>
+                <w:b w:val="0"/>
+                <w:i w:val="0"/>
+                <w:color w:val="222222"/>
+                <w:sz w:val="16"/>
+              </w:rPr>
+              <w:t>1</w:t>
+            </w:r>
+          </w:p>
+        </w:tc>
+        <w:tc>
+          <w:tcPr>
+            <w:tcW w:type="dxa" w:w="1457"/>
+          </w:tcPr>
+          <w:p>
+            <w:pPr>
+              <w:spacing w:before="20" w:after="20" w:line="269" w:lineRule="auto"/>
+            </w:pPr>
+            <w:r/>
+            <w:r>
+              <w:rPr>
+                <w:rFonts w:ascii="Aptos" w:hAnsi="Aptos" w:eastAsia="Microsoft YaHei"/>
+                <w:b w:val="0"/>
+                <w:i w:val="0"/>
+                <w:color w:val="222222"/>
+                <w:sz w:val="16"/>
+              </w:rPr>
+              <w:t>0</w:t>
+            </w:r>
+          </w:p>
+        </w:tc>
+        <w:tc>
+          <w:tcPr>
+            <w:tcW w:type="dxa" w:w="1457"/>
+          </w:tcPr>
+          <w:p>
+            <w:pPr>
+              <w:spacing w:before="20" w:after="20" w:line="269" w:lineRule="auto"/>
+            </w:pPr>
+            <w:r/>
+            <w:r>
+              <w:rPr>
+                <w:rFonts w:ascii="Aptos" w:hAnsi="Aptos" w:eastAsia="Microsoft YaHei"/>
+                <w:b w:val="0"/>
+                <w:i w:val="0"/>
+                <w:color w:val="222222"/>
+                <w:sz w:val="16"/>
+              </w:rPr>
+              <w:t>1</w:t>
+            </w:r>
+          </w:p>
+        </w:tc>
+        <w:tc>
+          <w:tcPr>
+            <w:tcW w:type="dxa" w:w="1457"/>
+          </w:tcPr>
+          <w:p>
+            <w:pPr>
+              <w:spacing w:before="20" w:after="20" w:line="269" w:lineRule="auto"/>
+            </w:pPr>
+            <w:r/>
+            <w:r>
+              <w:rPr>
+                <w:rFonts w:ascii="Aptos" w:hAnsi="Aptos" w:eastAsia="Microsoft YaHei"/>
+                <w:b w:val="0"/>
+                <w:i w:val="0"/>
+                <w:color w:val="222222"/>
+                <w:sz w:val="16"/>
+              </w:rPr>
+              <w:t>-</w:t>
+            </w:r>
+          </w:p>
+        </w:tc>
+        <w:tc>
+          <w:tcPr>
+            <w:tcW w:type="dxa" w:w="1457"/>
+          </w:tcPr>
+          <w:p>
+            <w:pPr>
+              <w:spacing w:before="20" w:after="20" w:line="269" w:lineRule="auto"/>
+            </w:pPr>
+            <w:r/>
+            <w:r>
+              <w:rPr>
+                <w:rFonts w:ascii="Aptos" w:hAnsi="Aptos" w:eastAsia="Microsoft YaHei"/>
+                <w:b w:val="0"/>
+                <w:i w:val="0"/>
+                <w:color w:val="222222"/>
+                <w:sz w:val="16"/>
+              </w:rPr>
+              <w:t>-</w:t>
+            </w:r>
+          </w:p>
+        </w:tc>
+      </w:tr>
+      <w:tr>
+        <w:tc>
+          <w:tcPr>
+            <w:tcW w:type="dxa" w:w="1457"/>
+          </w:tcPr>
+          <w:p>
+            <w:pPr>
+              <w:spacing w:before="20" w:after="20" w:line="269" w:lineRule="auto"/>
+            </w:pPr>
+            <w:r/>
+            <w:r>
+              <w:rPr>
+                <w:rFonts w:ascii="Aptos" w:hAnsi="Aptos" w:eastAsia="Microsoft YaHei"/>
+                <w:b w:val="0"/>
+                <w:i w:val="0"/>
+                <w:color w:val="222222"/>
+                <w:sz w:val="16"/>
+              </w:rPr>
+              <w:t>2026-08-21 09:28:00</w:t>
+            </w:r>
+          </w:p>
+        </w:tc>
+        <w:tc>
+          <w:tcPr>
+            <w:tcW w:type="dxa" w:w="1457"/>
+          </w:tcPr>
+          <w:p>
+            <w:pPr>
+              <w:spacing w:before="20" w:after="20" w:line="269" w:lineRule="auto"/>
+            </w:pPr>
+            <w:r/>
+            <w:r>
+              <w:rPr>
+                <w:rFonts w:ascii="Aptos" w:hAnsi="Aptos" w:eastAsia="Microsoft YaHei"/>
+                <w:b w:val="0"/>
+                <w:i w:val="0"/>
+                <w:color w:val="222222"/>
+                <w:sz w:val="16"/>
+              </w:rPr>
+              <w:t>储能</w:t>
+            </w:r>
+          </w:p>
+        </w:tc>
+        <w:tc>
+          <w:tcPr>
+            <w:tcW w:type="dxa" w:w="1457"/>
+          </w:tcPr>
+          <w:p>
+            <w:pPr>
+              <w:spacing w:before="20" w:after="20" w:line="269" w:lineRule="auto"/>
+            </w:pPr>
+            <w:r/>
+            <w:r>
+              <w:rPr>
+                <w:rFonts w:ascii="Aptos" w:hAnsi="Aptos" w:eastAsia="Microsoft YaHei"/>
+                <w:b w:val="0"/>
+                <w:i w:val="0"/>
+                <w:color w:val="222222"/>
+                <w:sz w:val="16"/>
+              </w:rPr>
+              <w:t>1</w:t>
+            </w:r>
+          </w:p>
+        </w:tc>
+        <w:tc>
+          <w:tcPr>
+            <w:tcW w:type="dxa" w:w="1457"/>
+          </w:tcPr>
+          <w:p>
+            <w:pPr>
+              <w:spacing w:before="20" w:after="20" w:line="269" w:lineRule="auto"/>
+            </w:pPr>
+            <w:r/>
+            <w:r>
+              <w:rPr>
+                <w:rFonts w:ascii="Aptos" w:hAnsi="Aptos" w:eastAsia="Microsoft YaHei"/>
+                <w:b w:val="0"/>
+                <w:i w:val="0"/>
+                <w:color w:val="222222"/>
+                <w:sz w:val="16"/>
+              </w:rPr>
+              <w:t>0</w:t>
+            </w:r>
+          </w:p>
+        </w:tc>
+        <w:tc>
+          <w:tcPr>
+            <w:tcW w:type="dxa" w:w="1457"/>
+          </w:tcPr>
+          <w:p>
+            <w:pPr>
+              <w:spacing w:before="20" w:after="20" w:line="269" w:lineRule="auto"/>
+            </w:pPr>
+            <w:r/>
+            <w:r>
+              <w:rPr>
+                <w:rFonts w:ascii="Aptos" w:hAnsi="Aptos" w:eastAsia="Microsoft YaHei"/>
+                <w:b w:val="0"/>
+                <w:i w:val="0"/>
+                <w:color w:val="222222"/>
+                <w:sz w:val="16"/>
+              </w:rPr>
+              <w:t>1</w:t>
+            </w:r>
+          </w:p>
+        </w:tc>
+        <w:tc>
+          <w:tcPr>
+            <w:tcW w:type="dxa" w:w="1457"/>
+          </w:tcPr>
+          <w:p>
+            <w:pPr>
+              <w:spacing w:before="20" w:after="20" w:line="269" w:lineRule="auto"/>
+            </w:pPr>
+            <w:r/>
+            <w:r>
+              <w:rPr>
+                <w:rFonts w:ascii="Aptos" w:hAnsi="Aptos" w:eastAsia="Microsoft YaHei"/>
+                <w:b w:val="0"/>
+                <w:i w:val="0"/>
+                <w:color w:val="222222"/>
+                <w:sz w:val="16"/>
+              </w:rPr>
+              <w:t>-</w:t>
+            </w:r>
+          </w:p>
+        </w:tc>
+        <w:tc>
+          <w:tcPr>
+            <w:tcW w:type="dxa" w:w="1457"/>
+          </w:tcPr>
+          <w:p>
+            <w:pPr>
+              <w:spacing w:before="20" w:after="20" w:line="269" w:lineRule="auto"/>
+            </w:pPr>
+            <w:r/>
+            <w:r>
+              <w:rPr>
+                <w:rFonts w:ascii="Aptos" w:hAnsi="Aptos" w:eastAsia="Microsoft YaHei"/>
+                <w:b w:val="0"/>
+                <w:i w:val="0"/>
+                <w:color w:val="222222"/>
+                <w:sz w:val="16"/>
+              </w:rPr>
+              <w:t>-</w:t>
+            </w:r>
+          </w:p>
+        </w:tc>
+      </w:tr>
+      <w:tr>
+        <w:tc>
+          <w:tcPr>
+            <w:tcW w:type="dxa" w:w="1457"/>
+          </w:tcPr>
+          <w:p>
+            <w:pPr>
+              <w:spacing w:before="20" w:after="20" w:line="269" w:lineRule="auto"/>
+            </w:pPr>
+            <w:r/>
+            <w:r>
+              <w:rPr>
+                <w:rFonts w:ascii="Aptos" w:hAnsi="Aptos" w:eastAsia="Microsoft YaHei"/>
+                <w:b w:val="0"/>
+                <w:i w:val="0"/>
+                <w:color w:val="222222"/>
+                <w:sz w:val="16"/>
+              </w:rPr>
+              <w:t>2026-08-21 09:29:00</w:t>
+            </w:r>
+          </w:p>
+        </w:tc>
+        <w:tc>
+          <w:tcPr>
+            <w:tcW w:type="dxa" w:w="1457"/>
+          </w:tcPr>
+          <w:p>
+            <w:pPr>
+              <w:spacing w:before="20" w:after="20" w:line="269" w:lineRule="auto"/>
+            </w:pPr>
+            <w:r/>
+            <w:r>
+              <w:rPr>
+                <w:rFonts w:ascii="Aptos" w:hAnsi="Aptos" w:eastAsia="Microsoft YaHei"/>
+                <w:b w:val="0"/>
+                <w:i w:val="0"/>
+                <w:color w:val="222222"/>
+                <w:sz w:val="16"/>
+              </w:rPr>
+              <w:t>储能</w:t>
+            </w:r>
+          </w:p>
+        </w:tc>
+        <w:tc>
+          <w:tcPr>
+            <w:tcW w:type="dxa" w:w="1457"/>
+          </w:tcPr>
+          <w:p>
+            <w:pPr>
+              <w:spacing w:before="20" w:after="20" w:line="269" w:lineRule="auto"/>
+            </w:pPr>
+            <w:r/>
+            <w:r>
+              <w:rPr>
+                <w:rFonts w:ascii="Aptos" w:hAnsi="Aptos" w:eastAsia="Microsoft YaHei"/>
+                <w:b w:val="0"/>
+                <w:i w:val="0"/>
+                <w:color w:val="222222"/>
+                <w:sz w:val="16"/>
+              </w:rPr>
+              <w:t>1</w:t>
+            </w:r>
+          </w:p>
+        </w:tc>
+        <w:tc>
+          <w:tcPr>
+            <w:tcW w:type="dxa" w:w="1457"/>
+          </w:tcPr>
+          <w:p>
+            <w:pPr>
+              <w:spacing w:before="20" w:after="20" w:line="269" w:lineRule="auto"/>
+            </w:pPr>
+            <w:r/>
+            <w:r>
+              <w:rPr>
+                <w:rFonts w:ascii="Aptos" w:hAnsi="Aptos" w:eastAsia="Microsoft YaHei"/>
+                <w:b w:val="0"/>
+                <w:i w:val="0"/>
+                <w:color w:val="222222"/>
+                <w:sz w:val="16"/>
+              </w:rPr>
+              <w:t>0</w:t>
+            </w:r>
+          </w:p>
+        </w:tc>
+        <w:tc>
+          <w:tcPr>
+            <w:tcW w:type="dxa" w:w="1457"/>
+          </w:tcPr>
+          <w:p>
+            <w:pPr>
+              <w:spacing w:before="20" w:after="20" w:line="269" w:lineRule="auto"/>
+            </w:pPr>
+            <w:r/>
+            <w:r>
+              <w:rPr>
+                <w:rFonts w:ascii="Aptos" w:hAnsi="Aptos" w:eastAsia="Microsoft YaHei"/>
+                <w:b w:val="0"/>
+                <w:i w:val="0"/>
+                <w:color w:val="222222"/>
+                <w:sz w:val="16"/>
+              </w:rPr>
+              <w:t>1</w:t>
+            </w:r>
+          </w:p>
+        </w:tc>
+        <w:tc>
+          <w:tcPr>
+            <w:tcW w:type="dxa" w:w="1457"/>
+          </w:tcPr>
+          <w:p>
+            <w:pPr>
+              <w:spacing w:before="20" w:after="20" w:line="269" w:lineRule="auto"/>
+            </w:pPr>
+            <w:r/>
+            <w:r>
+              <w:rPr>
+                <w:rFonts w:ascii="Aptos" w:hAnsi="Aptos" w:eastAsia="Microsoft YaHei"/>
+                <w:b w:val="0"/>
+                <w:i w:val="0"/>
+                <w:color w:val="222222"/>
+                <w:sz w:val="16"/>
+              </w:rPr>
+              <w:t>-</w:t>
+            </w:r>
+          </w:p>
+        </w:tc>
+        <w:tc>
+          <w:tcPr>
+            <w:tcW w:type="dxa" w:w="1457"/>
+          </w:tcPr>
+          <w:p>
+            <w:pPr>
+              <w:spacing w:before="20" w:after="20" w:line="269" w:lineRule="auto"/>
+            </w:pPr>
+            <w:r/>
+            <w:r>
+              <w:rPr>
+                <w:rFonts w:ascii="Aptos" w:hAnsi="Aptos" w:eastAsia="Microsoft YaHei"/>
+                <w:b w:val="0"/>
+                <w:i w:val="0"/>
+                <w:color w:val="222222"/>
+                <w:sz w:val="16"/>
+              </w:rPr>
+              <w:t>-</w:t>
+            </w:r>
+          </w:p>
+        </w:tc>
+      </w:tr>
+      <w:tr>
+        <w:tc>
+          <w:tcPr>
+            <w:tcW w:type="dxa" w:w="1457"/>
+          </w:tcPr>
+          <w:p>
+            <w:pPr>
+              <w:spacing w:before="20" w:after="20" w:line="269" w:lineRule="auto"/>
+            </w:pPr>
+            <w:r/>
+            <w:r>
+              <w:rPr>
+                <w:rFonts w:ascii="Aptos" w:hAnsi="Aptos" w:eastAsia="Microsoft YaHei"/>
+                <w:b w:val="0"/>
+                <w:i w:val="0"/>
+                <w:color w:val="222222"/>
+                <w:sz w:val="16"/>
+              </w:rPr>
+              <w:t>2026-08-21 09:30:03</w:t>
+            </w:r>
+          </w:p>
+        </w:tc>
+        <w:tc>
+          <w:tcPr>
+            <w:tcW w:type="dxa" w:w="1457"/>
+          </w:tcPr>
+          <w:p>
+            <w:pPr>
+              <w:spacing w:before="20" w:after="20" w:line="269" w:lineRule="auto"/>
+            </w:pPr>
+            <w:r/>
+            <w:r>
+              <w:rPr>
+                <w:rFonts w:ascii="Aptos" w:hAnsi="Aptos" w:eastAsia="Microsoft YaHei"/>
+                <w:b w:val="0"/>
+                <w:i w:val="0"/>
+                <w:color w:val="222222"/>
+                <w:sz w:val="16"/>
+              </w:rPr>
+              <w:t>储能</w:t>
+            </w:r>
+          </w:p>
+        </w:tc>
+        <w:tc>
+          <w:tcPr>
+            <w:tcW w:type="dxa" w:w="1457"/>
+          </w:tcPr>
+          <w:p>
+            <w:pPr>
+              <w:spacing w:before="20" w:after="20" w:line="269" w:lineRule="auto"/>
+            </w:pPr>
+            <w:r/>
+            <w:r>
+              <w:rPr>
+                <w:rFonts w:ascii="Aptos" w:hAnsi="Aptos" w:eastAsia="Microsoft YaHei"/>
+                <w:b w:val="0"/>
+                <w:i w:val="0"/>
+                <w:color w:val="222222"/>
+                <w:sz w:val="16"/>
+              </w:rPr>
+              <w:t>1</w:t>
+            </w:r>
+          </w:p>
+        </w:tc>
+        <w:tc>
+          <w:tcPr>
+            <w:tcW w:type="dxa" w:w="1457"/>
+          </w:tcPr>
+          <w:p>
+            <w:pPr>
+              <w:spacing w:before="20" w:after="20" w:line="269" w:lineRule="auto"/>
+            </w:pPr>
+            <w:r/>
+            <w:r>
+              <w:rPr>
+                <w:rFonts w:ascii="Aptos" w:hAnsi="Aptos" w:eastAsia="Microsoft YaHei"/>
+                <w:b w:val="0"/>
+                <w:i w:val="0"/>
+                <w:color w:val="222222"/>
+                <w:sz w:val="16"/>
+              </w:rPr>
+              <w:t>0</w:t>
+            </w:r>
+          </w:p>
+        </w:tc>
+        <w:tc>
+          <w:tcPr>
+            <w:tcW w:type="dxa" w:w="1457"/>
+          </w:tcPr>
+          <w:p>
+            <w:pPr>
+              <w:spacing w:before="20" w:after="20" w:line="269" w:lineRule="auto"/>
+            </w:pPr>
+            <w:r/>
+            <w:r>
+              <w:rPr>
+                <w:rFonts w:ascii="Aptos" w:hAnsi="Aptos" w:eastAsia="Microsoft YaHei"/>
+                <w:b w:val="0"/>
+                <w:i w:val="0"/>
+                <w:color w:val="222222"/>
+                <w:sz w:val="16"/>
+              </w:rPr>
+              <w:t>1</w:t>
+            </w:r>
+          </w:p>
+        </w:tc>
+        <w:tc>
+          <w:tcPr>
+            <w:tcW w:type="dxa" w:w="1457"/>
+          </w:tcPr>
+          <w:p>
+            <w:pPr>
+              <w:spacing w:before="20" w:after="20" w:line="269" w:lineRule="auto"/>
+            </w:pPr>
+            <w:r/>
+            <w:r>
+              <w:rPr>
+                <w:rFonts w:ascii="Aptos" w:hAnsi="Aptos" w:eastAsia="Microsoft YaHei"/>
+                <w:b w:val="0"/>
+                <w:i w:val="0"/>
+                <w:color w:val="222222"/>
+                <w:sz w:val="16"/>
+              </w:rPr>
+              <w:t>-</w:t>
+            </w:r>
+          </w:p>
+        </w:tc>
+        <w:tc>
+          <w:tcPr>
+            <w:tcW w:type="dxa" w:w="1457"/>
+          </w:tcPr>
+          <w:p>
+            <w:pPr>
+              <w:spacing w:before="20" w:after="20" w:line="269" w:lineRule="auto"/>
+            </w:pPr>
+            <w:r/>
+            <w:r>
+              <w:rPr>
+                <w:rFonts w:ascii="Aptos" w:hAnsi="Aptos" w:eastAsia="Microsoft YaHei"/>
+                <w:b w:val="0"/>
+                <w:i w:val="0"/>
+                <w:color w:val="222222"/>
+                <w:sz w:val="16"/>
+              </w:rPr>
+              <w:t>-</w:t>
+            </w:r>
+          </w:p>
+        </w:tc>
+      </w:tr>
+      <w:tr>
+        <w:tc>
+          <w:tcPr>
+            <w:tcW w:type="dxa" w:w="1457"/>
+          </w:tcPr>
+          <w:p>
+            <w:pPr>
+              <w:spacing w:before="20" w:after="20" w:line="269" w:lineRule="auto"/>
+            </w:pPr>
+            <w:r/>
+            <w:r>
+              <w:rPr>
+                <w:rFonts w:ascii="Aptos" w:hAnsi="Aptos" w:eastAsia="Microsoft YaHei"/>
+                <w:b w:val="0"/>
+                <w:i w:val="0"/>
+                <w:color w:val="222222"/>
+                <w:sz w:val="16"/>
+              </w:rPr>
+              <w:t>2026-08-21 09:31:02</w:t>
+            </w:r>
+          </w:p>
+        </w:tc>
+        <w:tc>
+          <w:tcPr>
+            <w:tcW w:type="dxa" w:w="1457"/>
+          </w:tcPr>
+          <w:p>
+            <w:pPr>
+              <w:spacing w:before="20" w:after="20" w:line="269" w:lineRule="auto"/>
+            </w:pPr>
+            <w:r/>
+            <w:r>
+              <w:rPr>
+                <w:rFonts w:ascii="Aptos" w:hAnsi="Aptos" w:eastAsia="Microsoft YaHei"/>
+                <w:b w:val="0"/>
+                <w:i w:val="0"/>
+                <w:color w:val="222222"/>
+                <w:sz w:val="16"/>
+              </w:rPr>
+              <w:t>储能</w:t>
+            </w:r>
+          </w:p>
+        </w:tc>
+        <w:tc>
+          <w:tcPr>
+            <w:tcW w:type="dxa" w:w="1457"/>
+          </w:tcPr>
+          <w:p>
+            <w:pPr>
+              <w:spacing w:before="20" w:after="20" w:line="269" w:lineRule="auto"/>
+            </w:pPr>
+            <w:r/>
+            <w:r>
+              <w:rPr>
+                <w:rFonts w:ascii="Aptos" w:hAnsi="Aptos" w:eastAsia="Microsoft YaHei"/>
+                <w:b w:val="0"/>
+                <w:i w:val="0"/>
+                <w:color w:val="222222"/>
+                <w:sz w:val="16"/>
+              </w:rPr>
+              <w:t>2</w:t>
+            </w:r>
+          </w:p>
+        </w:tc>
+        <w:tc>
+          <w:tcPr>
+            <w:tcW w:type="dxa" w:w="1457"/>
+          </w:tcPr>
+          <w:p>
+            <w:pPr>
+              <w:spacing w:before="20" w:after="20" w:line="269" w:lineRule="auto"/>
+            </w:pPr>
+            <w:r/>
+            <w:r>
+              <w:rPr>
+                <w:rFonts w:ascii="Aptos" w:hAnsi="Aptos" w:eastAsia="Microsoft YaHei"/>
+                <w:b w:val="0"/>
+                <w:i w:val="0"/>
+                <w:color w:val="222222"/>
+                <w:sz w:val="16"/>
+              </w:rPr>
+              <w:t>1</w:t>
+            </w:r>
+          </w:p>
+        </w:tc>
+        <w:tc>
+          <w:tcPr>
+            <w:tcW w:type="dxa" w:w="1457"/>
+          </w:tcPr>
+          <w:p>
+            <w:pPr>
+              <w:spacing w:before="20" w:after="20" w:line="269" w:lineRule="auto"/>
+            </w:pPr>
+            <w:r/>
+            <w:r>
+              <w:rPr>
+                <w:rFonts w:ascii="Aptos" w:hAnsi="Aptos" w:eastAsia="Microsoft YaHei"/>
+                <w:b w:val="0"/>
+                <w:i w:val="0"/>
+                <w:color w:val="222222"/>
+                <w:sz w:val="16"/>
+              </w:rPr>
+              <w:t>2</w:t>
+            </w:r>
+          </w:p>
+        </w:tc>
+        <w:tc>
+          <w:tcPr>
+            <w:tcW w:type="dxa" w:w="1457"/>
+          </w:tcPr>
+          <w:p>
+            <w:pPr>
+              <w:spacing w:before="20" w:after="20" w:line="269" w:lineRule="auto"/>
+            </w:pPr>
+            <w:r/>
+            <w:r>
+              <w:rPr>
+                <w:rFonts w:ascii="Aptos" w:hAnsi="Aptos" w:eastAsia="Microsoft YaHei"/>
+                <w:b w:val="0"/>
+                <w:i w:val="0"/>
+                <w:color w:val="222222"/>
+                <w:sz w:val="16"/>
+              </w:rPr>
+              <w:t>福华尚纬</w:t>
+            </w:r>
+          </w:p>
+        </w:tc>
+        <w:tc>
+          <w:tcPr>
+            <w:tcW w:type="dxa" w:w="1457"/>
+          </w:tcPr>
+          <w:p>
+            <w:pPr>
+              <w:spacing w:before="20" w:after="20" w:line="269" w:lineRule="auto"/>
+            </w:pPr>
+            <w:r/>
+            <w:r>
+              <w:rPr>
+                <w:rFonts w:ascii="Aptos" w:hAnsi="Aptos" w:eastAsia="Microsoft YaHei"/>
+                <w:b w:val="0"/>
+                <w:i w:val="0"/>
+                <w:color w:val="222222"/>
+                <w:sz w:val="16"/>
+              </w:rPr>
+              <w:t>-</w:t>
+            </w:r>
+          </w:p>
+        </w:tc>
+      </w:tr>
+      <w:tr>
+        <w:tc>
+          <w:tcPr>
+            <w:tcW w:type="dxa" w:w="1457"/>
+          </w:tcPr>
+          <w:p>
+            <w:pPr>
+              <w:spacing w:before="20" w:after="20" w:line="269" w:lineRule="auto"/>
+            </w:pPr>
+            <w:r/>
+            <w:r>
+              <w:rPr>
+                <w:rFonts w:ascii="Aptos" w:hAnsi="Aptos" w:eastAsia="Microsoft YaHei"/>
+                <w:b w:val="0"/>
+                <w:i w:val="0"/>
+                <w:color w:val="222222"/>
+                <w:sz w:val="16"/>
+              </w:rPr>
+              <w:t>2026-08-21 09:32:01</w:t>
+            </w:r>
+          </w:p>
+        </w:tc>
+        <w:tc>
+          <w:tcPr>
+            <w:tcW w:type="dxa" w:w="1457"/>
+          </w:tcPr>
+          <w:p>
+            <w:pPr>
+              <w:spacing w:before="20" w:after="20" w:line="269" w:lineRule="auto"/>
+            </w:pPr>
+            <w:r/>
+            <w:r>
+              <w:rPr>
+                <w:rFonts w:ascii="Aptos" w:hAnsi="Aptos" w:eastAsia="Microsoft YaHei"/>
+                <w:b w:val="0"/>
+                <w:i w:val="0"/>
+                <w:color w:val="222222"/>
+                <w:sz w:val="16"/>
+              </w:rPr>
+              <w:t>储能</w:t>
+            </w:r>
+          </w:p>
+        </w:tc>
+        <w:tc>
+          <w:tcPr>
+            <w:tcW w:type="dxa" w:w="1457"/>
+          </w:tcPr>
+          <w:p>
+            <w:pPr>
+              <w:spacing w:before="20" w:after="20" w:line="269" w:lineRule="auto"/>
+            </w:pPr>
+            <w:r/>
+            <w:r>
+              <w:rPr>
+                <w:rFonts w:ascii="Aptos" w:hAnsi="Aptos" w:eastAsia="Microsoft YaHei"/>
+                <w:b w:val="0"/>
+                <w:i w:val="0"/>
+                <w:color w:val="222222"/>
+                <w:sz w:val="16"/>
+              </w:rPr>
+              <w:t>2</w:t>
+            </w:r>
+          </w:p>
+        </w:tc>
+        <w:tc>
+          <w:tcPr>
+            <w:tcW w:type="dxa" w:w="1457"/>
+          </w:tcPr>
+          <w:p>
+            <w:pPr>
+              <w:spacing w:before="20" w:after="20" w:line="269" w:lineRule="auto"/>
+            </w:pPr>
+            <w:r/>
+            <w:r>
+              <w:rPr>
+                <w:rFonts w:ascii="Aptos" w:hAnsi="Aptos" w:eastAsia="Microsoft YaHei"/>
+                <w:b w:val="0"/>
+                <w:i w:val="0"/>
+                <w:color w:val="222222"/>
+                <w:sz w:val="16"/>
+              </w:rPr>
+              <w:t>0</w:t>
+            </w:r>
+          </w:p>
+        </w:tc>
+        <w:tc>
+          <w:tcPr>
+            <w:tcW w:type="dxa" w:w="1457"/>
+          </w:tcPr>
+          <w:p>
+            <w:pPr>
+              <w:spacing w:before="20" w:after="20" w:line="269" w:lineRule="auto"/>
+            </w:pPr>
+            <w:r/>
+            <w:r>
+              <w:rPr>
+                <w:rFonts w:ascii="Aptos" w:hAnsi="Aptos" w:eastAsia="Microsoft YaHei"/>
+                <w:b w:val="0"/>
+                <w:i w:val="0"/>
+                <w:color w:val="222222"/>
+                <w:sz w:val="16"/>
+              </w:rPr>
+              <w:t>2</w:t>
+            </w:r>
+          </w:p>
+        </w:tc>
+        <w:tc>
+          <w:tcPr>
+            <w:tcW w:type="dxa" w:w="1457"/>
+          </w:tcPr>
+          <w:p>
+            <w:pPr>
+              <w:spacing w:before="20" w:after="20" w:line="269" w:lineRule="auto"/>
+            </w:pPr>
+            <w:r/>
+            <w:r>
+              <w:rPr>
+                <w:rFonts w:ascii="Aptos" w:hAnsi="Aptos" w:eastAsia="Microsoft YaHei"/>
+                <w:b w:val="0"/>
+                <w:i w:val="0"/>
+                <w:color w:val="222222"/>
+                <w:sz w:val="16"/>
+              </w:rPr>
+              <w:t>-</w:t>
+            </w:r>
+          </w:p>
+        </w:tc>
+        <w:tc>
+          <w:tcPr>
+            <w:tcW w:type="dxa" w:w="1457"/>
+          </w:tcPr>
+          <w:p>
+            <w:pPr>
+              <w:spacing w:before="20" w:after="20" w:line="269" w:lineRule="auto"/>
+            </w:pPr>
+            <w:r/>
+            <w:r>
+              <w:rPr>
+                <w:rFonts w:ascii="Aptos" w:hAnsi="Aptos" w:eastAsia="Microsoft YaHei"/>
+                <w:b w:val="0"/>
+                <w:i w:val="0"/>
+                <w:color w:val="222222"/>
+                <w:sz w:val="16"/>
+              </w:rPr>
+              <w:t>-</w:t>
+            </w:r>
+          </w:p>
+        </w:tc>
+      </w:tr>
+    </w:tbl>
+    <w:p/>
+    <w:p>
+      <w:pPr>
+        <w:spacing w:before="160" w:after="60" w:line="269" w:lineRule="auto"/>
+      </w:pPr>
+      <w:r>
+        <w:rPr>
+          <w:rFonts w:ascii="Aptos" w:hAnsi="Aptos" w:eastAsia="Microsoft YaHei"/>
+          <w:b/>
+          <w:i w:val="0"/>
+          <w:color w:val="1A535C"/>
+          <w:sz w:val="24"/>
+        </w:rPr>
+        <w:t>2.2 巨潮业绩预告采集</w:t>
+      </w:r>
+    </w:p>
+    <w:p>
+      <w:pPr>
+        <w:spacing w:before="0" w:after="40" w:line="269" w:lineRule="auto"/>
+        <w:ind w:left="255"/>
       </w:pPr>
       <w:r>
         <w:rPr>
@@ -194,12 +2999,1827 @@
           <w:color w:val="222222"/>
           <w:sz w:val="22"/>
         </w:rPr>
-        <w:t>• 是否贴近真实场景：用 A 股真实规则（涨停分板块、预告≠快报、停牌买不进），不用通用排序题换皮。</w:t>
+        <w:t>• 做什么：按日拉「业绩预告」公告，抽出归母净利润（万元）和变动幅度（%），再做价值筛选。</w:t>
       </w:r>
     </w:p>
     <w:p>
       <w:pPr>
-        <w:spacing w:before="240" w:after="120" w:line="276" w:lineRule="auto"/>
+        <w:spacing w:before="0" w:after="40" w:line="269" w:lineRule="auto"/>
+        <w:ind w:left="255"/>
+      </w:pPr>
+      <w:r>
+        <w:rPr>
+          <w:rFonts w:ascii="Aptos" w:hAnsi="Aptos" w:eastAsia="Microsoft YaHei"/>
+          <w:b w:val="0"/>
+          <w:i w:val="0"/>
+          <w:color w:val="222222"/>
+          <w:sz w:val="22"/>
+        </w:rPr>
+        <w:t>• 为什么必须下 PDF：列表接口没有摘要，标题也常常没有增速。</w:t>
+      </w:r>
+    </w:p>
+    <w:p>
+      <w:pPr>
+        <w:spacing w:before="0" w:after="40" w:line="269" w:lineRule="auto"/>
+        <w:ind w:left="255"/>
+      </w:pPr>
+      <w:r>
+        <w:rPr>
+          <w:rFonts w:ascii="Aptos" w:hAnsi="Aptos" w:eastAsia="Microsoft YaHei"/>
+          <w:b w:val="0"/>
+          <w:i w:val="0"/>
+          <w:color w:val="222222"/>
+          <w:sz w:val="22"/>
+        </w:rPr>
+        <w:t>• 解析顺序（不能乱）：PDF 主路径 → 东财业绩预告接口兜底 → 仍缺则从标题推断或标类型。</w:t>
+      </w:r>
+    </w:p>
+    <w:p>
+      <w:pPr>
+        <w:spacing w:before="0" w:after="40" w:line="269" w:lineRule="auto"/>
+        <w:ind w:left="255"/>
+      </w:pPr>
+      <w:r>
+        <w:rPr>
+          <w:rFonts w:ascii="Aptos" w:hAnsi="Aptos" w:eastAsia="Microsoft YaHei"/>
+          <w:b w:val="0"/>
+          <w:i w:val="0"/>
+          <w:color w:val="222222"/>
+          <w:sz w:val="22"/>
+        </w:rPr>
+        <w:t>• 价值筛选摘要：排除部分板块后，看负债、现金、ROE；要求现金为正、ROE 非负，且 ROE&gt;8% 或较上年改善。</w:t>
+      </w:r>
+    </w:p>
+    <w:p>
+      <w:pPr>
+        <w:spacing w:before="0" w:after="40" w:line="269" w:lineRule="auto"/>
+        <w:ind w:left="255"/>
+      </w:pPr>
+      <w:r>
+        <w:rPr>
+          <w:rFonts w:ascii="Aptos" w:hAnsi="Aptos" w:eastAsia="Microsoft YaHei"/>
+          <w:b w:val="0"/>
+          <w:i w:val="0"/>
+          <w:color w:val="222222"/>
+          <w:sz w:val="22"/>
+        </w:rPr>
+        <w:t>• 样本日期：2026-01-26、2026-01-28、2026-07-14。</w:t>
+      </w:r>
+    </w:p>
+    <w:p>
+      <w:pPr>
+        <w:spacing w:before="20" w:after="80" w:line="269" w:lineRule="auto"/>
+      </w:pPr>
+      <w:r>
+        <w:rPr>
+          <w:rFonts w:ascii="Aptos" w:hAnsi="Aptos" w:eastAsia="Microsoft YaHei"/>
+          <w:b w:val="0"/>
+          <w:i w:val="0"/>
+          <w:color w:val="222222"/>
+          <w:sz w:val="20"/>
+        </w:rPr>
+        <w:t>证据表 C｜2026-07-14 业绩预告节选</w:t>
+      </w:r>
+    </w:p>
+    <w:tbl>
+      <w:tblPr>
+        <w:tblStyle w:val="TableGrid"/>
+        <w:tblW w:type="auto" w:w="0"/>
+        <w:jc w:val="center"/>
+        <w:tblLook w:firstColumn="1" w:firstRow="1" w:lastColumn="0" w:lastRow="0" w:noHBand="0" w:noVBand="1" w:val="04A0"/>
+      </w:tblPr>
+      <w:tblGrid>
+        <w:gridCol w:w="1457"/>
+        <w:gridCol w:w="1457"/>
+        <w:gridCol w:w="1457"/>
+        <w:gridCol w:w="1457"/>
+        <w:gridCol w:w="1457"/>
+        <w:gridCol w:w="1457"/>
+        <w:gridCol w:w="1457"/>
+      </w:tblGrid>
+      <w:tr>
+        <w:tc>
+          <w:tcPr>
+            <w:tcW w:type="dxa" w:w="1457"/>
+          </w:tcPr>
+          <w:p>
+            <w:pPr>
+              <w:spacing w:before="20" w:after="20" w:line="269" w:lineRule="auto"/>
+            </w:pPr>
+            <w:r/>
+            <w:r>
+              <w:rPr>
+                <w:rFonts w:ascii="Aptos" w:hAnsi="Aptos" w:eastAsia="Microsoft YaHei"/>
+                <w:b/>
+                <w:i w:val="0"/>
+                <w:color w:val="1A535C"/>
+                <w:sz w:val="17"/>
+              </w:rPr>
+              <w:t>代码</w:t>
+            </w:r>
+          </w:p>
+        </w:tc>
+        <w:tc>
+          <w:tcPr>
+            <w:tcW w:type="dxa" w:w="1457"/>
+          </w:tcPr>
+          <w:p>
+            <w:pPr>
+              <w:spacing w:before="20" w:after="20" w:line="269" w:lineRule="auto"/>
+            </w:pPr>
+            <w:r/>
+            <w:r>
+              <w:rPr>
+                <w:rFonts w:ascii="Aptos" w:hAnsi="Aptos" w:eastAsia="Microsoft YaHei"/>
+                <w:b/>
+                <w:i w:val="0"/>
+                <w:color w:val="1A535C"/>
+                <w:sz w:val="17"/>
+              </w:rPr>
+              <w:t>简称</w:t>
+            </w:r>
+          </w:p>
+        </w:tc>
+        <w:tc>
+          <w:tcPr>
+            <w:tcW w:type="dxa" w:w="1457"/>
+          </w:tcPr>
+          <w:p>
+            <w:pPr>
+              <w:spacing w:before="20" w:after="20" w:line="269" w:lineRule="auto"/>
+            </w:pPr>
+            <w:r/>
+            <w:r>
+              <w:rPr>
+                <w:rFonts w:ascii="Aptos" w:hAnsi="Aptos" w:eastAsia="Microsoft YaHei"/>
+                <w:b/>
+                <w:i w:val="0"/>
+                <w:color w:val="1A535C"/>
+                <w:sz w:val="17"/>
+              </w:rPr>
+              <w:t>归母净利(万元)</w:t>
+            </w:r>
+          </w:p>
+        </w:tc>
+        <w:tc>
+          <w:tcPr>
+            <w:tcW w:type="dxa" w:w="1457"/>
+          </w:tcPr>
+          <w:p>
+            <w:pPr>
+              <w:spacing w:before="20" w:after="20" w:line="269" w:lineRule="auto"/>
+            </w:pPr>
+            <w:r/>
+            <w:r>
+              <w:rPr>
+                <w:rFonts w:ascii="Aptos" w:hAnsi="Aptos" w:eastAsia="Microsoft YaHei"/>
+                <w:b/>
+                <w:i w:val="0"/>
+                <w:color w:val="1A535C"/>
+                <w:sz w:val="17"/>
+              </w:rPr>
+              <w:t>变动%</w:t>
+            </w:r>
+          </w:p>
+        </w:tc>
+        <w:tc>
+          <w:tcPr>
+            <w:tcW w:type="dxa" w:w="1457"/>
+          </w:tcPr>
+          <w:p>
+            <w:pPr>
+              <w:spacing w:before="20" w:after="20" w:line="269" w:lineRule="auto"/>
+            </w:pPr>
+            <w:r/>
+            <w:r>
+              <w:rPr>
+                <w:rFonts w:ascii="Aptos" w:hAnsi="Aptos" w:eastAsia="Microsoft YaHei"/>
+                <w:b/>
+                <w:i w:val="0"/>
+                <w:color w:val="1A535C"/>
+                <w:sz w:val="17"/>
+              </w:rPr>
+              <w:t>展示</w:t>
+            </w:r>
+          </w:p>
+        </w:tc>
+        <w:tc>
+          <w:tcPr>
+            <w:tcW w:type="dxa" w:w="1457"/>
+          </w:tcPr>
+          <w:p>
+            <w:pPr>
+              <w:spacing w:before="20" w:after="20" w:line="269" w:lineRule="auto"/>
+            </w:pPr>
+            <w:r/>
+            <w:r>
+              <w:rPr>
+                <w:rFonts w:ascii="Aptos" w:hAnsi="Aptos" w:eastAsia="Microsoft YaHei"/>
+                <w:b/>
+                <w:i w:val="0"/>
+                <w:color w:val="1A535C"/>
+                <w:sz w:val="17"/>
+              </w:rPr>
+              <w:t>来源</w:t>
+            </w:r>
+          </w:p>
+        </w:tc>
+        <w:tc>
+          <w:tcPr>
+            <w:tcW w:type="dxa" w:w="1457"/>
+          </w:tcPr>
+          <w:p>
+            <w:pPr>
+              <w:spacing w:before="20" w:after="20" w:line="269" w:lineRule="auto"/>
+            </w:pPr>
+            <w:r/>
+            <w:r>
+              <w:rPr>
+                <w:rFonts w:ascii="Aptos" w:hAnsi="Aptos" w:eastAsia="Microsoft YaHei"/>
+                <w:b/>
+                <w:i w:val="0"/>
+                <w:color w:val="1A535C"/>
+                <w:sz w:val="17"/>
+              </w:rPr>
+              <w:t>标题</w:t>
+            </w:r>
+          </w:p>
+        </w:tc>
+      </w:tr>
+      <w:tr>
+        <w:tc>
+          <w:tcPr>
+            <w:tcW w:type="dxa" w:w="1457"/>
+          </w:tcPr>
+          <w:p>
+            <w:pPr>
+              <w:spacing w:before="20" w:after="20" w:line="269" w:lineRule="auto"/>
+            </w:pPr>
+            <w:r/>
+            <w:r>
+              <w:rPr>
+                <w:rFonts w:ascii="Aptos" w:hAnsi="Aptos" w:eastAsia="Microsoft YaHei"/>
+                <w:b w:val="0"/>
+                <w:i w:val="0"/>
+                <w:color w:val="222222"/>
+                <w:sz w:val="16"/>
+              </w:rPr>
+              <w:t>300118</w:t>
+            </w:r>
+          </w:p>
+        </w:tc>
+        <w:tc>
+          <w:tcPr>
+            <w:tcW w:type="dxa" w:w="1457"/>
+          </w:tcPr>
+          <w:p>
+            <w:pPr>
+              <w:spacing w:before="20" w:after="20" w:line="269" w:lineRule="auto"/>
+            </w:pPr>
+            <w:r/>
+            <w:r>
+              <w:rPr>
+                <w:rFonts w:ascii="Aptos" w:hAnsi="Aptos" w:eastAsia="Microsoft YaHei"/>
+                <w:b w:val="0"/>
+                <w:i w:val="0"/>
+                <w:color w:val="222222"/>
+                <w:sz w:val="16"/>
+              </w:rPr>
+              <w:t>东方日升</w:t>
+            </w:r>
+          </w:p>
+        </w:tc>
+        <w:tc>
+          <w:tcPr>
+            <w:tcW w:type="dxa" w:w="1457"/>
+          </w:tcPr>
+          <w:p>
+            <w:pPr>
+              <w:spacing w:before="20" w:after="20" w:line="269" w:lineRule="auto"/>
+            </w:pPr>
+            <w:r/>
+            <w:r>
+              <w:rPr>
+                <w:rFonts w:ascii="Aptos" w:hAnsi="Aptos" w:eastAsia="Microsoft YaHei"/>
+                <w:b w:val="0"/>
+                <w:i w:val="0"/>
+                <w:color w:val="222222"/>
+                <w:sz w:val="16"/>
+              </w:rPr>
+              <w:t>230000</w:t>
+            </w:r>
+          </w:p>
+        </w:tc>
+        <w:tc>
+          <w:tcPr>
+            <w:tcW w:type="dxa" w:w="1457"/>
+          </w:tcPr>
+          <w:p>
+            <w:pPr>
+              <w:spacing w:before="20" w:after="20" w:line="269" w:lineRule="auto"/>
+            </w:pPr>
+            <w:r/>
+            <w:r>
+              <w:rPr>
+                <w:rFonts w:ascii="Aptos" w:hAnsi="Aptos" w:eastAsia="Microsoft YaHei"/>
+                <w:b w:val="0"/>
+                <w:i w:val="0"/>
+                <w:color w:val="222222"/>
+                <w:sz w:val="16"/>
+              </w:rPr>
+              <w:t>24.33</w:t>
+            </w:r>
+          </w:p>
+        </w:tc>
+        <w:tc>
+          <w:tcPr>
+            <w:tcW w:type="dxa" w:w="1457"/>
+          </w:tcPr>
+          <w:p>
+            <w:pPr>
+              <w:spacing w:before="20" w:after="20" w:line="269" w:lineRule="auto"/>
+            </w:pPr>
+            <w:r/>
+            <w:r>
+              <w:rPr>
+                <w:rFonts w:ascii="Aptos" w:hAnsi="Aptos" w:eastAsia="Microsoft YaHei"/>
+                <w:b w:val="0"/>
+                <w:i w:val="0"/>
+                <w:color w:val="222222"/>
+                <w:sz w:val="16"/>
+              </w:rPr>
+              <w:t>+24.33%</w:t>
+            </w:r>
+          </w:p>
+        </w:tc>
+        <w:tc>
+          <w:tcPr>
+            <w:tcW w:type="dxa" w:w="1457"/>
+          </w:tcPr>
+          <w:p>
+            <w:pPr>
+              <w:spacing w:before="20" w:after="20" w:line="269" w:lineRule="auto"/>
+            </w:pPr>
+            <w:r/>
+            <w:r>
+              <w:rPr>
+                <w:rFonts w:ascii="Aptos" w:hAnsi="Aptos" w:eastAsia="Microsoft YaHei"/>
+                <w:b w:val="0"/>
+                <w:i w:val="0"/>
+                <w:color w:val="222222"/>
+                <w:sz w:val="16"/>
+              </w:rPr>
+              <w:t>pdf+em</w:t>
+            </w:r>
+          </w:p>
+        </w:tc>
+        <w:tc>
+          <w:tcPr>
+            <w:tcW w:type="dxa" w:w="1457"/>
+          </w:tcPr>
+          <w:p>
+            <w:pPr>
+              <w:spacing w:before="20" w:after="20" w:line="269" w:lineRule="auto"/>
+            </w:pPr>
+            <w:r/>
+            <w:r>
+              <w:rPr>
+                <w:rFonts w:ascii="Aptos" w:hAnsi="Aptos" w:eastAsia="Microsoft YaHei"/>
+                <w:b w:val="0"/>
+                <w:i w:val="0"/>
+                <w:color w:val="222222"/>
+                <w:sz w:val="16"/>
+              </w:rPr>
+              <w:t>2025年度业绩预告</w:t>
+            </w:r>
+          </w:p>
+        </w:tc>
+      </w:tr>
+      <w:tr>
+        <w:tc>
+          <w:tcPr>
+            <w:tcW w:type="dxa" w:w="1457"/>
+          </w:tcPr>
+          <w:p>
+            <w:pPr>
+              <w:spacing w:before="20" w:after="20" w:line="269" w:lineRule="auto"/>
+            </w:pPr>
+            <w:r/>
+            <w:r>
+              <w:rPr>
+                <w:rFonts w:ascii="Aptos" w:hAnsi="Aptos" w:eastAsia="Microsoft YaHei"/>
+                <w:b w:val="0"/>
+                <w:i w:val="0"/>
+                <w:color w:val="222222"/>
+                <w:sz w:val="16"/>
+              </w:rPr>
+              <w:t>302132</w:t>
+            </w:r>
+          </w:p>
+        </w:tc>
+        <w:tc>
+          <w:tcPr>
+            <w:tcW w:type="dxa" w:w="1457"/>
+          </w:tcPr>
+          <w:p>
+            <w:pPr>
+              <w:spacing w:before="20" w:after="20" w:line="269" w:lineRule="auto"/>
+            </w:pPr>
+            <w:r/>
+            <w:r>
+              <w:rPr>
+                <w:rFonts w:ascii="Aptos" w:hAnsi="Aptos" w:eastAsia="Microsoft YaHei"/>
+                <w:b w:val="0"/>
+                <w:i w:val="0"/>
+                <w:color w:val="222222"/>
+                <w:sz w:val="16"/>
+              </w:rPr>
+              <w:t>中航成飞</w:t>
+            </w:r>
+          </w:p>
+        </w:tc>
+        <w:tc>
+          <w:tcPr>
+            <w:tcW w:type="dxa" w:w="1457"/>
+          </w:tcPr>
+          <w:p>
+            <w:pPr>
+              <w:spacing w:before="20" w:after="20" w:line="269" w:lineRule="auto"/>
+            </w:pPr>
+            <w:r/>
+            <w:r>
+              <w:rPr>
+                <w:rFonts w:ascii="Aptos" w:hAnsi="Aptos" w:eastAsia="Microsoft YaHei"/>
+                <w:b w:val="0"/>
+                <w:i w:val="0"/>
+                <w:color w:val="222222"/>
+                <w:sz w:val="16"/>
+              </w:rPr>
+              <w:t>340000</w:t>
+            </w:r>
+          </w:p>
+        </w:tc>
+        <w:tc>
+          <w:tcPr>
+            <w:tcW w:type="dxa" w:w="1457"/>
+          </w:tcPr>
+          <w:p>
+            <w:pPr>
+              <w:spacing w:before="20" w:after="20" w:line="269" w:lineRule="auto"/>
+            </w:pPr>
+            <w:r/>
+            <w:r>
+              <w:rPr>
+                <w:rFonts w:ascii="Aptos" w:hAnsi="Aptos" w:eastAsia="Microsoft YaHei"/>
+                <w:b w:val="0"/>
+                <w:i w:val="0"/>
+                <w:color w:val="222222"/>
+                <w:sz w:val="16"/>
+              </w:rPr>
+              <w:t>2927.37</w:t>
+            </w:r>
+          </w:p>
+        </w:tc>
+        <w:tc>
+          <w:tcPr>
+            <w:tcW w:type="dxa" w:w="1457"/>
+          </w:tcPr>
+          <w:p>
+            <w:pPr>
+              <w:spacing w:before="20" w:after="20" w:line="269" w:lineRule="auto"/>
+            </w:pPr>
+            <w:r/>
+            <w:r>
+              <w:rPr>
+                <w:rFonts w:ascii="Aptos" w:hAnsi="Aptos" w:eastAsia="Microsoft YaHei"/>
+                <w:b w:val="0"/>
+                <w:i w:val="0"/>
+                <w:color w:val="222222"/>
+                <w:sz w:val="16"/>
+              </w:rPr>
+              <w:t>+2927.37%</w:t>
+            </w:r>
+          </w:p>
+        </w:tc>
+        <w:tc>
+          <w:tcPr>
+            <w:tcW w:type="dxa" w:w="1457"/>
+          </w:tcPr>
+          <w:p>
+            <w:pPr>
+              <w:spacing w:before="20" w:after="20" w:line="269" w:lineRule="auto"/>
+            </w:pPr>
+            <w:r/>
+            <w:r>
+              <w:rPr>
+                <w:rFonts w:ascii="Aptos" w:hAnsi="Aptos" w:eastAsia="Microsoft YaHei"/>
+                <w:b w:val="0"/>
+                <w:i w:val="0"/>
+                <w:color w:val="222222"/>
+                <w:sz w:val="16"/>
+              </w:rPr>
+              <w:t>pdf</w:t>
+            </w:r>
+          </w:p>
+        </w:tc>
+        <w:tc>
+          <w:tcPr>
+            <w:tcW w:type="dxa" w:w="1457"/>
+          </w:tcPr>
+          <w:p>
+            <w:pPr>
+              <w:spacing w:before="20" w:after="20" w:line="269" w:lineRule="auto"/>
+            </w:pPr>
+            <w:r/>
+            <w:r>
+              <w:rPr>
+                <w:rFonts w:ascii="Aptos" w:hAnsi="Aptos" w:eastAsia="Microsoft YaHei"/>
+                <w:b w:val="0"/>
+                <w:i w:val="0"/>
+                <w:color w:val="222222"/>
+                <w:sz w:val="16"/>
+              </w:rPr>
+              <w:t>2025年度业绩预告</w:t>
+            </w:r>
+          </w:p>
+        </w:tc>
+      </w:tr>
+      <w:tr>
+        <w:tc>
+          <w:tcPr>
+            <w:tcW w:type="dxa" w:w="1457"/>
+          </w:tcPr>
+          <w:p>
+            <w:pPr>
+              <w:spacing w:before="20" w:after="20" w:line="269" w:lineRule="auto"/>
+            </w:pPr>
+            <w:r/>
+            <w:r>
+              <w:rPr>
+                <w:rFonts w:ascii="Aptos" w:hAnsi="Aptos" w:eastAsia="Microsoft YaHei"/>
+                <w:b w:val="0"/>
+                <w:i w:val="0"/>
+                <w:color w:val="222222"/>
+                <w:sz w:val="16"/>
+              </w:rPr>
+              <w:t>300862</w:t>
+            </w:r>
+          </w:p>
+        </w:tc>
+        <w:tc>
+          <w:tcPr>
+            <w:tcW w:type="dxa" w:w="1457"/>
+          </w:tcPr>
+          <w:p>
+            <w:pPr>
+              <w:spacing w:before="20" w:after="20" w:line="269" w:lineRule="auto"/>
+            </w:pPr>
+            <w:r/>
+            <w:r>
+              <w:rPr>
+                <w:rFonts w:ascii="Aptos" w:hAnsi="Aptos" w:eastAsia="Microsoft YaHei"/>
+                <w:b w:val="0"/>
+                <w:i w:val="0"/>
+                <w:color w:val="222222"/>
+                <w:sz w:val="16"/>
+              </w:rPr>
+              <w:t>蓝盾光电</w:t>
+            </w:r>
+          </w:p>
+        </w:tc>
+        <w:tc>
+          <w:tcPr>
+            <w:tcW w:type="dxa" w:w="1457"/>
+          </w:tcPr>
+          <w:p>
+            <w:pPr>
+              <w:spacing w:before="20" w:after="20" w:line="269" w:lineRule="auto"/>
+            </w:pPr>
+            <w:r/>
+            <w:r>
+              <w:rPr>
+                <w:rFonts w:ascii="Aptos" w:hAnsi="Aptos" w:eastAsia="Microsoft YaHei"/>
+                <w:b w:val="0"/>
+                <w:i w:val="0"/>
+                <w:color w:val="222222"/>
+                <w:sz w:val="16"/>
+              </w:rPr>
+              <w:t>7000</w:t>
+            </w:r>
+          </w:p>
+        </w:tc>
+        <w:tc>
+          <w:tcPr>
+            <w:tcW w:type="dxa" w:w="1457"/>
+          </w:tcPr>
+          <w:p>
+            <w:pPr>
+              <w:spacing w:before="20" w:after="20" w:line="269" w:lineRule="auto"/>
+            </w:pPr>
+            <w:r/>
+            <w:r>
+              <w:rPr>
+                <w:rFonts w:ascii="Aptos" w:hAnsi="Aptos" w:eastAsia="Microsoft YaHei"/>
+                <w:b w:val="0"/>
+                <w:i w:val="0"/>
+                <w:color w:val="222222"/>
+                <w:sz w:val="16"/>
+              </w:rPr>
+              <w:t>1179.36</w:t>
+            </w:r>
+          </w:p>
+        </w:tc>
+        <w:tc>
+          <w:tcPr>
+            <w:tcW w:type="dxa" w:w="1457"/>
+          </w:tcPr>
+          <w:p>
+            <w:pPr>
+              <w:spacing w:before="20" w:after="20" w:line="269" w:lineRule="auto"/>
+            </w:pPr>
+            <w:r/>
+            <w:r>
+              <w:rPr>
+                <w:rFonts w:ascii="Aptos" w:hAnsi="Aptos" w:eastAsia="Microsoft YaHei"/>
+                <w:b w:val="0"/>
+                <w:i w:val="0"/>
+                <w:color w:val="222222"/>
+                <w:sz w:val="16"/>
+              </w:rPr>
+              <w:t>+1179.36%</w:t>
+            </w:r>
+          </w:p>
+        </w:tc>
+        <w:tc>
+          <w:tcPr>
+            <w:tcW w:type="dxa" w:w="1457"/>
+          </w:tcPr>
+          <w:p>
+            <w:pPr>
+              <w:spacing w:before="20" w:after="20" w:line="269" w:lineRule="auto"/>
+            </w:pPr>
+            <w:r/>
+            <w:r>
+              <w:rPr>
+                <w:rFonts w:ascii="Aptos" w:hAnsi="Aptos" w:eastAsia="Microsoft YaHei"/>
+                <w:b w:val="0"/>
+                <w:i w:val="0"/>
+                <w:color w:val="222222"/>
+                <w:sz w:val="16"/>
+              </w:rPr>
+              <w:t>pdf</w:t>
+            </w:r>
+          </w:p>
+        </w:tc>
+        <w:tc>
+          <w:tcPr>
+            <w:tcW w:type="dxa" w:w="1457"/>
+          </w:tcPr>
+          <w:p>
+            <w:pPr>
+              <w:spacing w:before="20" w:after="20" w:line="269" w:lineRule="auto"/>
+            </w:pPr>
+            <w:r/>
+            <w:r>
+              <w:rPr>
+                <w:rFonts w:ascii="Aptos" w:hAnsi="Aptos" w:eastAsia="Microsoft YaHei"/>
+                <w:b w:val="0"/>
+                <w:i w:val="0"/>
+                <w:color w:val="222222"/>
+                <w:sz w:val="16"/>
+              </w:rPr>
+              <w:t>2025年度业绩预告</w:t>
+            </w:r>
+          </w:p>
+        </w:tc>
+      </w:tr>
+      <w:tr>
+        <w:tc>
+          <w:tcPr>
+            <w:tcW w:type="dxa" w:w="1457"/>
+          </w:tcPr>
+          <w:p>
+            <w:pPr>
+              <w:spacing w:before="20" w:after="20" w:line="269" w:lineRule="auto"/>
+            </w:pPr>
+            <w:r/>
+            <w:r>
+              <w:rPr>
+                <w:rFonts w:ascii="Aptos" w:hAnsi="Aptos" w:eastAsia="Microsoft YaHei"/>
+                <w:b w:val="0"/>
+                <w:i w:val="0"/>
+                <w:color w:val="222222"/>
+                <w:sz w:val="16"/>
+              </w:rPr>
+              <w:t>300971</w:t>
+            </w:r>
+          </w:p>
+        </w:tc>
+        <w:tc>
+          <w:tcPr>
+            <w:tcW w:type="dxa" w:w="1457"/>
+          </w:tcPr>
+          <w:p>
+            <w:pPr>
+              <w:spacing w:before="20" w:after="20" w:line="269" w:lineRule="auto"/>
+            </w:pPr>
+            <w:r/>
+            <w:r>
+              <w:rPr>
+                <w:rFonts w:ascii="Aptos" w:hAnsi="Aptos" w:eastAsia="Microsoft YaHei"/>
+                <w:b w:val="0"/>
+                <w:i w:val="0"/>
+                <w:color w:val="222222"/>
+                <w:sz w:val="16"/>
+              </w:rPr>
+              <w:t>博亚精工</w:t>
+            </w:r>
+          </w:p>
+        </w:tc>
+        <w:tc>
+          <w:tcPr>
+            <w:tcW w:type="dxa" w:w="1457"/>
+          </w:tcPr>
+          <w:p>
+            <w:pPr>
+              <w:spacing w:before="20" w:after="20" w:line="269" w:lineRule="auto"/>
+            </w:pPr>
+            <w:r/>
+            <w:r>
+              <w:rPr>
+                <w:rFonts w:ascii="Aptos" w:hAnsi="Aptos" w:eastAsia="Microsoft YaHei"/>
+                <w:b w:val="0"/>
+                <w:i w:val="0"/>
+                <w:color w:val="222222"/>
+                <w:sz w:val="16"/>
+              </w:rPr>
+              <w:t>8000</w:t>
+            </w:r>
+          </w:p>
+        </w:tc>
+        <w:tc>
+          <w:tcPr>
+            <w:tcW w:type="dxa" w:w="1457"/>
+          </w:tcPr>
+          <w:p>
+            <w:pPr>
+              <w:spacing w:before="20" w:after="20" w:line="269" w:lineRule="auto"/>
+            </w:pPr>
+            <w:r/>
+            <w:r>
+              <w:rPr>
+                <w:rFonts w:ascii="Aptos" w:hAnsi="Aptos" w:eastAsia="Microsoft YaHei"/>
+                <w:b w:val="0"/>
+                <w:i w:val="0"/>
+                <w:color w:val="222222"/>
+                <w:sz w:val="16"/>
+              </w:rPr>
+              <w:t>82.68</w:t>
+            </w:r>
+          </w:p>
+        </w:tc>
+        <w:tc>
+          <w:tcPr>
+            <w:tcW w:type="dxa" w:w="1457"/>
+          </w:tcPr>
+          <w:p>
+            <w:pPr>
+              <w:spacing w:before="20" w:after="20" w:line="269" w:lineRule="auto"/>
+            </w:pPr>
+            <w:r/>
+            <w:r>
+              <w:rPr>
+                <w:rFonts w:ascii="Aptos" w:hAnsi="Aptos" w:eastAsia="Microsoft YaHei"/>
+                <w:b w:val="0"/>
+                <w:i w:val="0"/>
+                <w:color w:val="222222"/>
+                <w:sz w:val="16"/>
+              </w:rPr>
+              <w:t>+82.68%</w:t>
+            </w:r>
+          </w:p>
+        </w:tc>
+        <w:tc>
+          <w:tcPr>
+            <w:tcW w:type="dxa" w:w="1457"/>
+          </w:tcPr>
+          <w:p>
+            <w:pPr>
+              <w:spacing w:before="20" w:after="20" w:line="269" w:lineRule="auto"/>
+            </w:pPr>
+            <w:r/>
+            <w:r>
+              <w:rPr>
+                <w:rFonts w:ascii="Aptos" w:hAnsi="Aptos" w:eastAsia="Microsoft YaHei"/>
+                <w:b w:val="0"/>
+                <w:i w:val="0"/>
+                <w:color w:val="222222"/>
+                <w:sz w:val="16"/>
+              </w:rPr>
+              <w:t>pdf</w:t>
+            </w:r>
+          </w:p>
+        </w:tc>
+        <w:tc>
+          <w:tcPr>
+            <w:tcW w:type="dxa" w:w="1457"/>
+          </w:tcPr>
+          <w:p>
+            <w:pPr>
+              <w:spacing w:before="20" w:after="20" w:line="269" w:lineRule="auto"/>
+            </w:pPr>
+            <w:r/>
+            <w:r>
+              <w:rPr>
+                <w:rFonts w:ascii="Aptos" w:hAnsi="Aptos" w:eastAsia="Microsoft YaHei"/>
+                <w:b w:val="0"/>
+                <w:i w:val="0"/>
+                <w:color w:val="222222"/>
+                <w:sz w:val="16"/>
+              </w:rPr>
+              <w:t>2025年度业绩预告</w:t>
+            </w:r>
+          </w:p>
+        </w:tc>
+      </w:tr>
+      <w:tr>
+        <w:tc>
+          <w:tcPr>
+            <w:tcW w:type="dxa" w:w="1457"/>
+          </w:tcPr>
+          <w:p>
+            <w:pPr>
+              <w:spacing w:before="20" w:after="20" w:line="269" w:lineRule="auto"/>
+            </w:pPr>
+            <w:r/>
+            <w:r>
+              <w:rPr>
+                <w:rFonts w:ascii="Aptos" w:hAnsi="Aptos" w:eastAsia="Microsoft YaHei"/>
+                <w:b w:val="0"/>
+                <w:i w:val="0"/>
+                <w:color w:val="222222"/>
+                <w:sz w:val="16"/>
+              </w:rPr>
+              <w:t>300323</w:t>
+            </w:r>
+          </w:p>
+        </w:tc>
+        <w:tc>
+          <w:tcPr>
+            <w:tcW w:type="dxa" w:w="1457"/>
+          </w:tcPr>
+          <w:p>
+            <w:pPr>
+              <w:spacing w:before="20" w:after="20" w:line="269" w:lineRule="auto"/>
+            </w:pPr>
+            <w:r/>
+            <w:r>
+              <w:rPr>
+                <w:rFonts w:ascii="Aptos" w:hAnsi="Aptos" w:eastAsia="Microsoft YaHei"/>
+                <w:b w:val="0"/>
+                <w:i w:val="0"/>
+                <w:color w:val="222222"/>
+                <w:sz w:val="16"/>
+              </w:rPr>
+              <w:t>华灿光电</w:t>
+            </w:r>
+          </w:p>
+        </w:tc>
+        <w:tc>
+          <w:tcPr>
+            <w:tcW w:type="dxa" w:w="1457"/>
+          </w:tcPr>
+          <w:p>
+            <w:pPr>
+              <w:spacing w:before="20" w:after="20" w:line="269" w:lineRule="auto"/>
+            </w:pPr>
+            <w:r/>
+            <w:r>
+              <w:rPr>
+                <w:rFonts w:ascii="Aptos" w:hAnsi="Aptos" w:eastAsia="Microsoft YaHei"/>
+                <w:b w:val="0"/>
+                <w:i w:val="0"/>
+                <w:color w:val="222222"/>
+                <w:sz w:val="16"/>
+              </w:rPr>
+              <w:t>-45000</w:t>
+            </w:r>
+          </w:p>
+        </w:tc>
+        <w:tc>
+          <w:tcPr>
+            <w:tcW w:type="dxa" w:w="1457"/>
+          </w:tcPr>
+          <w:p>
+            <w:pPr>
+              <w:spacing w:before="20" w:after="20" w:line="269" w:lineRule="auto"/>
+            </w:pPr>
+            <w:r/>
+            <w:r>
+              <w:rPr>
+                <w:rFonts w:ascii="Aptos" w:hAnsi="Aptos" w:eastAsia="Microsoft YaHei"/>
+                <w:b w:val="0"/>
+                <w:i w:val="0"/>
+                <w:color w:val="222222"/>
+                <w:sz w:val="16"/>
+              </w:rPr>
+              <w:t>26.37</w:t>
+            </w:r>
+          </w:p>
+        </w:tc>
+        <w:tc>
+          <w:tcPr>
+            <w:tcW w:type="dxa" w:w="1457"/>
+          </w:tcPr>
+          <w:p>
+            <w:pPr>
+              <w:spacing w:before="20" w:after="20" w:line="269" w:lineRule="auto"/>
+            </w:pPr>
+            <w:r/>
+            <w:r>
+              <w:rPr>
+                <w:rFonts w:ascii="Aptos" w:hAnsi="Aptos" w:eastAsia="Microsoft YaHei"/>
+                <w:b w:val="0"/>
+                <w:i w:val="0"/>
+                <w:color w:val="222222"/>
+                <w:sz w:val="16"/>
+              </w:rPr>
+              <w:t>+26.37%</w:t>
+            </w:r>
+          </w:p>
+        </w:tc>
+        <w:tc>
+          <w:tcPr>
+            <w:tcW w:type="dxa" w:w="1457"/>
+          </w:tcPr>
+          <w:p>
+            <w:pPr>
+              <w:spacing w:before="20" w:after="20" w:line="269" w:lineRule="auto"/>
+            </w:pPr>
+            <w:r/>
+            <w:r>
+              <w:rPr>
+                <w:rFonts w:ascii="Aptos" w:hAnsi="Aptos" w:eastAsia="Microsoft YaHei"/>
+                <w:b w:val="0"/>
+                <w:i w:val="0"/>
+                <w:color w:val="222222"/>
+                <w:sz w:val="16"/>
+              </w:rPr>
+              <w:t>eastmoney</w:t>
+            </w:r>
+          </w:p>
+        </w:tc>
+        <w:tc>
+          <w:tcPr>
+            <w:tcW w:type="dxa" w:w="1457"/>
+          </w:tcPr>
+          <w:p>
+            <w:pPr>
+              <w:spacing w:before="20" w:after="20" w:line="269" w:lineRule="auto"/>
+            </w:pPr>
+            <w:r/>
+            <w:r>
+              <w:rPr>
+                <w:rFonts w:ascii="Aptos" w:hAnsi="Aptos" w:eastAsia="Microsoft YaHei"/>
+                <w:b w:val="0"/>
+                <w:i w:val="0"/>
+                <w:color w:val="222222"/>
+                <w:sz w:val="16"/>
+              </w:rPr>
+              <w:t>2025年度业绩预告</w:t>
+            </w:r>
+          </w:p>
+        </w:tc>
+      </w:tr>
+      <w:tr>
+        <w:tc>
+          <w:tcPr>
+            <w:tcW w:type="dxa" w:w="1457"/>
+          </w:tcPr>
+          <w:p>
+            <w:pPr>
+              <w:spacing w:before="20" w:after="20" w:line="269" w:lineRule="auto"/>
+            </w:pPr>
+            <w:r/>
+            <w:r>
+              <w:rPr>
+                <w:rFonts w:ascii="Aptos" w:hAnsi="Aptos" w:eastAsia="Microsoft YaHei"/>
+                <w:b w:val="0"/>
+                <w:i w:val="0"/>
+                <w:color w:val="222222"/>
+                <w:sz w:val="16"/>
+              </w:rPr>
+              <w:t>300107</w:t>
+            </w:r>
+          </w:p>
+        </w:tc>
+        <w:tc>
+          <w:tcPr>
+            <w:tcW w:type="dxa" w:w="1457"/>
+          </w:tcPr>
+          <w:p>
+            <w:pPr>
+              <w:spacing w:before="20" w:after="20" w:line="269" w:lineRule="auto"/>
+            </w:pPr>
+            <w:r/>
+            <w:r>
+              <w:rPr>
+                <w:rFonts w:ascii="Aptos" w:hAnsi="Aptos" w:eastAsia="Microsoft YaHei"/>
+                <w:b w:val="0"/>
+                <w:i w:val="0"/>
+                <w:color w:val="222222"/>
+                <w:sz w:val="16"/>
+              </w:rPr>
+              <w:t>建新股份</w:t>
+            </w:r>
+          </w:p>
+        </w:tc>
+        <w:tc>
+          <w:tcPr>
+            <w:tcW w:type="dxa" w:w="1457"/>
+          </w:tcPr>
+          <w:p>
+            <w:pPr>
+              <w:spacing w:before="20" w:after="20" w:line="269" w:lineRule="auto"/>
+            </w:pPr>
+            <w:r/>
+            <w:r>
+              <w:rPr>
+                <w:rFonts w:ascii="Aptos" w:hAnsi="Aptos" w:eastAsia="Microsoft YaHei"/>
+                <w:b w:val="0"/>
+                <w:i w:val="0"/>
+                <w:color w:val="222222"/>
+                <w:sz w:val="16"/>
+              </w:rPr>
+              <w:t>-2450</w:t>
+            </w:r>
+          </w:p>
+        </w:tc>
+        <w:tc>
+          <w:tcPr>
+            <w:tcW w:type="dxa" w:w="1457"/>
+          </w:tcPr>
+          <w:p>
+            <w:pPr>
+              <w:spacing w:before="20" w:after="20" w:line="269" w:lineRule="auto"/>
+            </w:pPr>
+            <w:r/>
+            <w:r>
+              <w:rPr>
+                <w:rFonts w:ascii="Aptos" w:hAnsi="Aptos" w:eastAsia="Microsoft YaHei"/>
+                <w:b w:val="0"/>
+                <w:i w:val="0"/>
+                <w:color w:val="222222"/>
+                <w:sz w:val="16"/>
+              </w:rPr>
+              <w:t>-226.52</w:t>
+            </w:r>
+          </w:p>
+        </w:tc>
+        <w:tc>
+          <w:tcPr>
+            <w:tcW w:type="dxa" w:w="1457"/>
+          </w:tcPr>
+          <w:p>
+            <w:pPr>
+              <w:spacing w:before="20" w:after="20" w:line="269" w:lineRule="auto"/>
+            </w:pPr>
+            <w:r/>
+            <w:r>
+              <w:rPr>
+                <w:rFonts w:ascii="Aptos" w:hAnsi="Aptos" w:eastAsia="Microsoft YaHei"/>
+                <w:b w:val="0"/>
+                <w:i w:val="0"/>
+                <w:color w:val="222222"/>
+                <w:sz w:val="16"/>
+              </w:rPr>
+              <w:t>-226.51%</w:t>
+            </w:r>
+          </w:p>
+        </w:tc>
+        <w:tc>
+          <w:tcPr>
+            <w:tcW w:type="dxa" w:w="1457"/>
+          </w:tcPr>
+          <w:p>
+            <w:pPr>
+              <w:spacing w:before="20" w:after="20" w:line="269" w:lineRule="auto"/>
+            </w:pPr>
+            <w:r/>
+            <w:r>
+              <w:rPr>
+                <w:rFonts w:ascii="Aptos" w:hAnsi="Aptos" w:eastAsia="Microsoft YaHei"/>
+                <w:b w:val="0"/>
+                <w:i w:val="0"/>
+                <w:color w:val="222222"/>
+                <w:sz w:val="16"/>
+              </w:rPr>
+              <w:t>eastmoney</w:t>
+            </w:r>
+          </w:p>
+        </w:tc>
+        <w:tc>
+          <w:tcPr>
+            <w:tcW w:type="dxa" w:w="1457"/>
+          </w:tcPr>
+          <w:p>
+            <w:pPr>
+              <w:spacing w:before="20" w:after="20" w:line="269" w:lineRule="auto"/>
+            </w:pPr>
+            <w:r/>
+            <w:r>
+              <w:rPr>
+                <w:rFonts w:ascii="Aptos" w:hAnsi="Aptos" w:eastAsia="Microsoft YaHei"/>
+                <w:b w:val="0"/>
+                <w:i w:val="0"/>
+                <w:color w:val="222222"/>
+                <w:sz w:val="16"/>
+              </w:rPr>
+              <w:t>2025年度业绩预告</w:t>
+            </w:r>
+          </w:p>
+        </w:tc>
+      </w:tr>
+      <w:tr>
+        <w:tc>
+          <w:tcPr>
+            <w:tcW w:type="dxa" w:w="1457"/>
+          </w:tcPr>
+          <w:p>
+            <w:pPr>
+              <w:spacing w:before="20" w:after="20" w:line="269" w:lineRule="auto"/>
+            </w:pPr>
+            <w:r/>
+            <w:r>
+              <w:rPr>
+                <w:rFonts w:ascii="Aptos" w:hAnsi="Aptos" w:eastAsia="Microsoft YaHei"/>
+                <w:b w:val="0"/>
+                <w:i w:val="0"/>
+                <w:color w:val="222222"/>
+                <w:sz w:val="16"/>
+              </w:rPr>
+              <w:t>301110</w:t>
+            </w:r>
+          </w:p>
+        </w:tc>
+        <w:tc>
+          <w:tcPr>
+            <w:tcW w:type="dxa" w:w="1457"/>
+          </w:tcPr>
+          <w:p>
+            <w:pPr>
+              <w:spacing w:before="20" w:after="20" w:line="269" w:lineRule="auto"/>
+            </w:pPr>
+            <w:r/>
+            <w:r>
+              <w:rPr>
+                <w:rFonts w:ascii="Aptos" w:hAnsi="Aptos" w:eastAsia="Microsoft YaHei"/>
+                <w:b w:val="0"/>
+                <w:i w:val="0"/>
+                <w:color w:val="222222"/>
+                <w:sz w:val="16"/>
+              </w:rPr>
+              <w:t>青木科技</w:t>
+            </w:r>
+          </w:p>
+        </w:tc>
+        <w:tc>
+          <w:tcPr>
+            <w:tcW w:type="dxa" w:w="1457"/>
+          </w:tcPr>
+          <w:p>
+            <w:pPr>
+              <w:spacing w:before="20" w:after="20" w:line="269" w:lineRule="auto"/>
+            </w:pPr>
+            <w:r/>
+            <w:r>
+              <w:rPr>
+                <w:rFonts w:ascii="Aptos" w:hAnsi="Aptos" w:eastAsia="Microsoft YaHei"/>
+                <w:b w:val="0"/>
+                <w:i w:val="0"/>
+                <w:color w:val="222222"/>
+                <w:sz w:val="16"/>
+              </w:rPr>
+              <w:t>11770.18</w:t>
+            </w:r>
+          </w:p>
+        </w:tc>
+        <w:tc>
+          <w:tcPr>
+            <w:tcW w:type="dxa" w:w="1457"/>
+          </w:tcPr>
+          <w:p>
+            <w:pPr>
+              <w:spacing w:before="20" w:after="20" w:line="269" w:lineRule="auto"/>
+            </w:pPr>
+            <w:r/>
+            <w:r>
+              <w:rPr>
+                <w:rFonts w:ascii="Aptos" w:hAnsi="Aptos" w:eastAsia="Microsoft YaHei"/>
+                <w:b w:val="0"/>
+                <w:i w:val="0"/>
+                <w:color w:val="222222"/>
+                <w:sz w:val="16"/>
+              </w:rPr>
+              <w:t>30.00</w:t>
+            </w:r>
+          </w:p>
+        </w:tc>
+        <w:tc>
+          <w:tcPr>
+            <w:tcW w:type="dxa" w:w="1457"/>
+          </w:tcPr>
+          <w:p>
+            <w:pPr>
+              <w:spacing w:before="20" w:after="20" w:line="269" w:lineRule="auto"/>
+            </w:pPr>
+            <w:r/>
+            <w:r>
+              <w:rPr>
+                <w:rFonts w:ascii="Aptos" w:hAnsi="Aptos" w:eastAsia="Microsoft YaHei"/>
+                <w:b w:val="0"/>
+                <w:i w:val="0"/>
+                <w:color w:val="222222"/>
+                <w:sz w:val="16"/>
+              </w:rPr>
+              <w:t>+30.00%</w:t>
+            </w:r>
+          </w:p>
+        </w:tc>
+        <w:tc>
+          <w:tcPr>
+            <w:tcW w:type="dxa" w:w="1457"/>
+          </w:tcPr>
+          <w:p>
+            <w:pPr>
+              <w:spacing w:before="20" w:after="20" w:line="269" w:lineRule="auto"/>
+            </w:pPr>
+            <w:r/>
+            <w:r>
+              <w:rPr>
+                <w:rFonts w:ascii="Aptos" w:hAnsi="Aptos" w:eastAsia="Microsoft YaHei"/>
+                <w:b w:val="0"/>
+                <w:i w:val="0"/>
+                <w:color w:val="222222"/>
+                <w:sz w:val="16"/>
+              </w:rPr>
+              <w:t>pdf</w:t>
+            </w:r>
+          </w:p>
+        </w:tc>
+        <w:tc>
+          <w:tcPr>
+            <w:tcW w:type="dxa" w:w="1457"/>
+          </w:tcPr>
+          <w:p>
+            <w:pPr>
+              <w:spacing w:before="20" w:after="20" w:line="269" w:lineRule="auto"/>
+            </w:pPr>
+            <w:r/>
+            <w:r>
+              <w:rPr>
+                <w:rFonts w:ascii="Aptos" w:hAnsi="Aptos" w:eastAsia="Microsoft YaHei"/>
+                <w:b w:val="0"/>
+                <w:i w:val="0"/>
+                <w:color w:val="222222"/>
+                <w:sz w:val="16"/>
+              </w:rPr>
+              <w:t>2025年度业绩预告</w:t>
+            </w:r>
+          </w:p>
+        </w:tc>
+      </w:tr>
+      <w:tr>
+        <w:tc>
+          <w:tcPr>
+            <w:tcW w:type="dxa" w:w="1457"/>
+          </w:tcPr>
+          <w:p>
+            <w:pPr>
+              <w:spacing w:before="20" w:after="20" w:line="269" w:lineRule="auto"/>
+            </w:pPr>
+            <w:r/>
+            <w:r>
+              <w:rPr>
+                <w:rFonts w:ascii="Aptos" w:hAnsi="Aptos" w:eastAsia="Microsoft YaHei"/>
+                <w:b w:val="0"/>
+                <w:i w:val="0"/>
+                <w:color w:val="222222"/>
+                <w:sz w:val="16"/>
+              </w:rPr>
+              <w:t>300672</w:t>
+            </w:r>
+          </w:p>
+        </w:tc>
+        <w:tc>
+          <w:tcPr>
+            <w:tcW w:type="dxa" w:w="1457"/>
+          </w:tcPr>
+          <w:p>
+            <w:pPr>
+              <w:spacing w:before="20" w:after="20" w:line="269" w:lineRule="auto"/>
+            </w:pPr>
+            <w:r/>
+            <w:r>
+              <w:rPr>
+                <w:rFonts w:ascii="Aptos" w:hAnsi="Aptos" w:eastAsia="Microsoft YaHei"/>
+                <w:b w:val="0"/>
+                <w:i w:val="0"/>
+                <w:color w:val="222222"/>
+                <w:sz w:val="16"/>
+              </w:rPr>
+              <w:t>国科微</w:t>
+            </w:r>
+          </w:p>
+        </w:tc>
+        <w:tc>
+          <w:tcPr>
+            <w:tcW w:type="dxa" w:w="1457"/>
+          </w:tcPr>
+          <w:p>
+            <w:pPr>
+              <w:spacing w:before="20" w:after="20" w:line="269" w:lineRule="auto"/>
+            </w:pPr>
+            <w:r/>
+            <w:r>
+              <w:rPr>
+                <w:rFonts w:ascii="Aptos" w:hAnsi="Aptos" w:eastAsia="Microsoft YaHei"/>
+                <w:b w:val="0"/>
+                <w:i w:val="0"/>
+                <w:color w:val="222222"/>
+                <w:sz w:val="16"/>
+              </w:rPr>
+              <w:t>-21500</w:t>
+            </w:r>
+          </w:p>
+        </w:tc>
+        <w:tc>
+          <w:tcPr>
+            <w:tcW w:type="dxa" w:w="1457"/>
+          </w:tcPr>
+          <w:p>
+            <w:pPr>
+              <w:spacing w:before="20" w:after="20" w:line="269" w:lineRule="auto"/>
+            </w:pPr>
+            <w:r/>
+            <w:r>
+              <w:rPr>
+                <w:rFonts w:ascii="Aptos" w:hAnsi="Aptos" w:eastAsia="Microsoft YaHei"/>
+                <w:b w:val="0"/>
+                <w:i w:val="0"/>
+                <w:color w:val="222222"/>
+                <w:sz w:val="16"/>
+              </w:rPr>
+              <w:t>-321.30</w:t>
+            </w:r>
+          </w:p>
+        </w:tc>
+        <w:tc>
+          <w:tcPr>
+            <w:tcW w:type="dxa" w:w="1457"/>
+          </w:tcPr>
+          <w:p>
+            <w:pPr>
+              <w:spacing w:before="20" w:after="20" w:line="269" w:lineRule="auto"/>
+            </w:pPr>
+            <w:r/>
+            <w:r>
+              <w:rPr>
+                <w:rFonts w:ascii="Aptos" w:hAnsi="Aptos" w:eastAsia="Microsoft YaHei"/>
+                <w:b w:val="0"/>
+                <w:i w:val="0"/>
+                <w:color w:val="222222"/>
+                <w:sz w:val="16"/>
+              </w:rPr>
+              <w:t>-321.30%</w:t>
+            </w:r>
+          </w:p>
+        </w:tc>
+        <w:tc>
+          <w:tcPr>
+            <w:tcW w:type="dxa" w:w="1457"/>
+          </w:tcPr>
+          <w:p>
+            <w:pPr>
+              <w:spacing w:before="20" w:after="20" w:line="269" w:lineRule="auto"/>
+            </w:pPr>
+            <w:r/>
+            <w:r>
+              <w:rPr>
+                <w:rFonts w:ascii="Aptos" w:hAnsi="Aptos" w:eastAsia="Microsoft YaHei"/>
+                <w:b w:val="0"/>
+                <w:i w:val="0"/>
+                <w:color w:val="222222"/>
+                <w:sz w:val="16"/>
+              </w:rPr>
+              <w:t>eastmoney</w:t>
+            </w:r>
+          </w:p>
+        </w:tc>
+        <w:tc>
+          <w:tcPr>
+            <w:tcW w:type="dxa" w:w="1457"/>
+          </w:tcPr>
+          <w:p>
+            <w:pPr>
+              <w:spacing w:before="20" w:after="20" w:line="269" w:lineRule="auto"/>
+            </w:pPr>
+            <w:r/>
+            <w:r>
+              <w:rPr>
+                <w:rFonts w:ascii="Aptos" w:hAnsi="Aptos" w:eastAsia="Microsoft YaHei"/>
+                <w:b w:val="0"/>
+                <w:i w:val="0"/>
+                <w:color w:val="222222"/>
+                <w:sz w:val="16"/>
+              </w:rPr>
+              <w:t>2025年度业绩预告</w:t>
+            </w:r>
+          </w:p>
+        </w:tc>
+      </w:tr>
+      <w:tr>
+        <w:tc>
+          <w:tcPr>
+            <w:tcW w:type="dxa" w:w="1457"/>
+          </w:tcPr>
+          <w:p>
+            <w:pPr>
+              <w:spacing w:before="20" w:after="20" w:line="269" w:lineRule="auto"/>
+            </w:pPr>
+            <w:r/>
+            <w:r>
+              <w:rPr>
+                <w:rFonts w:ascii="Aptos" w:hAnsi="Aptos" w:eastAsia="Microsoft YaHei"/>
+                <w:b w:val="0"/>
+                <w:i w:val="0"/>
+                <w:color w:val="222222"/>
+                <w:sz w:val="16"/>
+              </w:rPr>
+              <w:t>300061</w:t>
+            </w:r>
+          </w:p>
+        </w:tc>
+        <w:tc>
+          <w:tcPr>
+            <w:tcW w:type="dxa" w:w="1457"/>
+          </w:tcPr>
+          <w:p>
+            <w:pPr>
+              <w:spacing w:before="20" w:after="20" w:line="269" w:lineRule="auto"/>
+            </w:pPr>
+            <w:r/>
+            <w:r>
+              <w:rPr>
+                <w:rFonts w:ascii="Aptos" w:hAnsi="Aptos" w:eastAsia="Microsoft YaHei"/>
+                <w:b w:val="0"/>
+                <w:i w:val="0"/>
+                <w:color w:val="222222"/>
+                <w:sz w:val="16"/>
+              </w:rPr>
+              <w:t>旗天科技</w:t>
+            </w:r>
+          </w:p>
+        </w:tc>
+        <w:tc>
+          <w:tcPr>
+            <w:tcW w:type="dxa" w:w="1457"/>
+          </w:tcPr>
+          <w:p>
+            <w:pPr>
+              <w:spacing w:before="20" w:after="20" w:line="269" w:lineRule="auto"/>
+            </w:pPr>
+            <w:r/>
+            <w:r>
+              <w:rPr>
+                <w:rFonts w:ascii="Aptos" w:hAnsi="Aptos" w:eastAsia="Microsoft YaHei"/>
+                <w:b w:val="0"/>
+                <w:i w:val="0"/>
+                <w:color w:val="222222"/>
+                <w:sz w:val="16"/>
+              </w:rPr>
+              <w:t>9500</w:t>
+            </w:r>
+          </w:p>
+        </w:tc>
+        <w:tc>
+          <w:tcPr>
+            <w:tcW w:type="dxa" w:w="1457"/>
+          </w:tcPr>
+          <w:p>
+            <w:pPr>
+              <w:spacing w:before="20" w:after="20" w:line="269" w:lineRule="auto"/>
+            </w:pPr>
+            <w:r/>
+            <w:r>
+              <w:rPr>
+                <w:rFonts w:ascii="Aptos" w:hAnsi="Aptos" w:eastAsia="Microsoft YaHei"/>
+                <w:b w:val="0"/>
+                <w:i w:val="0"/>
+                <w:color w:val="222222"/>
+                <w:sz w:val="16"/>
+              </w:rPr>
+              <w:t>55.65</w:t>
+            </w:r>
+          </w:p>
+        </w:tc>
+        <w:tc>
+          <w:tcPr>
+            <w:tcW w:type="dxa" w:w="1457"/>
+          </w:tcPr>
+          <w:p>
+            <w:pPr>
+              <w:spacing w:before="20" w:after="20" w:line="269" w:lineRule="auto"/>
+            </w:pPr>
+            <w:r/>
+            <w:r>
+              <w:rPr>
+                <w:rFonts w:ascii="Aptos" w:hAnsi="Aptos" w:eastAsia="Microsoft YaHei"/>
+                <w:b w:val="0"/>
+                <w:i w:val="0"/>
+                <w:color w:val="222222"/>
+                <w:sz w:val="16"/>
+              </w:rPr>
+              <w:t>+55.65%</w:t>
+            </w:r>
+          </w:p>
+        </w:tc>
+        <w:tc>
+          <w:tcPr>
+            <w:tcW w:type="dxa" w:w="1457"/>
+          </w:tcPr>
+          <w:p>
+            <w:pPr>
+              <w:spacing w:before="20" w:after="20" w:line="269" w:lineRule="auto"/>
+            </w:pPr>
+            <w:r/>
+            <w:r>
+              <w:rPr>
+                <w:rFonts w:ascii="Aptos" w:hAnsi="Aptos" w:eastAsia="Microsoft YaHei"/>
+                <w:b w:val="0"/>
+                <w:i w:val="0"/>
+                <w:color w:val="222222"/>
+                <w:sz w:val="16"/>
+              </w:rPr>
+              <w:t>pdf</w:t>
+            </w:r>
+          </w:p>
+        </w:tc>
+        <w:tc>
+          <w:tcPr>
+            <w:tcW w:type="dxa" w:w="1457"/>
+          </w:tcPr>
+          <w:p>
+            <w:pPr>
+              <w:spacing w:before="20" w:after="20" w:line="269" w:lineRule="auto"/>
+            </w:pPr>
+            <w:r/>
+            <w:r>
+              <w:rPr>
+                <w:rFonts w:ascii="Aptos" w:hAnsi="Aptos" w:eastAsia="Microsoft YaHei"/>
+                <w:b w:val="0"/>
+                <w:i w:val="0"/>
+                <w:color w:val="222222"/>
+                <w:sz w:val="16"/>
+              </w:rPr>
+              <w:t>2025年度业绩预告</w:t>
+            </w:r>
+          </w:p>
+        </w:tc>
+      </w:tr>
+      <w:tr>
+        <w:tc>
+          <w:tcPr>
+            <w:tcW w:type="dxa" w:w="1457"/>
+          </w:tcPr>
+          <w:p>
+            <w:pPr>
+              <w:spacing w:before="20" w:after="20" w:line="269" w:lineRule="auto"/>
+            </w:pPr>
+            <w:r/>
+            <w:r>
+              <w:rPr>
+                <w:rFonts w:ascii="Aptos" w:hAnsi="Aptos" w:eastAsia="Microsoft YaHei"/>
+                <w:b w:val="0"/>
+                <w:i w:val="0"/>
+                <w:color w:val="222222"/>
+                <w:sz w:val="16"/>
+              </w:rPr>
+              <w:t>300497</w:t>
+            </w:r>
+          </w:p>
+        </w:tc>
+        <w:tc>
+          <w:tcPr>
+            <w:tcW w:type="dxa" w:w="1457"/>
+          </w:tcPr>
+          <w:p>
+            <w:pPr>
+              <w:spacing w:before="20" w:after="20" w:line="269" w:lineRule="auto"/>
+            </w:pPr>
+            <w:r/>
+            <w:r>
+              <w:rPr>
+                <w:rFonts w:ascii="Aptos" w:hAnsi="Aptos" w:eastAsia="Microsoft YaHei"/>
+                <w:b w:val="0"/>
+                <w:i w:val="0"/>
+                <w:color w:val="222222"/>
+                <w:sz w:val="16"/>
+              </w:rPr>
+              <w:t>富祥药业</w:t>
+            </w:r>
+          </w:p>
+        </w:tc>
+        <w:tc>
+          <w:tcPr>
+            <w:tcW w:type="dxa" w:w="1457"/>
+          </w:tcPr>
+          <w:p>
+            <w:pPr>
+              <w:spacing w:before="20" w:after="20" w:line="269" w:lineRule="auto"/>
+            </w:pPr>
+            <w:r/>
+            <w:r>
+              <w:rPr>
+                <w:rFonts w:ascii="Aptos" w:hAnsi="Aptos" w:eastAsia="Microsoft YaHei"/>
+                <w:b w:val="0"/>
+                <w:i w:val="0"/>
+                <w:color w:val="222222"/>
+                <w:sz w:val="16"/>
+              </w:rPr>
+              <w:t>-4800</w:t>
+            </w:r>
+          </w:p>
+        </w:tc>
+        <w:tc>
+          <w:tcPr>
+            <w:tcW w:type="dxa" w:w="1457"/>
+          </w:tcPr>
+          <w:p>
+            <w:pPr>
+              <w:spacing w:before="20" w:after="20" w:line="269" w:lineRule="auto"/>
+            </w:pPr>
+            <w:r/>
+            <w:r>
+              <w:rPr>
+                <w:rFonts w:ascii="Aptos" w:hAnsi="Aptos" w:eastAsia="Microsoft YaHei"/>
+                <w:b w:val="0"/>
+                <w:i w:val="0"/>
+                <w:color w:val="222222"/>
+                <w:sz w:val="16"/>
+              </w:rPr>
+              <w:t>82.36</w:t>
+            </w:r>
+          </w:p>
+        </w:tc>
+        <w:tc>
+          <w:tcPr>
+            <w:tcW w:type="dxa" w:w="1457"/>
+          </w:tcPr>
+          <w:p>
+            <w:pPr>
+              <w:spacing w:before="20" w:after="20" w:line="269" w:lineRule="auto"/>
+            </w:pPr>
+            <w:r/>
+            <w:r>
+              <w:rPr>
+                <w:rFonts w:ascii="Aptos" w:hAnsi="Aptos" w:eastAsia="Microsoft YaHei"/>
+                <w:b w:val="0"/>
+                <w:i w:val="0"/>
+                <w:color w:val="222222"/>
+                <w:sz w:val="16"/>
+              </w:rPr>
+              <w:t>+82.36%</w:t>
+            </w:r>
+          </w:p>
+        </w:tc>
+        <w:tc>
+          <w:tcPr>
+            <w:tcW w:type="dxa" w:w="1457"/>
+          </w:tcPr>
+          <w:p>
+            <w:pPr>
+              <w:spacing w:before="20" w:after="20" w:line="269" w:lineRule="auto"/>
+            </w:pPr>
+            <w:r/>
+            <w:r>
+              <w:rPr>
+                <w:rFonts w:ascii="Aptos" w:hAnsi="Aptos" w:eastAsia="Microsoft YaHei"/>
+                <w:b w:val="0"/>
+                <w:i w:val="0"/>
+                <w:color w:val="222222"/>
+                <w:sz w:val="16"/>
+              </w:rPr>
+              <w:t>eastmoney</w:t>
+            </w:r>
+          </w:p>
+        </w:tc>
+        <w:tc>
+          <w:tcPr>
+            <w:tcW w:type="dxa" w:w="1457"/>
+          </w:tcPr>
+          <w:p>
+            <w:pPr>
+              <w:spacing w:before="20" w:after="20" w:line="269" w:lineRule="auto"/>
+            </w:pPr>
+            <w:r/>
+            <w:r>
+              <w:rPr>
+                <w:rFonts w:ascii="Aptos" w:hAnsi="Aptos" w:eastAsia="Microsoft YaHei"/>
+                <w:b w:val="0"/>
+                <w:i w:val="0"/>
+                <w:color w:val="222222"/>
+                <w:sz w:val="16"/>
+              </w:rPr>
+              <w:t>2025年度业绩预告</w:t>
+            </w:r>
+          </w:p>
+        </w:tc>
+      </w:tr>
+    </w:tbl>
+    <w:p/>
+    <w:p>
+      <w:pPr>
+        <w:spacing w:before="160" w:after="60" w:line="269" w:lineRule="auto"/>
+      </w:pPr>
+      <w:r>
+        <w:rPr>
+          <w:rFonts w:ascii="Aptos" w:hAnsi="Aptos" w:eastAsia="Microsoft YaHei"/>
+          <w:b/>
+          <w:i w:val="0"/>
+          <w:color w:val="1A535C"/>
+          <w:sz w:val="24"/>
+        </w:rPr>
+        <w:t>2.3 回测与监控习惯（不另附工程目录）</w:t>
+      </w:r>
+    </w:p>
+    <w:p>
+      <w:pPr>
+        <w:spacing w:before="0" w:after="40" w:line="269" w:lineRule="auto"/>
+        <w:ind w:left="255"/>
+      </w:pPr>
+      <w:r>
+        <w:rPr>
+          <w:rFonts w:ascii="Aptos" w:hAnsi="Aptos" w:eastAsia="Microsoft YaHei"/>
+          <w:b w:val="0"/>
+          <w:i w:val="0"/>
+          <w:color w:val="222222"/>
+          <w:sz w:val="22"/>
+        </w:rPr>
+        <w:t>• 回测引擎：自管账户（现金、持仓、当日可卖、成交均价）和成交记录，用来模拟下单，而不是只算一条收益率。</w:t>
+      </w:r>
+    </w:p>
+    <w:p>
+      <w:pPr>
+        <w:spacing w:before="0" w:after="40" w:line="269" w:lineRule="auto"/>
+        <w:ind w:left="255"/>
+      </w:pPr>
+      <w:r>
+        <w:rPr>
+          <w:rFonts w:ascii="Aptos" w:hAnsi="Aptos" w:eastAsia="Microsoft YaHei"/>
+          <w:b w:val="0"/>
+          <w:i w:val="0"/>
+          <w:color w:val="222222"/>
+          <w:sz w:val="22"/>
+        </w:rPr>
+        <w:t>• 数据：日线/分钟从本地文件读，交易日历和复权因子缓存；不把「现场联网拉数」写进评测题。</w:t>
+      </w:r>
+    </w:p>
+    <w:p>
+      <w:pPr>
+        <w:spacing w:before="0" w:after="40" w:line="269" w:lineRule="auto"/>
+        <w:ind w:left="255"/>
+      </w:pPr>
+      <w:r>
+        <w:rPr>
+          <w:rFonts w:ascii="Aptos" w:hAnsi="Aptos" w:eastAsia="Microsoft YaHei"/>
+          <w:b w:val="0"/>
+          <w:i w:val="0"/>
+          <w:color w:val="222222"/>
+          <w:sz w:val="22"/>
+        </w:rPr>
+        <w:t>• 盘中监控：按板块股票池跟踪均线类信号，多周期并行拉 K 线，用于复盘而不是当低频因子库。</w:t>
+      </w:r>
+    </w:p>
+    <w:p>
+      <w:pPr>
+        <w:spacing w:before="0" w:after="40" w:line="269" w:lineRule="auto"/>
+        <w:ind w:left="255"/>
+      </w:pPr>
+      <w:r>
+        <w:rPr>
+          <w:rFonts w:ascii="Aptos" w:hAnsi="Aptos" w:eastAsia="Microsoft YaHei"/>
+          <w:b w:val="0"/>
+          <w:i w:val="0"/>
+          <w:color w:val="222222"/>
+          <w:sz w:val="22"/>
+        </w:rPr>
+        <w:t>• 验证方式：对照实验和出场逻辑检查，输出表格字段，而不是只交曲线图。</w:t>
+      </w:r>
+    </w:p>
+    <w:p>
+      <w:pPr>
+        <w:spacing w:before="240" w:after="120" w:line="269" w:lineRule="auto"/>
         <w:pBdr>
           <w:bottom w:val="single" w:sz="12" w:space="1" w:color="1A535C"/>
         </w:pBdr>
@@ -212,12 +4832,96 @@
           <w:color w:val="1A535C"/>
           <w:sz w:val="26"/>
         </w:rPr>
-        <w:t>三、四道样题（可直接扩成 instruction.md + test.sh + solve.sh）</w:t>
+        <w:t>三、关键逻辑摘录（去路径，只留判定）</w:t>
       </w:r>
     </w:p>
     <w:p>
       <w:pPr>
-        <w:spacing w:before="20" w:after="80" w:line="276" w:lineRule="auto"/>
+        <w:spacing w:before="20" w:after="80" w:line="269" w:lineRule="auto"/>
+      </w:pPr>
+      <w:r>
+        <w:rPr>
+          <w:rFonts w:ascii="Aptos" w:hAnsi="Aptos" w:eastAsia="Microsoft YaHei"/>
+          <w:b w:val="0"/>
+          <w:i w:val="0"/>
+          <w:color w:val="222222"/>
+          <w:sz w:val="20"/>
+        </w:rPr>
+        <w:t>涨停阈值（按代码前缀区分板块；ST 按证券简称判断，不按代码字符串）：</w:t>
+      </w:r>
+    </w:p>
+    <w:p>
+      <w:pPr>
+        <w:spacing w:before="40" w:after="120" w:line="269" w:lineRule="auto"/>
+        <w:ind w:left="113"/>
+      </w:pPr>
+      <w:r>
+        <w:rPr>
+          <w:rFonts w:ascii="Aptos" w:hAnsi="Aptos" w:eastAsia="Microsoft YaHei"/>
+          <w:b w:val="0"/>
+          <w:i w:val="0"/>
+          <w:color w:val="282828"/>
+          <w:sz w:val="17"/>
+        </w:rPr>
+        <w:t>def get_limit_up_threshold(pre_close, stock_code, stock_name):</w:t>
+        <w:br/>
+        <w:t xml:space="preserve">    # 科创板 688/689、创业板 300 → 20%</w:t>
+        <w:br/>
+        <w:t xml:space="preserve">    if stock_code.startswith(('688', '689', '300')):</w:t>
+        <w:br/>
+        <w:t xml:space="preserve">        return pre_close * 1.20</w:t>
+        <w:br/>
+        <w:t xml:space="preserve">    # 北交所 8/4 开头 → 30%</w:t>
+        <w:br/>
+        <w:t xml:space="preserve">    if stock_code.startswith(('8', '4')):</w:t>
+        <w:br/>
+        <w:t xml:space="preserve">        return pre_close * 1.30</w:t>
+        <w:br/>
+        <w:t xml:space="preserve">    # ST / *ST → 5%</w:t>
+        <w:br/>
+        <w:t xml:space="preserve">    if 'ST' in (stock_name or '').upper():</w:t>
+        <w:br/>
+        <w:t xml:space="preserve">        return pre_close * 1.05</w:t>
+        <w:br/>
+        <w:t xml:space="preserve">    # 主板 → 10%</w:t>
+        <w:br/>
+        <w:t xml:space="preserve">    return pre_close * 1.10</w:t>
+      </w:r>
+    </w:p>
+    <w:p>
+      <w:pPr>
+        <w:spacing w:before="20" w:after="80" w:line="269" w:lineRule="auto"/>
+      </w:pPr>
+      <w:r>
+        <w:rPr>
+          <w:rFonts w:ascii="Aptos" w:hAnsi="Aptos" w:eastAsia="Microsoft YaHei"/>
+          <w:b w:val="0"/>
+          <w:i w:val="0"/>
+          <w:color w:val="222222"/>
+          <w:sz w:val="20"/>
+        </w:rPr>
+        <w:t>说明：线上脚本里用过「接近涨停」的 19.5%/9.5% 容差，方便盘中先报警。出题和验收用整阈值（10/20/30/5），卡在 19.99% 的样本必须判「未涨停」，避免 Agent 用宽松容差蒙混。</w:t>
+      </w:r>
+    </w:p>
+    <w:p>
+      <w:pPr>
+        <w:spacing w:before="20" w:after="80" w:line="269" w:lineRule="auto"/>
+      </w:pPr>
+      <w:r>
+        <w:rPr>
+          <w:rFonts w:ascii="Aptos" w:hAnsi="Aptos" w:eastAsia="Microsoft YaHei"/>
+          <w:b w:val="0"/>
+          <w:i w:val="0"/>
+          <w:color w:val="222222"/>
+          <w:sz w:val="20"/>
+        </w:rPr>
+        <w:t>业绩预告解析优先级（乱序即错）：</w:t>
+      </w:r>
+    </w:p>
+    <w:p>
+      <w:pPr>
+        <w:spacing w:before="0" w:after="40" w:line="269" w:lineRule="auto"/>
+        <w:ind w:left="255"/>
       </w:pPr>
       <w:r>
         <w:rPr>
@@ -227,39 +4931,14 @@
           <w:color w:val="222222"/>
           <w:sz w:val="22"/>
         </w:rPr>
-        <w:t>每道题下面按「场景 / 给 Agent 的约束 / 输入输出 / 测试与防投机 / 难度」写。正式交付时再拆成独立文件；这里先证明我知道题该长什么样。</w:t>
+        <w:t>• 1. PDF 表格抽取归母净利润、变动幅度。</w:t>
       </w:r>
     </w:p>
     <w:p>
       <w:pPr>
-        <w:spacing w:before="160" w:after="60" w:line="276" w:lineRule="auto"/>
+        <w:spacing w:before="0" w:after="40" w:line="269" w:lineRule="auto"/>
+        <w:ind w:left="255"/>
       </w:pPr>
-      <w:r>
-        <w:rPr>
-          <w:rFonts w:ascii="Aptos" w:hAnsi="Aptos" w:eastAsia="Microsoft YaHei"/>
-          <w:b/>
-          <w:i w:val="0"/>
-          <w:color w:val="1A535C"/>
-          <w:sz w:val="24"/>
-        </w:rPr>
-        <w:t>样题 1｜A 股涨停判定（easy，约 20–30 分钟）</w:t>
-      </w:r>
-    </w:p>
-    <w:p>
-      <w:pPr>
-        <w:spacing w:before="20" w:after="40" w:line="276" w:lineRule="auto"/>
-        <w:ind w:left="227"/>
-      </w:pPr>
-      <w:r>
-        <w:rPr>
-          <w:rFonts w:ascii="Aptos" w:hAnsi="Aptos" w:eastAsia="Microsoft YaHei"/>
-          <w:b/>
-          <w:i w:val="0"/>
-          <w:color w:val="222222"/>
-          <w:sz w:val="22"/>
-        </w:rPr>
-        <w:t>场景来源：</w:t>
-      </w:r>
       <w:r>
         <w:rPr>
           <w:rFonts w:ascii="Aptos" w:hAnsi="Aptos" w:eastAsia="Microsoft YaHei"/>
@@ -268,24 +4947,14 @@
           <w:color w:val="222222"/>
           <w:sz w:val="22"/>
         </w:rPr>
-        <w:t>盘中涨停监控里每天都要先判定「今天这只票算不算涨停」。规则按板块不同，写错阈值整条链路废掉。</w:t>
+        <w:t>• 2. PDF 失败：东财业绩预告接口补数字，来源记 eastmoney。</w:t>
       </w:r>
     </w:p>
     <w:p>
       <w:pPr>
-        <w:spacing w:before="20" w:after="40" w:line="276" w:lineRule="auto"/>
-        <w:ind w:left="227"/>
+        <w:spacing w:before="0" w:after="40" w:line="269" w:lineRule="auto"/>
+        <w:ind w:left="255"/>
       </w:pPr>
-      <w:r>
-        <w:rPr>
-          <w:rFonts w:ascii="Aptos" w:hAnsi="Aptos" w:eastAsia="Microsoft YaHei"/>
-          <w:b/>
-          <w:i w:val="0"/>
-          <w:color w:val="222222"/>
-          <w:sz w:val="22"/>
-        </w:rPr>
-        <w:t>考察点：</w:t>
-      </w:r>
       <w:r>
         <w:rPr>
           <w:rFonts w:ascii="Aptos" w:hAnsi="Aptos" w:eastAsia="Microsoft YaHei"/>
@@ -294,24 +4963,14 @@
           <w:color w:val="222222"/>
           <w:sz w:val="22"/>
         </w:rPr>
-        <w:t>读懂 A 股交易规则，按证券代码/名称/板块字段选对阈值，输出布尔结果。</w:t>
+        <w:t>• 3. 仍缺增速：标题推断或标记预告类型，禁止用 0 填缺失。</w:t>
       </w:r>
     </w:p>
     <w:p>
       <w:pPr>
-        <w:spacing w:before="20" w:after="40" w:line="276" w:lineRule="auto"/>
-        <w:ind w:left="227"/>
+        <w:spacing w:before="0" w:after="40" w:line="269" w:lineRule="auto"/>
+        <w:ind w:left="255"/>
       </w:pPr>
-      <w:r>
-        <w:rPr>
-          <w:rFonts w:ascii="Aptos" w:hAnsi="Aptos" w:eastAsia="Microsoft YaHei"/>
-          <w:b/>
-          <w:i w:val="0"/>
-          <w:color w:val="222222"/>
-          <w:sz w:val="22"/>
-        </w:rPr>
-        <w:t>instruction 必须写清：</w:t>
-      </w:r>
       <w:r>
         <w:rPr>
           <w:rFonts w:ascii="Aptos" w:hAnsi="Aptos" w:eastAsia="Microsoft YaHei"/>
@@ -320,707 +4979,12 @@
           <w:color w:val="222222"/>
           <w:sz w:val="22"/>
         </w:rPr>
-        <w:t>主板/中小板 10%；创业板、科创板 20%；北交所 30%；ST/*ST 5%。比较用「当日涨跌幅是否达到该阈值」，复权口径写死为不复权收盘价相对前收。四舍五入到百分号后两位后再比。</w:t>
+        <w:t>• 预告与快报并存时保留两行，用类型字段区分，禁止合成一条。日期用公告披露日。</w:t>
       </w:r>
     </w:p>
     <w:p>
       <w:pPr>
-        <w:spacing w:before="20" w:after="40" w:line="276" w:lineRule="auto"/>
-        <w:ind w:left="227"/>
-      </w:pPr>
-      <w:r>
-        <w:rPr>
-          <w:rFonts w:ascii="Aptos" w:hAnsi="Aptos" w:eastAsia="Microsoft YaHei"/>
-          <w:b/>
-          <w:i w:val="0"/>
-          <w:color w:val="222222"/>
-          <w:sz w:val="22"/>
-        </w:rPr>
-        <w:t>输入：</w:t>
-      </w:r>
-      <w:r>
-        <w:rPr>
-          <w:rFonts w:ascii="Aptos" w:hAnsi="Aptos" w:eastAsia="Microsoft YaHei"/>
-          <w:b w:val="0"/>
-          <w:i w:val="0"/>
-          <w:color w:val="222222"/>
-          <w:sz w:val="22"/>
-        </w:rPr>
-        <w:t>quotes.csv：code, name, board, is_st, pre_close, close。至少含上述四类板块和 ST 样本。</w:t>
-      </w:r>
-    </w:p>
-    <w:p>
-      <w:pPr>
-        <w:spacing w:before="20" w:after="40" w:line="276" w:lineRule="auto"/>
-        <w:ind w:left="227"/>
-      </w:pPr>
-      <w:r>
-        <w:rPr>
-          <w:rFonts w:ascii="Aptos" w:hAnsi="Aptos" w:eastAsia="Microsoft YaHei"/>
-          <w:b/>
-          <w:i w:val="0"/>
-          <w:color w:val="222222"/>
-          <w:sz w:val="22"/>
-        </w:rPr>
-        <w:t>输出：</w:t>
-      </w:r>
-      <w:r>
-        <w:rPr>
-          <w:rFonts w:ascii="Aptos" w:hAnsi="Aptos" w:eastAsia="Microsoft YaHei"/>
-          <w:b w:val="0"/>
-          <w:i w:val="0"/>
-          <w:color w:val="222222"/>
-          <w:sz w:val="22"/>
-        </w:rPr>
-        <w:t>limit_up.csv：code, limit_up(0/1)，按 code 升序。</w:t>
-      </w:r>
-    </w:p>
-    <w:p>
-      <w:pPr>
-        <w:spacing w:before="20" w:after="40" w:line="276" w:lineRule="auto"/>
-        <w:ind w:left="227"/>
-      </w:pPr>
-      <w:r>
-        <w:rPr>
-          <w:rFonts w:ascii="Aptos" w:hAnsi="Aptos" w:eastAsia="Microsoft YaHei"/>
-          <w:b/>
-          <w:i w:val="0"/>
-          <w:color w:val="222222"/>
-          <w:sz w:val="22"/>
-        </w:rPr>
-        <w:t>测试与防投机：</w:t>
-      </w:r>
-      <w:r>
-        <w:rPr>
-          <w:rFonts w:ascii="Aptos" w:hAnsi="Aptos" w:eastAsia="Microsoft YaHei"/>
-          <w:b w:val="0"/>
-          <w:i w:val="0"/>
-          <w:color w:val="222222"/>
-          <w:sz w:val="22"/>
-        </w:rPr>
-        <w:t>断言行数、排序、每类板块至少 1 个正例和 1 个负例。另给隐藏文件 quotes_hidden.csv，Agent 看不到答案。卡在阈值上的票（如创业板刚好 19.99%）必须判 0，防止 Agent 用「涨幅&gt;9.5 就算涨停」蒙混。</w:t>
-      </w:r>
-    </w:p>
-    <w:p>
-      <w:pPr>
-        <w:spacing w:before="20" w:after="40" w:line="276" w:lineRule="auto"/>
-        <w:ind w:left="227"/>
-      </w:pPr>
-      <w:r>
-        <w:rPr>
-          <w:rFonts w:ascii="Aptos" w:hAnsi="Aptos" w:eastAsia="Microsoft YaHei"/>
-          <w:b/>
-          <w:i w:val="0"/>
-          <w:color w:val="222222"/>
-          <w:sz w:val="22"/>
-        </w:rPr>
-        <w:t>难度标注：</w:t>
-      </w:r>
-      <w:r>
-        <w:rPr>
-          <w:rFonts w:ascii="Aptos" w:hAnsi="Aptos" w:eastAsia="Microsoft YaHei"/>
-          <w:b w:val="0"/>
-          <w:i w:val="0"/>
-          <w:color w:val="222222"/>
-          <w:sz w:val="22"/>
-        </w:rPr>
-        <w:t>easy。专业坑在规则，代码量不大。</w:t>
-      </w:r>
-    </w:p>
-    <w:p>
-      <w:pPr>
-        <w:spacing w:before="160" w:after="60" w:line="276" w:lineRule="auto"/>
-      </w:pPr>
-      <w:r>
-        <w:rPr>
-          <w:rFonts w:ascii="Aptos" w:hAnsi="Aptos" w:eastAsia="Microsoft YaHei"/>
-          <w:b/>
-          <w:i w:val="0"/>
-          <w:color w:val="1A535C"/>
-          <w:sz w:val="24"/>
-        </w:rPr>
-        <w:t>样题 2｜业绩预告与快报拆开入库（medium，约 45–70 分钟）</w:t>
-      </w:r>
-    </w:p>
-    <w:p>
-      <w:pPr>
-        <w:spacing w:before="20" w:after="40" w:line="276" w:lineRule="auto"/>
-        <w:ind w:left="227"/>
-      </w:pPr>
-      <w:r>
-        <w:rPr>
-          <w:rFonts w:ascii="Aptos" w:hAnsi="Aptos" w:eastAsia="Microsoft YaHei"/>
-          <w:b/>
-          <w:i w:val="0"/>
-          <w:color w:val="222222"/>
-          <w:sz w:val="22"/>
-        </w:rPr>
-        <w:t>场景来源：</w:t>
-      </w:r>
-      <w:r>
-        <w:rPr>
-          <w:rFonts w:ascii="Aptos" w:hAnsi="Aptos" w:eastAsia="Microsoft YaHei"/>
-          <w:b w:val="0"/>
-          <w:i w:val="0"/>
-          <w:color w:val="222222"/>
-          <w:sz w:val="22"/>
-        </w:rPr>
-        <w:t>我做过全市场财报/预告采集。预告和快报数字不能混；公告时间戳错了就会把未来信息写进当天股票池。</w:t>
-      </w:r>
-    </w:p>
-    <w:p>
-      <w:pPr>
-        <w:spacing w:before="20" w:after="40" w:line="276" w:lineRule="auto"/>
-        <w:ind w:left="227"/>
-      </w:pPr>
-      <w:r>
-        <w:rPr>
-          <w:rFonts w:ascii="Aptos" w:hAnsi="Aptos" w:eastAsia="Microsoft YaHei"/>
-          <w:b/>
-          <w:i w:val="0"/>
-          <w:color w:val="222222"/>
-          <w:sz w:val="22"/>
-        </w:rPr>
-        <w:t>考察点：</w:t>
-      </w:r>
-      <w:r>
-        <w:rPr>
-          <w:rFonts w:ascii="Aptos" w:hAnsi="Aptos" w:eastAsia="Microsoft YaHei"/>
-          <w:b w:val="0"/>
-          <w:i w:val="0"/>
-          <w:color w:val="222222"/>
-          <w:sz w:val="22"/>
-        </w:rPr>
-        <w:t>区分公告类型；抽取归母净利润及变动幅度；用公告日而不是报告期做 point-in-time。</w:t>
-      </w:r>
-    </w:p>
-    <w:p>
-      <w:pPr>
-        <w:spacing w:before="20" w:after="40" w:line="276" w:lineRule="auto"/>
-        <w:ind w:left="227"/>
-      </w:pPr>
-      <w:r>
-        <w:rPr>
-          <w:rFonts w:ascii="Aptos" w:hAnsi="Aptos" w:eastAsia="Microsoft YaHei"/>
-          <w:b/>
-          <w:i w:val="0"/>
-          <w:color w:val="222222"/>
-          <w:sz w:val="22"/>
-        </w:rPr>
-        <w:t>instruction 必须写清：</w:t>
-      </w:r>
-      <w:r>
-        <w:rPr>
-          <w:rFonts w:ascii="Aptos" w:hAnsi="Aptos" w:eastAsia="Microsoft YaHei"/>
-          <w:b w:val="0"/>
-          <w:i w:val="0"/>
-          <w:color w:val="222222"/>
-          <w:sz w:val="22"/>
-        </w:rPr>
-        <w:t>输入是公告列表（已下载的本地 HTML/文本，不爬外网）。类型只允许 forecast / flash / regular 三值。同一公司同一报告期同时有预告和快报时，两条都保留，用 type 区分，禁止合成一条。变动幅度缺省写 NA，禁止用 0 填。announce_date 取披露日。</w:t>
-      </w:r>
-    </w:p>
-    <w:p>
-      <w:pPr>
-        <w:spacing w:before="20" w:after="40" w:line="276" w:lineRule="auto"/>
-        <w:ind w:left="227"/>
-      </w:pPr>
-      <w:r>
-        <w:rPr>
-          <w:rFonts w:ascii="Aptos" w:hAnsi="Aptos" w:eastAsia="Microsoft YaHei"/>
-          <w:b/>
-          <w:i w:val="0"/>
-          <w:color w:val="222222"/>
-          <w:sz w:val="22"/>
-        </w:rPr>
-        <w:t>输入：</w:t>
-      </w:r>
-      <w:r>
-        <w:rPr>
-          <w:rFonts w:ascii="Aptos" w:hAnsi="Aptos" w:eastAsia="Microsoft YaHei"/>
-          <w:b w:val="0"/>
-          <w:i w:val="0"/>
-          <w:color w:val="222222"/>
-          <w:sz w:val="22"/>
-        </w:rPr>
-        <w:t>announcements/ 下若干文本；schema.md 说明字段中文别名（归属于母公司股东的净利润 / 净利润同比）。</w:t>
-      </w:r>
-    </w:p>
-    <w:p>
-      <w:pPr>
-        <w:spacing w:before="20" w:after="40" w:line="276" w:lineRule="auto"/>
-        <w:ind w:left="227"/>
-      </w:pPr>
-      <w:r>
-        <w:rPr>
-          <w:rFonts w:ascii="Aptos" w:hAnsi="Aptos" w:eastAsia="Microsoft YaHei"/>
-          <w:b/>
-          <w:i w:val="0"/>
-          <w:color w:val="222222"/>
-          <w:sz w:val="22"/>
-        </w:rPr>
-        <w:t>输出：</w:t>
-      </w:r>
-      <w:r>
-        <w:rPr>
-          <w:rFonts w:ascii="Aptos" w:hAnsi="Aptos" w:eastAsia="Microsoft YaHei"/>
-          <w:b w:val="0"/>
-          <w:i w:val="0"/>
-          <w:color w:val="222222"/>
-          <w:sz w:val="22"/>
-        </w:rPr>
-        <w:t>earnings.csv：code, report_period, type, announce_date, net_profit_parent, yoy_change。</w:t>
-      </w:r>
-    </w:p>
-    <w:p>
-      <w:pPr>
-        <w:spacing w:before="20" w:after="40" w:line="276" w:lineRule="auto"/>
-        <w:ind w:left="227"/>
-      </w:pPr>
-      <w:r>
-        <w:rPr>
-          <w:rFonts w:ascii="Aptos" w:hAnsi="Aptos" w:eastAsia="Microsoft YaHei"/>
-          <w:b/>
-          <w:i w:val="0"/>
-          <w:color w:val="222222"/>
-          <w:sz w:val="22"/>
-        </w:rPr>
-        <w:t>测试与防投机：</w:t>
-      </w:r>
-      <w:r>
-        <w:rPr>
-          <w:rFonts w:ascii="Aptos" w:hAnsi="Aptos" w:eastAsia="Microsoft YaHei"/>
-          <w:b w:val="0"/>
-          <w:i w:val="0"/>
-          <w:color w:val="222222"/>
-          <w:sz w:val="22"/>
-        </w:rPr>
-        <w:t>golden 表逐字段比对；故意放「预告数字写在快报标题下」的脏样本，混用类型即失败。隐藏 2 篇非常规标题。禁止 Agent 只按文件名猜类型。</w:t>
-      </w:r>
-    </w:p>
-    <w:p>
-      <w:pPr>
-        <w:spacing w:before="20" w:after="40" w:line="276" w:lineRule="auto"/>
-        <w:ind w:left="227"/>
-      </w:pPr>
-      <w:r>
-        <w:rPr>
-          <w:rFonts w:ascii="Aptos" w:hAnsi="Aptos" w:eastAsia="Microsoft YaHei"/>
-          <w:b/>
-          <w:i w:val="0"/>
-          <w:color w:val="222222"/>
-          <w:sz w:val="22"/>
-        </w:rPr>
-        <w:t>难度标注：</w:t>
-      </w:r>
-      <w:r>
-        <w:rPr>
-          <w:rFonts w:ascii="Aptos" w:hAnsi="Aptos" w:eastAsia="Microsoft YaHei"/>
-          <w:b w:val="0"/>
-          <w:i w:val="0"/>
-          <w:color w:val="222222"/>
-          <w:sz w:val="22"/>
-        </w:rPr>
-        <w:t>medium。坑在中文财务表述和 point-in-time，不在正则炫技。</w:t>
-      </w:r>
-    </w:p>
-    <w:p>
-      <w:pPr>
-        <w:spacing w:before="160" w:after="60" w:line="276" w:lineRule="auto"/>
-      </w:pPr>
-      <w:r>
-        <w:rPr>
-          <w:rFonts w:ascii="Aptos" w:hAnsi="Aptos" w:eastAsia="Microsoft YaHei"/>
-          <w:b/>
-          <w:i w:val="0"/>
-          <w:color w:val="1A535C"/>
-          <w:sz w:val="24"/>
-        </w:rPr>
-        <w:t>样题 3｜强势股位置过滤 + 对照回测（medium，约 60–90 分钟）</w:t>
-      </w:r>
-    </w:p>
-    <w:p>
-      <w:pPr>
-        <w:spacing w:before="20" w:after="40" w:line="276" w:lineRule="auto"/>
-        <w:ind w:left="227"/>
-      </w:pPr>
-      <w:r>
-        <w:rPr>
-          <w:rFonts w:ascii="Aptos" w:hAnsi="Aptos" w:eastAsia="Microsoft YaHei"/>
-          <w:b/>
-          <w:i w:val="0"/>
-          <w:color w:val="222222"/>
-          <w:sz w:val="22"/>
-        </w:rPr>
-        <w:t>场景来源：</w:t>
-      </w:r>
-      <w:r>
-        <w:rPr>
-          <w:rFonts w:ascii="Aptos" w:hAnsi="Aptos" w:eastAsia="Microsoft YaHei"/>
-          <w:b w:val="0"/>
-          <w:i w:val="0"/>
-          <w:color w:val="222222"/>
-          <w:sz w:val="22"/>
-        </w:rPr>
-        <w:t>现任岗位验证过的规则：收盘价/前 20 日最低价 &lt; 130%，用来去掉已经炒高的票，对照后最大单笔亏损从约 -27% 收到约 -17%。</w:t>
-      </w:r>
-    </w:p>
-    <w:p>
-      <w:pPr>
-        <w:spacing w:before="20" w:after="40" w:line="276" w:lineRule="auto"/>
-        <w:ind w:left="227"/>
-      </w:pPr>
-      <w:r>
-        <w:rPr>
-          <w:rFonts w:ascii="Aptos" w:hAnsi="Aptos" w:eastAsia="Microsoft YaHei"/>
-          <w:b/>
-          <w:i w:val="0"/>
-          <w:color w:val="222222"/>
-          <w:sz w:val="22"/>
-        </w:rPr>
-        <w:t>考察点：</w:t>
-      </w:r>
-      <w:r>
-        <w:rPr>
-          <w:rFonts w:ascii="Aptos" w:hAnsi="Aptos" w:eastAsia="Microsoft YaHei"/>
-          <w:b w:val="0"/>
-          <w:i w:val="0"/>
-          <w:color w:val="222222"/>
-          <w:sz w:val="22"/>
-        </w:rPr>
-        <w:t>把一条可执行的过滤规则写进回测，并输出对照表，而不是只交一条净值。</w:t>
-      </w:r>
-    </w:p>
-    <w:p>
-      <w:pPr>
-        <w:spacing w:before="20" w:after="40" w:line="276" w:lineRule="auto"/>
-        <w:ind w:left="227"/>
-      </w:pPr>
-      <w:r>
-        <w:rPr>
-          <w:rFonts w:ascii="Aptos" w:hAnsi="Aptos" w:eastAsia="Microsoft YaHei"/>
-          <w:b/>
-          <w:i w:val="0"/>
-          <w:color w:val="222222"/>
-          <w:sz w:val="22"/>
-        </w:rPr>
-        <w:t>instruction 必须写清：</w:t>
-      </w:r>
-      <w:r>
-        <w:rPr>
-          <w:rFonts w:ascii="Aptos" w:hAnsi="Aptos" w:eastAsia="Microsoft YaHei"/>
-          <w:b w:val="0"/>
-          <w:i w:val="0"/>
-          <w:color w:val="222222"/>
-          <w:sz w:val="22"/>
-        </w:rPr>
-        <w:t>基准组：满足放量条件即买入。实验组：再加 close / min(low, 20) &lt; 1.3。收益用开仓到平仓的区间收益，不是盯市净值。必须输出两组的交易笔数、胜率、最大单笔亏损。20 日窗口不含当日。停牌日不计入窗口。</w:t>
-      </w:r>
-    </w:p>
-    <w:p>
-      <w:pPr>
-        <w:spacing w:before="20" w:after="40" w:line="276" w:lineRule="auto"/>
-        <w:ind w:left="227"/>
-      </w:pPr>
-      <w:r>
-        <w:rPr>
-          <w:rFonts w:ascii="Aptos" w:hAnsi="Aptos" w:eastAsia="Microsoft YaHei"/>
-          <w:b/>
-          <w:i w:val="0"/>
-          <w:color w:val="222222"/>
-          <w:sz w:val="22"/>
-        </w:rPr>
-        <w:t>输入：</w:t>
-      </w:r>
-      <w:r>
-        <w:rPr>
-          <w:rFonts w:ascii="Aptos" w:hAnsi="Aptos" w:eastAsia="Microsoft YaHei"/>
-          <w:b w:val="0"/>
-          <w:i w:val="0"/>
-          <w:color w:val="222222"/>
-          <w:sz w:val="22"/>
-        </w:rPr>
-        <w:t>daily_bars.parquet：code, date, open, high, low, close, volume, tradable。信号日列表 signals.csv。</w:t>
-      </w:r>
-    </w:p>
-    <w:p>
-      <w:pPr>
-        <w:spacing w:before="20" w:after="40" w:line="276" w:lineRule="auto"/>
-        <w:ind w:left="227"/>
-      </w:pPr>
-      <w:r>
-        <w:rPr>
-          <w:rFonts w:ascii="Aptos" w:hAnsi="Aptos" w:eastAsia="Microsoft YaHei"/>
-          <w:b/>
-          <w:i w:val="0"/>
-          <w:color w:val="222222"/>
-          <w:sz w:val="22"/>
-        </w:rPr>
-        <w:t>输出：</w:t>
-      </w:r>
-      <w:r>
-        <w:rPr>
-          <w:rFonts w:ascii="Aptos" w:hAnsi="Aptos" w:eastAsia="Microsoft YaHei"/>
-          <w:b w:val="0"/>
-          <w:i w:val="0"/>
-          <w:color w:val="222222"/>
-          <w:sz w:val="22"/>
-        </w:rPr>
-        <w:t>compare.json：baseline 与 filtered 两组指标；trades_filtered.csv 便于抽查。</w:t>
-      </w:r>
-    </w:p>
-    <w:p>
-      <w:pPr>
-        <w:spacing w:before="20" w:after="40" w:line="276" w:lineRule="auto"/>
-        <w:ind w:left="227"/>
-      </w:pPr>
-      <w:r>
-        <w:rPr>
-          <w:rFonts w:ascii="Aptos" w:hAnsi="Aptos" w:eastAsia="Microsoft YaHei"/>
-          <w:b/>
-          <w:i w:val="0"/>
-          <w:color w:val="222222"/>
-          <w:sz w:val="22"/>
-        </w:rPr>
-        <w:t>测试与防投机：</w:t>
-      </w:r>
-      <w:r>
-        <w:rPr>
-          <w:rFonts w:ascii="Aptos" w:hAnsi="Aptos" w:eastAsia="Microsoft YaHei"/>
-          <w:b w:val="0"/>
-          <w:i w:val="0"/>
-          <w:color w:val="222222"/>
-          <w:sz w:val="22"/>
-        </w:rPr>
-        <w:t>用我算过的脱敏子集做 golden。断言 filtered.max_single_loss &gt; baseline.max_single_loss（亏损是负数，过滤后应更大，即亏得更少）。若 Agent 只改了输出文案、没改成交明细，trades 对不上则失败。禁止读取任何「标准答案收益」文件。</w:t>
-      </w:r>
-    </w:p>
-    <w:p>
-      <w:pPr>
-        <w:spacing w:before="20" w:after="40" w:line="276" w:lineRule="auto"/>
-        <w:ind w:left="227"/>
-      </w:pPr>
-      <w:r>
-        <w:rPr>
-          <w:rFonts w:ascii="Aptos" w:hAnsi="Aptos" w:eastAsia="Microsoft YaHei"/>
-          <w:b/>
-          <w:i w:val="0"/>
-          <w:color w:val="222222"/>
-          <w:sz w:val="22"/>
-        </w:rPr>
-        <w:t>难度标注：</w:t>
-      </w:r>
-      <w:r>
-        <w:rPr>
-          <w:rFonts w:ascii="Aptos" w:hAnsi="Aptos" w:eastAsia="Microsoft YaHei"/>
-          <w:b w:val="0"/>
-          <w:i w:val="0"/>
-          <w:color w:val="222222"/>
-          <w:sz w:val="22"/>
-        </w:rPr>
-        <w:t>medium。考的是规则定义和对照实验，不考组合优化器。</w:t>
-      </w:r>
-    </w:p>
-    <w:p>
-      <w:pPr>
-        <w:spacing w:before="160" w:after="60" w:line="276" w:lineRule="auto"/>
-      </w:pPr>
-      <w:r>
-        <w:rPr>
-          <w:rFonts w:ascii="Aptos" w:hAnsi="Aptos" w:eastAsia="Microsoft YaHei"/>
-          <w:b/>
-          <w:i w:val="0"/>
-          <w:color w:val="1A535C"/>
-          <w:sz w:val="24"/>
-        </w:rPr>
-        <w:t>样题 4｜分钟板块热度合成日线回测（hard，约 2–3 小时）</w:t>
-      </w:r>
-    </w:p>
-    <w:p>
-      <w:pPr>
-        <w:spacing w:before="20" w:after="40" w:line="276" w:lineRule="auto"/>
-        <w:ind w:left="227"/>
-      </w:pPr>
-      <w:r>
-        <w:rPr>
-          <w:rFonts w:ascii="Aptos" w:hAnsi="Aptos" w:eastAsia="Microsoft YaHei"/>
-          <w:b/>
-          <w:i w:val="0"/>
-          <w:color w:val="222222"/>
-          <w:sz w:val="22"/>
-        </w:rPr>
-        <w:t>场景来源：</w:t>
-      </w:r>
-      <w:r>
-        <w:rPr>
-          <w:rFonts w:ascii="Aptos" w:hAnsi="Aptos" w:eastAsia="Microsoft YaHei"/>
-          <w:b w:val="0"/>
-          <w:i w:val="0"/>
-          <w:color w:val="222222"/>
-          <w:sz w:val="22"/>
-        </w:rPr>
-        <w:t>掘金短线多头：分钟级板块强度/拥挤度叠日线量价。真实坑是未来函数、涨跌停买不进、停牌缺 bar。</w:t>
-      </w:r>
-    </w:p>
-    <w:p>
-      <w:pPr>
-        <w:spacing w:before="20" w:after="40" w:line="276" w:lineRule="auto"/>
-        <w:ind w:left="227"/>
-      </w:pPr>
-      <w:r>
-        <w:rPr>
-          <w:rFonts w:ascii="Aptos" w:hAnsi="Aptos" w:eastAsia="Microsoft YaHei"/>
-          <w:b/>
-          <w:i w:val="0"/>
-          <w:color w:val="222222"/>
-          <w:sz w:val="22"/>
-        </w:rPr>
-        <w:t>考察点：</w:t>
-      </w:r>
-      <w:r>
-        <w:rPr>
-          <w:rFonts w:ascii="Aptos" w:hAnsi="Aptos" w:eastAsia="Microsoft YaHei"/>
-          <w:b w:val="0"/>
-          <w:i w:val="0"/>
-          <w:color w:val="222222"/>
-          <w:sz w:val="22"/>
-        </w:rPr>
-        <w:t>多频率对齐、信号时点只用当时已发生的分钟、回测扣交易成本并处理不可成交。</w:t>
-      </w:r>
-    </w:p>
-    <w:p>
-      <w:pPr>
-        <w:spacing w:before="20" w:after="40" w:line="276" w:lineRule="auto"/>
-        <w:ind w:left="227"/>
-      </w:pPr>
-      <w:r>
-        <w:rPr>
-          <w:rFonts w:ascii="Aptos" w:hAnsi="Aptos" w:eastAsia="Microsoft YaHei"/>
-          <w:b/>
-          <w:i w:val="0"/>
-          <w:color w:val="222222"/>
-          <w:sz w:val="22"/>
-        </w:rPr>
-        <w:t>instruction 必须写清：</w:t>
-      </w:r>
-      <w:r>
-        <w:rPr>
-          <w:rFonts w:ascii="Aptos" w:hAnsi="Aptos" w:eastAsia="Microsoft YaHei"/>
-          <w:b w:val="0"/>
-          <w:i w:val="0"/>
-          <w:color w:val="222222"/>
-          <w:sz w:val="22"/>
-        </w:rPr>
-        <w:t>分钟因子在 14:30 截断，不得使用 14:30 之后的 bar。板块成分用当日开盘可交易名单，不得用收盘后才公布的成分。买入若信号日涨停则成交量为 0。卖出若跌停则次日继续挂。成本：双边佣金+印花税，费率写死在 config.yaml。输出日收益、最大回撤、换手，以及 future_function_check=pass。</w:t>
-      </w:r>
-    </w:p>
-    <w:p>
-      <w:pPr>
-        <w:spacing w:before="20" w:after="40" w:line="276" w:lineRule="auto"/>
-        <w:ind w:left="227"/>
-      </w:pPr>
-      <w:r>
-        <w:rPr>
-          <w:rFonts w:ascii="Aptos" w:hAnsi="Aptos" w:eastAsia="Microsoft YaHei"/>
-          <w:b/>
-          <w:i w:val="0"/>
-          <w:color w:val="222222"/>
-          <w:sz w:val="22"/>
-        </w:rPr>
-        <w:t>输入：</w:t>
-      </w:r>
-      <w:r>
-        <w:rPr>
-          <w:rFonts w:ascii="Aptos" w:hAnsi="Aptos" w:eastAsia="Microsoft YaHei"/>
-          <w:b w:val="0"/>
-          <w:i w:val="0"/>
-          <w:color w:val="222222"/>
-          <w:sz w:val="22"/>
-        </w:rPr>
-        <w:t>minute_bars/、daily_bars/、board_members.csv、config.yaml。全部本地文件。</w:t>
-      </w:r>
-    </w:p>
-    <w:p>
-      <w:pPr>
-        <w:spacing w:before="20" w:after="40" w:line="276" w:lineRule="auto"/>
-        <w:ind w:left="227"/>
-      </w:pPr>
-      <w:r>
-        <w:rPr>
-          <w:rFonts w:ascii="Aptos" w:hAnsi="Aptos" w:eastAsia="Microsoft YaHei"/>
-          <w:b/>
-          <w:i w:val="0"/>
-          <w:color w:val="222222"/>
-          <w:sz w:val="22"/>
-        </w:rPr>
-        <w:t>输出：</w:t>
-      </w:r>
-      <w:r>
-        <w:rPr>
-          <w:rFonts w:ascii="Aptos" w:hAnsi="Aptos" w:eastAsia="Microsoft YaHei"/>
-          <w:b w:val="0"/>
-          <w:i w:val="0"/>
-          <w:color w:val="222222"/>
-          <w:sz w:val="22"/>
-        </w:rPr>
-        <w:t>metrics.json；nav.csv；audit.log（记录每笔因涨跌停未成交的次数）。</w:t>
-      </w:r>
-    </w:p>
-    <w:p>
-      <w:pPr>
-        <w:spacing w:before="20" w:after="40" w:line="276" w:lineRule="auto"/>
-        <w:ind w:left="227"/>
-      </w:pPr>
-      <w:r>
-        <w:rPr>
-          <w:rFonts w:ascii="Aptos" w:hAnsi="Aptos" w:eastAsia="Microsoft YaHei"/>
-          <w:b/>
-          <w:i w:val="0"/>
-          <w:color w:val="222222"/>
-          <w:sz w:val="22"/>
-        </w:rPr>
-        <w:t>测试与防投机：</w:t>
-      </w:r>
-      <w:r>
-        <w:rPr>
-          <w:rFonts w:ascii="Aptos" w:hAnsi="Aptos" w:eastAsia="Microsoft YaHei"/>
-          <w:b w:val="0"/>
-          <w:i w:val="0"/>
-          <w:color w:val="222222"/>
-          <w:sz w:val="22"/>
-        </w:rPr>
-        <w:t>1）把某日 14:45 的分钟值改成极端数，若结果跟着变，判定用了未来函数。2）把信号日收盘改成涨停，成交必须为 0。3）metrics 与 golden 相对误差 &lt; 1e-6。4）禁止联网。</w:t>
-      </w:r>
-    </w:p>
-    <w:p>
-      <w:pPr>
-        <w:spacing w:before="20" w:after="40" w:line="276" w:lineRule="auto"/>
-        <w:ind w:left="227"/>
-      </w:pPr>
-      <w:r>
-        <w:rPr>
-          <w:rFonts w:ascii="Aptos" w:hAnsi="Aptos" w:eastAsia="Microsoft YaHei"/>
-          <w:b/>
-          <w:i w:val="0"/>
-          <w:color w:val="222222"/>
-          <w:sz w:val="22"/>
-        </w:rPr>
-        <w:t>难度标注：</w:t>
-      </w:r>
-      <w:r>
-        <w:rPr>
-          <w:rFonts w:ascii="Aptos" w:hAnsi="Aptos" w:eastAsia="Microsoft YaHei"/>
-          <w:b w:val="0"/>
-          <w:i w:val="0"/>
-          <w:color w:val="222222"/>
-          <w:sz w:val="22"/>
-        </w:rPr>
-        <w:t>hard。专业深度在约束，不在模型花哨。我不会出 sklearn/xgboost 选股题，那不是我的工作栈。</w:t>
-      </w:r>
-    </w:p>
-    <w:p>
-      <w:pPr>
-        <w:spacing w:before="240" w:after="120" w:line="276" w:lineRule="auto"/>
+        <w:spacing w:before="240" w:after="120" w:line="269" w:lineRule="auto"/>
         <w:pBdr>
           <w:bottom w:val="single" w:sz="12" w:space="1" w:color="1A535C"/>
         </w:pBdr>
@@ -1033,13 +4997,12 @@
           <w:color w:val="1A535C"/>
           <w:sz w:val="26"/>
         </w:rPr>
-        <w:t>四、一套题的交付清单（我对齐平台格式）</w:t>
+        <w:t>四、Agent Skill 全文（已去掉本机路径）</w:t>
       </w:r>
     </w:p>
     <w:p>
       <w:pPr>
-        <w:spacing w:before="0" w:after="40" w:line="276" w:lineRule="auto"/>
-        <w:ind w:left="283"/>
+        <w:spacing w:before="20" w:after="80" w:line="269" w:lineRule="auto"/>
       </w:pPr>
       <w:r>
         <w:rPr>
@@ -1047,109 +5010,126 @@
           <w:b w:val="0"/>
           <w:i w:val="0"/>
           <w:color w:val="222222"/>
-          <w:sz w:val="22"/>
+          <w:sz w:val="20"/>
         </w:rPr>
-        <w:t>• instruction.md：目标、数据字典、输出 schema、边界、禁止事项（不联网、不改测试）。</w:t>
+        <w:t>这两份是我给 Agent 用的说明书：目标、步骤、验收字段写死，所以能稳定复跑。投递不需要再打开任何 Skill 文件，全文如下。</w:t>
       </w:r>
     </w:p>
     <w:p>
       <w:pPr>
-        <w:spacing w:before="0" w:after="40" w:line="276" w:lineRule="auto"/>
-        <w:ind w:left="283"/>
+        <w:spacing w:before="160" w:after="60" w:line="269" w:lineRule="auto"/>
+      </w:pPr>
+      <w:r>
+        <w:rPr>
+          <w:rFonts w:ascii="Aptos" w:hAnsi="Aptos" w:eastAsia="Microsoft YaHei"/>
+          <w:b/>
+          <w:i w:val="0"/>
+          <w:color w:val="1A535C"/>
+          <w:sz w:val="24"/>
+        </w:rPr>
+        <w:t>4.1 Skill：盘中热点板块监控</w:t>
+      </w:r>
+    </w:p>
+    <w:p>
+      <w:pPr>
+        <w:spacing w:before="40" w:after="120" w:line="269" w:lineRule="auto"/>
+        <w:ind w:left="113"/>
       </w:pPr>
       <w:r>
         <w:rPr>
           <w:rFonts w:ascii="Aptos" w:hAnsi="Aptos" w:eastAsia="Microsoft YaHei"/>
           <w:b w:val="0"/>
           <w:i w:val="0"/>
-          <w:color w:val="222222"/>
-          <w:sz w:val="22"/>
+          <w:color w:val="282828"/>
+          <w:sz w:val="17"/>
         </w:rPr>
-        <w:t>• data/：脱敏输入 + 隐藏测例（不进 Agent 可见目录）。</w:t>
+        <w:t>name: 盘中热点板块监控</w:t>
+        <w:br/>
+        <w:t>适用：用户提到盘中热点、概念涨停、涨停监控、启停分钟热度表。</w:t>
+        <w:br/>
+        <w:br/>
+        <w:t>目标：交易时段监控全市场涨停，按概念板块输出热度；落盘分钟 CSV 供复盘。</w:t>
+        <w:br/>
+        <w:br/>
+        <w:t>行为要点</w:t>
+        <w:br/>
+        <w:t>- 约 3 秒检测新增涨停；约 1 分钟输出概念统计并追加当日热度表。</w:t>
+        <w:br/>
+        <w:t>- 屏幕显示前 30 个有涨停的概念；落盘表含全部概念（含 0 涨停）。</w:t>
+        <w:br/>
+        <w:t>- 交易时段：09:25–11:30、13:00–15:00；周末不跑。</w:t>
+        <w:br/>
+        <w:t>- 工作日开盘前启动、收盘后停止。</w:t>
+        <w:br/>
+        <w:t>- 涨停阈值按主板 / 创业板科创板 / 北交所 / ST 区分。</w:t>
+        <w:br/>
+        <w:br/>
+        <w:t>验收</w:t>
+        <w:br/>
+        <w:t>- 进程在交易时段存活；当日热度表持续追加。</w:t>
+        <w:br/>
+        <w:t>- 表头固定：时间、概念板块、涨停数、较上分钟、今日峰值、新增、开板。</w:t>
+        <w:br/>
+        <w:t>- 分析时按时间切片，对涨停数降序取 Top；同时看较上分钟、峰值、新增、开板。</w:t>
       </w:r>
     </w:p>
     <w:p>
       <w:pPr>
-        <w:spacing w:before="0" w:after="40" w:line="276" w:lineRule="auto"/>
-        <w:ind w:left="283"/>
+        <w:spacing w:before="160" w:after="60" w:line="269" w:lineRule="auto"/>
+      </w:pPr>
+      <w:r>
+        <w:rPr>
+          <w:rFonts w:ascii="Aptos" w:hAnsi="Aptos" w:eastAsia="Microsoft YaHei"/>
+          <w:b/>
+          <w:i w:val="0"/>
+          <w:color w:val="1A535C"/>
+          <w:sz w:val="24"/>
+        </w:rPr>
+        <w:t>4.2 Skill：巨潮净利润采集</w:t>
+      </w:r>
+    </w:p>
+    <w:p>
+      <w:pPr>
+        <w:spacing w:before="40" w:after="120" w:line="269" w:lineRule="auto"/>
+        <w:ind w:left="113"/>
       </w:pPr>
       <w:r>
         <w:rPr>
           <w:rFonts w:ascii="Aptos" w:hAnsi="Aptos" w:eastAsia="Microsoft YaHei"/>
           <w:b w:val="0"/>
           <w:i w:val="0"/>
-          <w:color w:val="222222"/>
-          <w:sz w:val="22"/>
+          <w:color w:val="282828"/>
+          <w:sz w:val="17"/>
         </w:rPr>
-        <w:t>• Dockerfile：python:3.11-slim + pandas/numpy；能 pip install -r requirements.txt。</w:t>
+        <w:t>name: 巨潮净利润采集</w:t>
+        <w:br/>
+        <w:t>适用：用户提到巨潮、业绩预告、归母净利润、变动幅度、业绩快报。</w:t>
+        <w:br/>
+        <w:br/>
+        <w:t>目标：按指定日期拉取业绩预告，提取归母净利润（万元）与变动幅度（%），导出表格后再做财务价值筛选。</w:t>
+        <w:br/>
+        <w:br/>
+        <w:t>执行步骤</w:t>
+        <w:br/>
+        <w:t>1. 依赖：requests、pandas；东财兜底可选。</w:t>
+        <w:br/>
+        <w:t>2. 写入要跑的日期列表后执行采集脚本。</w:t>
+        <w:br/>
+        <w:t>3. 检查当日目录是否同时出现「业绩预告表」和「业绩价值表」。</w:t>
+        <w:br/>
+        <w:br/>
+        <w:t>解析优先级（勿改乱序）：PDF → 东财接口 → 标题推断。</w:t>
+        <w:br/>
+        <w:br/>
+        <w:t>业绩预告表字段：公告ID、股票代码、股票简称、公告类型、公告标题、公告时间、公告pdf、归母净利润（万元）、归母净利润变动幅度（%）、变动幅度展示、预告类型、业绩变动原因、数据来源。</w:t>
+        <w:br/>
+        <w:br/>
+        <w:t>价值筛选摘要：负债可控、现金为正、ROE 非负，且 ROE&gt;8% 或较上年改善。</w:t>
       </w:r>
     </w:p>
     <w:p>
       <w:pPr>
-        <w:spacing w:before="0" w:after="40" w:line="276" w:lineRule="auto"/>
-        <w:ind w:left="283"/>
-      </w:pPr>
-      <w:r>
-        <w:rPr>
-          <w:rFonts w:ascii="Aptos" w:hAnsi="Aptos" w:eastAsia="Microsoft YaHei"/>
-          <w:b w:val="0"/>
-          <w:i w:val="0"/>
-          <w:color w:val="222222"/>
-          <w:sz w:val="22"/>
-        </w:rPr>
-        <w:t>• test.sh：调用 pytest，非 0 退出即失败。</w:t>
-      </w:r>
-    </w:p>
-    <w:p>
-      <w:pPr>
-        <w:spacing w:before="0" w:after="40" w:line="276" w:lineRule="auto"/>
-        <w:ind w:left="283"/>
-      </w:pPr>
-      <w:r>
-        <w:rPr>
-          <w:rFonts w:ascii="Aptos" w:hAnsi="Aptos" w:eastAsia="Microsoft YaHei"/>
-          <w:b w:val="0"/>
-          <w:i w:val="0"/>
-          <w:color w:val="222222"/>
-          <w:sz w:val="22"/>
-        </w:rPr>
-        <w:t>• solve.sh：我自己的参考解，用来证明题可解、测试没写反。</w:t>
-      </w:r>
-    </w:p>
-    <w:p>
-      <w:pPr>
-        <w:spacing w:before="0" w:after="40" w:line="276" w:lineRule="auto"/>
-        <w:ind w:left="283"/>
-      </w:pPr>
-      <w:r>
-        <w:rPr>
-          <w:rFonts w:ascii="Aptos" w:hAnsi="Aptos" w:eastAsia="Microsoft YaHei"/>
-          <w:b w:val="0"/>
-          <w:i w:val="0"/>
-          <w:color w:val="222222"/>
-          <w:sz w:val="22"/>
-        </w:rPr>
-        <w:t>• meta.json：easy/medium/hard、预估耗时、考察知识点（涨停规则 / point-in-time / 对照回测 / 未来函数）。</w:t>
-      </w:r>
-    </w:p>
-    <w:p>
-      <w:pPr>
-        <w:spacing w:before="20" w:after="80" w:line="276" w:lineRule="auto"/>
-      </w:pPr>
-      <w:r>
-        <w:rPr>
-          <w:rFonts w:ascii="Aptos" w:hAnsi="Aptos" w:eastAsia="Microsoft YaHei"/>
-          <w:b w:val="0"/>
-          <w:i w:val="0"/>
-          <w:color w:val="222222"/>
-          <w:sz w:val="22"/>
-        </w:rPr>
-        <w:t>工程能力边界：Linux 上部署过投研脚本、定时任务和日志，能写 Bash 启停；Dockerfile 按任务依赖写，不包装成「长期维护过生产镜像」。测试习惯是断言+落盘对照，正式交付按平台要求改成 pytest。</w:t>
-      </w:r>
-    </w:p>
-    <w:p>
-      <w:pPr>
-        <w:spacing w:before="240" w:after="120" w:line="276" w:lineRule="auto"/>
+        <w:spacing w:before="240" w:after="120" w:line="269" w:lineRule="auto"/>
         <w:pBdr>
           <w:bottom w:val="single" w:sz="12" w:space="1" w:color="1A535C"/>
         </w:pBdr>
@@ -1162,12 +5142,12 @@
           <w:color w:val="1A535C"/>
           <w:sz w:val="26"/>
         </w:rPr>
-        <w:t>五、机会胜任原因（可直接粘贴到申请表）</w:t>
+        <w:t>五、四道样题（可扩成平台任务，材料都在题面里）</w:t>
       </w:r>
     </w:p>
     <w:p>
       <w:pPr>
-        <w:spacing w:before="20" w:after="80" w:line="276" w:lineRule="auto"/>
+        <w:spacing w:before="20" w:after="80" w:line="269" w:lineRule="auto"/>
       </w:pPr>
       <w:r>
         <w:rPr>
@@ -1175,26 +5155,713 @@
           <w:b w:val="0"/>
           <w:i w:val="0"/>
           <w:color w:val="222222"/>
-          <w:sz w:val="22"/>
+          <w:sz w:val="20"/>
         </w:rPr>
-        <w:t>机会：大模型训练专家 | Agentic Coding × 金融领域</w:t>
-        <w:br/>
-        <w:br/>
-        <w:t>我做了几年 A 股量化研究和工程落地，日常就是把一个投研问题写成能跑、能对的东西：先写清要算什么，再用 Python/Bash 做出来，最后用文件和规则验收。这和本岗位要的「在 Docker/终端里按 instruction 完成金融编程任务，并用脚本判定通过/失败」是同一条链路。</w:t>
-        <w:br/>
-        <w:br/>
-        <w:t>出题上，我不会出成算法题换皮。题从自己做过的场景里抽：A 股涨停要按主板/创业板科创板/北交所/ST 分阈值；业绩预告和快报不能合成一条，日期必须用公告日；短线回测要写清过滤规则，并输出对照表而不是一条曲线；分钟因子必须截断时点，涨停买不进、跌停卖不出。每道题我会写明输入文件、输出字段、隐藏测例，以及 Agent 想硬编码或偷看未来数据时怎么让测试失败。难度按专业坑来标：规则题标 easy，point-in-time 和对照回测标 medium，多频率对齐+不可成交标 hard。</w:t>
-        <w:br/>
-        <w:br/>
-        <w:t>交付物按平台格式准备：instruction.md、本地数据包、Dockerfile、test.sh/pytest、solve.sh、难度和耗时。Linux 终端、定时任务和日志我在现岗用过；Docker 按任务写环境即可，不把自己说成运维。</w:t>
-        <w:br/>
-        <w:br/>
-        <w:t>质量上我认「可复现、可落盘、可回归」：本机有连续多月的涨停概念分钟表和多日业绩预告表，足够拿来做 golden。愿意按平台质检标准稳定交金融 Agentic Coding 题。</w:t>
+        <w:t>对照平台在看的六件事：考察点、输入是否合理、输出能否自动判、测试严不严、Agent 会不会投机、是否真场景。输入一律用题包内的脱敏文件，不要求联网，不指向任何本机目录。</w:t>
       </w:r>
     </w:p>
     <w:p>
       <w:pPr>
-        <w:spacing w:before="240" w:after="120" w:line="276" w:lineRule="auto"/>
+        <w:spacing w:before="160" w:after="60" w:line="269" w:lineRule="auto"/>
+      </w:pPr>
+      <w:r>
+        <w:rPr>
+          <w:rFonts w:ascii="Aptos" w:hAnsi="Aptos" w:eastAsia="Microsoft YaHei"/>
+          <w:b/>
+          <w:i w:val="0"/>
+          <w:color w:val="1A535C"/>
+          <w:sz w:val="24"/>
+        </w:rPr>
+        <w:t>样题 1｜A 股涨停判定（easy，20–30 分钟）</w:t>
+      </w:r>
+    </w:p>
+    <w:p>
+      <w:pPr>
+        <w:spacing w:before="20" w:after="40" w:line="269" w:lineRule="auto"/>
+        <w:ind w:left="170"/>
+      </w:pPr>
+      <w:r>
+        <w:rPr>
+          <w:rFonts w:ascii="Aptos" w:hAnsi="Aptos" w:eastAsia="Microsoft YaHei"/>
+          <w:b/>
+          <w:i w:val="0"/>
+          <w:color w:val="222222"/>
+          <w:sz w:val="21"/>
+        </w:rPr>
+        <w:t>场景：</w:t>
+      </w:r>
+      <w:r>
+        <w:rPr>
+          <w:rFonts w:ascii="Aptos" w:hAnsi="Aptos" w:eastAsia="Microsoft YaHei"/>
+          <w:b w:val="0"/>
+          <w:i w:val="0"/>
+          <w:color w:val="222222"/>
+          <w:sz w:val="21"/>
+        </w:rPr>
+        <w:t>盘中监控的第一步：今天这只票算不算涨停。阈值写错，后面热度表全废。</w:t>
+      </w:r>
+    </w:p>
+    <w:p>
+      <w:pPr>
+        <w:spacing w:before="20" w:after="40" w:line="269" w:lineRule="auto"/>
+        <w:ind w:left="170"/>
+      </w:pPr>
+      <w:r>
+        <w:rPr>
+          <w:rFonts w:ascii="Aptos" w:hAnsi="Aptos" w:eastAsia="Microsoft YaHei"/>
+          <w:b/>
+          <w:i w:val="0"/>
+          <w:color w:val="222222"/>
+          <w:sz w:val="21"/>
+        </w:rPr>
+        <w:t>考察：</w:t>
+      </w:r>
+      <w:r>
+        <w:rPr>
+          <w:rFonts w:ascii="Aptos" w:hAnsi="Aptos" w:eastAsia="Microsoft YaHei"/>
+          <w:b w:val="0"/>
+          <w:i w:val="0"/>
+          <w:color w:val="222222"/>
+          <w:sz w:val="21"/>
+        </w:rPr>
+        <w:t>按板块选对阈值，输出 0/1。</w:t>
+      </w:r>
+    </w:p>
+    <w:p>
+      <w:pPr>
+        <w:spacing w:before="20" w:after="40" w:line="269" w:lineRule="auto"/>
+        <w:ind w:left="170"/>
+      </w:pPr>
+      <w:r>
+        <w:rPr>
+          <w:rFonts w:ascii="Aptos" w:hAnsi="Aptos" w:eastAsia="Microsoft YaHei"/>
+          <w:b/>
+          <w:i w:val="0"/>
+          <w:color w:val="222222"/>
+          <w:sz w:val="21"/>
+        </w:rPr>
+        <w:t>instruction 写死：</w:t>
+      </w:r>
+      <w:r>
+        <w:rPr>
+          <w:rFonts w:ascii="Aptos" w:hAnsi="Aptos" w:eastAsia="Microsoft YaHei"/>
+          <w:b w:val="0"/>
+          <w:i w:val="0"/>
+          <w:color w:val="222222"/>
+          <w:sz w:val="21"/>
+        </w:rPr>
+        <w:t>主板 10%；创业板/科创板 20%；北交所 30%；ST/*ST 5%。用当日不复权收盘相对前收，先四舍五入到百分号后两位再比。</w:t>
+      </w:r>
+    </w:p>
+    <w:p>
+      <w:pPr>
+        <w:spacing w:before="20" w:after="40" w:line="269" w:lineRule="auto"/>
+        <w:ind w:left="170"/>
+      </w:pPr>
+      <w:r>
+        <w:rPr>
+          <w:rFonts w:ascii="Aptos" w:hAnsi="Aptos" w:eastAsia="Microsoft YaHei"/>
+          <w:b/>
+          <w:i w:val="0"/>
+          <w:color w:val="222222"/>
+          <w:sz w:val="21"/>
+        </w:rPr>
+        <w:t>输入（写在题包内）：</w:t>
+      </w:r>
+      <w:r>
+        <w:rPr>
+          <w:rFonts w:ascii="Aptos" w:hAnsi="Aptos" w:eastAsia="Microsoft YaHei"/>
+          <w:b w:val="0"/>
+          <w:i w:val="0"/>
+          <w:color w:val="222222"/>
+          <w:sz w:val="21"/>
+        </w:rPr>
+        <w:t>quotes.csv：code,name,board,is_st,pre_close,close。必须覆盖四类板块和 ST。</w:t>
+      </w:r>
+    </w:p>
+    <w:p>
+      <w:pPr>
+        <w:spacing w:before="20" w:after="40" w:line="269" w:lineRule="auto"/>
+        <w:ind w:left="170"/>
+      </w:pPr>
+      <w:r>
+        <w:rPr>
+          <w:rFonts w:ascii="Aptos" w:hAnsi="Aptos" w:eastAsia="Microsoft YaHei"/>
+          <w:b/>
+          <w:i w:val="0"/>
+          <w:color w:val="222222"/>
+          <w:sz w:val="21"/>
+        </w:rPr>
+        <w:t>输出：</w:t>
+      </w:r>
+      <w:r>
+        <w:rPr>
+          <w:rFonts w:ascii="Aptos" w:hAnsi="Aptos" w:eastAsia="Microsoft YaHei"/>
+          <w:b w:val="0"/>
+          <w:i w:val="0"/>
+          <w:color w:val="222222"/>
+          <w:sz w:val="21"/>
+        </w:rPr>
+        <w:t>limit_up.csv：code,limit_up，按 code 升序。</w:t>
+      </w:r>
+    </w:p>
+    <w:p>
+      <w:pPr>
+        <w:spacing w:before="20" w:after="40" w:line="269" w:lineRule="auto"/>
+        <w:ind w:left="170"/>
+      </w:pPr>
+      <w:r>
+        <w:rPr>
+          <w:rFonts w:ascii="Aptos" w:hAnsi="Aptos" w:eastAsia="Microsoft YaHei"/>
+          <w:b/>
+          <w:i w:val="0"/>
+          <w:color w:val="222222"/>
+          <w:sz w:val="21"/>
+        </w:rPr>
+        <w:t>测试：</w:t>
+      </w:r>
+      <w:r>
+        <w:rPr>
+          <w:rFonts w:ascii="Aptos" w:hAnsi="Aptos" w:eastAsia="Microsoft YaHei"/>
+          <w:b w:val="0"/>
+          <w:i w:val="0"/>
+          <w:color w:val="222222"/>
+          <w:sz w:val="21"/>
+        </w:rPr>
+        <w:t>查行数、排序、每类板块至少一个正例和一个负例。隐藏测例 Agent 不可见。创业板 19.99% 必须为 0。</w:t>
+      </w:r>
+    </w:p>
+    <w:p>
+      <w:pPr>
+        <w:spacing w:before="160" w:after="60" w:line="269" w:lineRule="auto"/>
+      </w:pPr>
+      <w:r>
+        <w:rPr>
+          <w:rFonts w:ascii="Aptos" w:hAnsi="Aptos" w:eastAsia="Microsoft YaHei"/>
+          <w:b/>
+          <w:i w:val="0"/>
+          <w:color w:val="1A535C"/>
+          <w:sz w:val="24"/>
+        </w:rPr>
+        <w:t>样题 2｜预告与快报拆开入库（medium，45–70 分钟）</w:t>
+      </w:r>
+    </w:p>
+    <w:p>
+      <w:pPr>
+        <w:spacing w:before="20" w:after="40" w:line="269" w:lineRule="auto"/>
+        <w:ind w:left="170"/>
+      </w:pPr>
+      <w:r>
+        <w:rPr>
+          <w:rFonts w:ascii="Aptos" w:hAnsi="Aptos" w:eastAsia="Microsoft YaHei"/>
+          <w:b/>
+          <w:i w:val="0"/>
+          <w:color w:val="222222"/>
+          <w:sz w:val="21"/>
+        </w:rPr>
+        <w:t>场景：</w:t>
+      </w:r>
+      <w:r>
+        <w:rPr>
+          <w:rFonts w:ascii="Aptos" w:hAnsi="Aptos" w:eastAsia="Microsoft YaHei"/>
+          <w:b w:val="0"/>
+          <w:i w:val="0"/>
+          <w:color w:val="222222"/>
+          <w:sz w:val="21"/>
+        </w:rPr>
+        <w:t>巨潮采集的真实坑：预告和快报数字不能合成一条；必须用公告日，不能用报告期。</w:t>
+      </w:r>
+    </w:p>
+    <w:p>
+      <w:pPr>
+        <w:spacing w:before="20" w:after="40" w:line="269" w:lineRule="auto"/>
+        <w:ind w:left="170"/>
+      </w:pPr>
+      <w:r>
+        <w:rPr>
+          <w:rFonts w:ascii="Aptos" w:hAnsi="Aptos" w:eastAsia="Microsoft YaHei"/>
+          <w:b/>
+          <w:i w:val="0"/>
+          <w:color w:val="222222"/>
+          <w:sz w:val="21"/>
+        </w:rPr>
+        <w:t>考察：</w:t>
+      </w:r>
+      <w:r>
+        <w:rPr>
+          <w:rFonts w:ascii="Aptos" w:hAnsi="Aptos" w:eastAsia="Microsoft YaHei"/>
+          <w:b w:val="0"/>
+          <w:i w:val="0"/>
+          <w:color w:val="222222"/>
+          <w:sz w:val="21"/>
+        </w:rPr>
+        <w:t>类型、归母净利、变动幅度、point-in-time。</w:t>
+      </w:r>
+    </w:p>
+    <w:p>
+      <w:pPr>
+        <w:spacing w:before="20" w:after="40" w:line="269" w:lineRule="auto"/>
+        <w:ind w:left="170"/>
+      </w:pPr>
+      <w:r>
+        <w:rPr>
+          <w:rFonts w:ascii="Aptos" w:hAnsi="Aptos" w:eastAsia="Microsoft YaHei"/>
+          <w:b/>
+          <w:i w:val="0"/>
+          <w:color w:val="222222"/>
+          <w:sz w:val="21"/>
+        </w:rPr>
+        <w:t>instruction 写死：</w:t>
+      </w:r>
+      <w:r>
+        <w:rPr>
+          <w:rFonts w:ascii="Aptos" w:hAnsi="Aptos" w:eastAsia="Microsoft YaHei"/>
+          <w:b w:val="0"/>
+          <w:i w:val="0"/>
+          <w:color w:val="222222"/>
+          <w:sz w:val="21"/>
+        </w:rPr>
+        <w:t>类型只允许 forecast / flash / regular。同一公司同一报告期两条都留。缺失变动幅度写 NA，禁止填 0。announce_date 取披露日。不联网。</w:t>
+      </w:r>
+    </w:p>
+    <w:p>
+      <w:pPr>
+        <w:spacing w:before="20" w:after="40" w:line="269" w:lineRule="auto"/>
+        <w:ind w:left="170"/>
+      </w:pPr>
+      <w:r>
+        <w:rPr>
+          <w:rFonts w:ascii="Aptos" w:hAnsi="Aptos" w:eastAsia="Microsoft YaHei"/>
+          <w:b/>
+          <w:i w:val="0"/>
+          <w:color w:val="222222"/>
+          <w:sz w:val="21"/>
+        </w:rPr>
+        <w:t>输入：</w:t>
+      </w:r>
+      <w:r>
+        <w:rPr>
+          <w:rFonts w:ascii="Aptos" w:hAnsi="Aptos" w:eastAsia="Microsoft YaHei"/>
+          <w:b w:val="0"/>
+          <w:i w:val="0"/>
+          <w:color w:val="222222"/>
+          <w:sz w:val="21"/>
+        </w:rPr>
+        <w:t>announcements/ 下若干本地文本 + 字段中文别名说明。</w:t>
+      </w:r>
+    </w:p>
+    <w:p>
+      <w:pPr>
+        <w:spacing w:before="20" w:after="40" w:line="269" w:lineRule="auto"/>
+        <w:ind w:left="170"/>
+      </w:pPr>
+      <w:r>
+        <w:rPr>
+          <w:rFonts w:ascii="Aptos" w:hAnsi="Aptos" w:eastAsia="Microsoft YaHei"/>
+          <w:b/>
+          <w:i w:val="0"/>
+          <w:color w:val="222222"/>
+          <w:sz w:val="21"/>
+        </w:rPr>
+        <w:t>输出：</w:t>
+      </w:r>
+      <w:r>
+        <w:rPr>
+          <w:rFonts w:ascii="Aptos" w:hAnsi="Aptos" w:eastAsia="Microsoft YaHei"/>
+          <w:b w:val="0"/>
+          <w:i w:val="0"/>
+          <w:color w:val="222222"/>
+          <w:sz w:val="21"/>
+        </w:rPr>
+        <w:t>earnings.csv：code,report_period,type,announce_date,net_profit_parent,yoy_change。</w:t>
+      </w:r>
+    </w:p>
+    <w:p>
+      <w:pPr>
+        <w:spacing w:before="20" w:after="40" w:line="269" w:lineRule="auto"/>
+        <w:ind w:left="170"/>
+      </w:pPr>
+      <w:r>
+        <w:rPr>
+          <w:rFonts w:ascii="Aptos" w:hAnsi="Aptos" w:eastAsia="Microsoft YaHei"/>
+          <w:b/>
+          <w:i w:val="0"/>
+          <w:color w:val="222222"/>
+          <w:sz w:val="21"/>
+        </w:rPr>
+        <w:t>测试：</w:t>
+      </w:r>
+      <w:r>
+        <w:rPr>
+          <w:rFonts w:ascii="Aptos" w:hAnsi="Aptos" w:eastAsia="Microsoft YaHei"/>
+          <w:b w:val="0"/>
+          <w:i w:val="0"/>
+          <w:color w:val="222222"/>
+          <w:sz w:val="21"/>
+        </w:rPr>
+        <w:t>与 golden 逐字段比。故意放「预告数字写在快报标题下」的脏样本。禁止按文件名猜类型。</w:t>
+      </w:r>
+    </w:p>
+    <w:p>
+      <w:pPr>
+        <w:spacing w:before="160" w:after="60" w:line="269" w:lineRule="auto"/>
+      </w:pPr>
+      <w:r>
+        <w:rPr>
+          <w:rFonts w:ascii="Aptos" w:hAnsi="Aptos" w:eastAsia="Microsoft YaHei"/>
+          <w:b/>
+          <w:i w:val="0"/>
+          <w:color w:val="1A535C"/>
+          <w:sz w:val="24"/>
+        </w:rPr>
+        <w:t>样题 3｜位置过滤对照回测（medium，60–90 分钟）</w:t>
+      </w:r>
+    </w:p>
+    <w:p>
+      <w:pPr>
+        <w:spacing w:before="20" w:after="40" w:line="269" w:lineRule="auto"/>
+        <w:ind w:left="170"/>
+      </w:pPr>
+      <w:r>
+        <w:rPr>
+          <w:rFonts w:ascii="Aptos" w:hAnsi="Aptos" w:eastAsia="Microsoft YaHei"/>
+          <w:b/>
+          <w:i w:val="0"/>
+          <w:color w:val="222222"/>
+          <w:sz w:val="21"/>
+        </w:rPr>
+        <w:t>场景：</w:t>
+      </w:r>
+      <w:r>
+        <w:rPr>
+          <w:rFonts w:ascii="Aptos" w:hAnsi="Aptos" w:eastAsia="Microsoft YaHei"/>
+          <w:b w:val="0"/>
+          <w:i w:val="0"/>
+          <w:color w:val="222222"/>
+          <w:sz w:val="21"/>
+        </w:rPr>
+        <w:t>现任验证过的规则：收盘价/前 20 日最低价 &lt; 1.3，用来去掉已经炒高的票。对照后最大单笔亏损从约 -27% 收到约 -17%。</w:t>
+      </w:r>
+    </w:p>
+    <w:p>
+      <w:pPr>
+        <w:spacing w:before="20" w:after="40" w:line="269" w:lineRule="auto"/>
+        <w:ind w:left="170"/>
+      </w:pPr>
+      <w:r>
+        <w:rPr>
+          <w:rFonts w:ascii="Aptos" w:hAnsi="Aptos" w:eastAsia="Microsoft YaHei"/>
+          <w:b/>
+          <w:i w:val="0"/>
+          <w:color w:val="222222"/>
+          <w:sz w:val="21"/>
+        </w:rPr>
+        <w:t>考察：</w:t>
+      </w:r>
+      <w:r>
+        <w:rPr>
+          <w:rFonts w:ascii="Aptos" w:hAnsi="Aptos" w:eastAsia="Microsoft YaHei"/>
+          <w:b w:val="0"/>
+          <w:i w:val="0"/>
+          <w:color w:val="222222"/>
+          <w:sz w:val="21"/>
+        </w:rPr>
+        <w:t>规则进回测，必须交对照表。</w:t>
+      </w:r>
+    </w:p>
+    <w:p>
+      <w:pPr>
+        <w:spacing w:before="20" w:after="40" w:line="269" w:lineRule="auto"/>
+        <w:ind w:left="170"/>
+      </w:pPr>
+      <w:r>
+        <w:rPr>
+          <w:rFonts w:ascii="Aptos" w:hAnsi="Aptos" w:eastAsia="Microsoft YaHei"/>
+          <w:b/>
+          <w:i w:val="0"/>
+          <w:color w:val="222222"/>
+          <w:sz w:val="21"/>
+        </w:rPr>
+        <w:t>instruction 写死：</w:t>
+      </w:r>
+      <w:r>
+        <w:rPr>
+          <w:rFonts w:ascii="Aptos" w:hAnsi="Aptos" w:eastAsia="Microsoft YaHei"/>
+          <w:b w:val="0"/>
+          <w:i w:val="0"/>
+          <w:color w:val="222222"/>
+          <w:sz w:val="21"/>
+        </w:rPr>
+        <w:t>基准组只看放量；实验组再加 close/min(low,20)&lt;1.3。收益用开仓到平仓，不是盯市净值。20 日窗口不含当日，停牌不计入。</w:t>
+      </w:r>
+    </w:p>
+    <w:p>
+      <w:pPr>
+        <w:spacing w:before="20" w:after="40" w:line="269" w:lineRule="auto"/>
+        <w:ind w:left="170"/>
+      </w:pPr>
+      <w:r>
+        <w:rPr>
+          <w:rFonts w:ascii="Aptos" w:hAnsi="Aptos" w:eastAsia="Microsoft YaHei"/>
+          <w:b/>
+          <w:i w:val="0"/>
+          <w:color w:val="222222"/>
+          <w:sz w:val="21"/>
+        </w:rPr>
+        <w:t>输入：</w:t>
+      </w:r>
+      <w:r>
+        <w:rPr>
+          <w:rFonts w:ascii="Aptos" w:hAnsi="Aptos" w:eastAsia="Microsoft YaHei"/>
+          <w:b w:val="0"/>
+          <w:i w:val="0"/>
+          <w:color w:val="222222"/>
+          <w:sz w:val="21"/>
+        </w:rPr>
+        <w:t>daily_bars 表（code,date,open,high,low,close,volume,tradable）+ signals 表。</w:t>
+      </w:r>
+    </w:p>
+    <w:p>
+      <w:pPr>
+        <w:spacing w:before="20" w:after="40" w:line="269" w:lineRule="auto"/>
+        <w:ind w:left="170"/>
+      </w:pPr>
+      <w:r>
+        <w:rPr>
+          <w:rFonts w:ascii="Aptos" w:hAnsi="Aptos" w:eastAsia="Microsoft YaHei"/>
+          <w:b/>
+          <w:i w:val="0"/>
+          <w:color w:val="222222"/>
+          <w:sz w:val="21"/>
+        </w:rPr>
+        <w:t>输出：</w:t>
+      </w:r>
+      <w:r>
+        <w:rPr>
+          <w:rFonts w:ascii="Aptos" w:hAnsi="Aptos" w:eastAsia="Microsoft YaHei"/>
+          <w:b w:val="0"/>
+          <w:i w:val="0"/>
+          <w:color w:val="222222"/>
+          <w:sz w:val="21"/>
+        </w:rPr>
+        <w:t>compare.json（两组笔数、胜率、最大单笔亏损）+ trades_filtered.csv。</w:t>
+      </w:r>
+    </w:p>
+    <w:p>
+      <w:pPr>
+        <w:spacing w:before="20" w:after="40" w:line="269" w:lineRule="auto"/>
+        <w:ind w:left="170"/>
+      </w:pPr>
+      <w:r>
+        <w:rPr>
+          <w:rFonts w:ascii="Aptos" w:hAnsi="Aptos" w:eastAsia="Microsoft YaHei"/>
+          <w:b/>
+          <w:i w:val="0"/>
+          <w:color w:val="222222"/>
+          <w:sz w:val="21"/>
+        </w:rPr>
+        <w:t>测试：</w:t>
+      </w:r>
+      <w:r>
+        <w:rPr>
+          <w:rFonts w:ascii="Aptos" w:hAnsi="Aptos" w:eastAsia="Microsoft YaHei"/>
+          <w:b w:val="0"/>
+          <w:i w:val="0"/>
+          <w:color w:val="222222"/>
+          <w:sz w:val="21"/>
+        </w:rPr>
+        <w:t>过滤后最大单笔亏损应好于基准（亏损为负则数值更大）。只改文案、成交明细不变则失败。</w:t>
+      </w:r>
+    </w:p>
+    <w:p>
+      <w:pPr>
+        <w:spacing w:before="160" w:after="60" w:line="269" w:lineRule="auto"/>
+      </w:pPr>
+      <w:r>
+        <w:rPr>
+          <w:rFonts w:ascii="Aptos" w:hAnsi="Aptos" w:eastAsia="Microsoft YaHei"/>
+          <w:b/>
+          <w:i w:val="0"/>
+          <w:color w:val="1A535C"/>
+          <w:sz w:val="24"/>
+        </w:rPr>
+        <w:t>样题 4｜分钟热度合成日线回测（hard，2–3 小时）</w:t>
+      </w:r>
+    </w:p>
+    <w:p>
+      <w:pPr>
+        <w:spacing w:before="20" w:after="40" w:line="269" w:lineRule="auto"/>
+        <w:ind w:left="170"/>
+      </w:pPr>
+      <w:r>
+        <w:rPr>
+          <w:rFonts w:ascii="Aptos" w:hAnsi="Aptos" w:eastAsia="Microsoft YaHei"/>
+          <w:b/>
+          <w:i w:val="0"/>
+          <w:color w:val="222222"/>
+          <w:sz w:val="21"/>
+        </w:rPr>
+        <w:t>场景：</w:t>
+      </w:r>
+      <w:r>
+        <w:rPr>
+          <w:rFonts w:ascii="Aptos" w:hAnsi="Aptos" w:eastAsia="Microsoft YaHei"/>
+          <w:b w:val="0"/>
+          <w:i w:val="0"/>
+          <w:color w:val="222222"/>
+          <w:sz w:val="21"/>
+        </w:rPr>
+        <w:t>短线多头：分钟板块强度叠日线量价。坑是未来函数和涨跌停成交不了。</w:t>
+      </w:r>
+    </w:p>
+    <w:p>
+      <w:pPr>
+        <w:spacing w:before="20" w:after="40" w:line="269" w:lineRule="auto"/>
+        <w:ind w:left="170"/>
+      </w:pPr>
+      <w:r>
+        <w:rPr>
+          <w:rFonts w:ascii="Aptos" w:hAnsi="Aptos" w:eastAsia="Microsoft YaHei"/>
+          <w:b/>
+          <w:i w:val="0"/>
+          <w:color w:val="222222"/>
+          <w:sz w:val="21"/>
+        </w:rPr>
+        <w:t>考察：</w:t>
+      </w:r>
+      <w:r>
+        <w:rPr>
+          <w:rFonts w:ascii="Aptos" w:hAnsi="Aptos" w:eastAsia="Microsoft YaHei"/>
+          <w:b w:val="0"/>
+          <w:i w:val="0"/>
+          <w:color w:val="222222"/>
+          <w:sz w:val="21"/>
+        </w:rPr>
+        <w:t>多频率对齐、时点截断、不可成交、成本。</w:t>
+      </w:r>
+    </w:p>
+    <w:p>
+      <w:pPr>
+        <w:spacing w:before="20" w:after="40" w:line="269" w:lineRule="auto"/>
+        <w:ind w:left="170"/>
+      </w:pPr>
+      <w:r>
+        <w:rPr>
+          <w:rFonts w:ascii="Aptos" w:hAnsi="Aptos" w:eastAsia="Microsoft YaHei"/>
+          <w:b/>
+          <w:i w:val="0"/>
+          <w:color w:val="222222"/>
+          <w:sz w:val="21"/>
+        </w:rPr>
+        <w:t>instruction 写死：</w:t>
+      </w:r>
+      <w:r>
+        <w:rPr>
+          <w:rFonts w:ascii="Aptos" w:hAnsi="Aptos" w:eastAsia="Microsoft YaHei"/>
+          <w:b w:val="0"/>
+          <w:i w:val="0"/>
+          <w:color w:val="222222"/>
+          <w:sz w:val="21"/>
+        </w:rPr>
+        <w:t>分钟因子 14:30 截断。板块成分用当日可交易名单。信号日涨停则买量为 0；跌停则卖不出、次日再挂。费率写在 config 里。</w:t>
+      </w:r>
+    </w:p>
+    <w:p>
+      <w:pPr>
+        <w:spacing w:before="20" w:after="40" w:line="269" w:lineRule="auto"/>
+        <w:ind w:left="170"/>
+      </w:pPr>
+      <w:r>
+        <w:rPr>
+          <w:rFonts w:ascii="Aptos" w:hAnsi="Aptos" w:eastAsia="Microsoft YaHei"/>
+          <w:b/>
+          <w:i w:val="0"/>
+          <w:color w:val="222222"/>
+          <w:sz w:val="21"/>
+        </w:rPr>
+        <w:t>输入：</w:t>
+      </w:r>
+      <w:r>
+        <w:rPr>
+          <w:rFonts w:ascii="Aptos" w:hAnsi="Aptos" w:eastAsia="Microsoft YaHei"/>
+          <w:b w:val="0"/>
+          <w:i w:val="0"/>
+          <w:color w:val="222222"/>
+          <w:sz w:val="21"/>
+        </w:rPr>
+        <w:t>分钟行情、日线、板块成分、config。全部在题包内。</w:t>
+      </w:r>
+    </w:p>
+    <w:p>
+      <w:pPr>
+        <w:spacing w:before="20" w:after="40" w:line="269" w:lineRule="auto"/>
+        <w:ind w:left="170"/>
+      </w:pPr>
+      <w:r>
+        <w:rPr>
+          <w:rFonts w:ascii="Aptos" w:hAnsi="Aptos" w:eastAsia="Microsoft YaHei"/>
+          <w:b/>
+          <w:i w:val="0"/>
+          <w:color w:val="222222"/>
+          <w:sz w:val="21"/>
+        </w:rPr>
+        <w:t>输出：</w:t>
+      </w:r>
+      <w:r>
+        <w:rPr>
+          <w:rFonts w:ascii="Aptos" w:hAnsi="Aptos" w:eastAsia="Microsoft YaHei"/>
+          <w:b w:val="0"/>
+          <w:i w:val="0"/>
+          <w:color w:val="222222"/>
+          <w:sz w:val="21"/>
+        </w:rPr>
+        <w:t>metrics.json、nav.csv、未成交次数审计。</w:t>
+      </w:r>
+    </w:p>
+    <w:p>
+      <w:pPr>
+        <w:spacing w:before="20" w:after="40" w:line="269" w:lineRule="auto"/>
+        <w:ind w:left="170"/>
+      </w:pPr>
+      <w:r>
+        <w:rPr>
+          <w:rFonts w:ascii="Aptos" w:hAnsi="Aptos" w:eastAsia="Microsoft YaHei"/>
+          <w:b/>
+          <w:i w:val="0"/>
+          <w:color w:val="222222"/>
+          <w:sz w:val="21"/>
+        </w:rPr>
+        <w:t>测试：</w:t>
+      </w:r>
+      <w:r>
+        <w:rPr>
+          <w:rFonts w:ascii="Aptos" w:hAnsi="Aptos" w:eastAsia="Microsoft YaHei"/>
+          <w:b w:val="0"/>
+          <w:i w:val="0"/>
+          <w:color w:val="222222"/>
+          <w:sz w:val="21"/>
+        </w:rPr>
+        <w:t>把 14:45 改成极端值，结果变了就是未来函数。信号日改成涨停，成交必须为 0。禁止联网。</w:t>
+      </w:r>
+    </w:p>
+    <w:p>
+      <w:pPr>
+        <w:spacing w:before="20" w:after="80" w:line="269" w:lineRule="auto"/>
+      </w:pPr>
+      <w:r>
+        <w:rPr>
+          <w:rFonts w:ascii="Aptos" w:hAnsi="Aptos" w:eastAsia="Microsoft YaHei"/>
+          <w:b w:val="0"/>
+          <w:i w:val="0"/>
+          <w:color w:val="222222"/>
+          <w:sz w:val="20"/>
+        </w:rPr>
+        <w:t>不出机器学习选股题，那不是我的工作栈。</w:t>
+      </w:r>
+    </w:p>
+    <w:p>
+      <w:pPr>
+        <w:spacing w:before="240" w:after="120" w:line="269" w:lineRule="auto"/>
         <w:pBdr>
           <w:bottom w:val="single" w:sz="12" w:space="1" w:color="1A535C"/>
         </w:pBdr>
@@ -1207,76 +5874,333 @@
           <w:color w:val="1A535C"/>
           <w:sz w:val="26"/>
         </w:rPr>
-        <w:t>六、证明材料建议</w:t>
+        <w:t>六、平台交付物（仍写在本题包内，不指向外部文件）</w:t>
       </w:r>
     </w:p>
+    <w:tbl>
+      <w:tblPr>
+        <w:tblStyle w:val="TableGrid"/>
+        <w:tblW w:type="auto" w:w="0"/>
+        <w:jc w:val="center"/>
+        <w:tblLook w:firstColumn="1" w:firstRow="1" w:lastColumn="0" w:lastRow="0" w:noHBand="0" w:noVBand="1" w:val="04A0"/>
+      </w:tblPr>
+      <w:tblGrid>
+        <w:gridCol w:w="5100"/>
+        <w:gridCol w:w="5100"/>
+      </w:tblGrid>
+      <w:tr>
+        <w:tc>
+          <w:tcPr>
+            <w:tcW w:type="dxa" w:w="5100"/>
+          </w:tcPr>
+          <w:p>
+            <w:pPr>
+              <w:spacing w:before="20" w:after="20" w:line="269" w:lineRule="auto"/>
+            </w:pPr>
+            <w:r/>
+            <w:r>
+              <w:rPr>
+                <w:rFonts w:ascii="Aptos" w:hAnsi="Aptos" w:eastAsia="Microsoft YaHei"/>
+                <w:b/>
+                <w:i w:val="0"/>
+                <w:color w:val="1A535C"/>
+                <w:sz w:val="17"/>
+              </w:rPr>
+              <w:t>文件</w:t>
+            </w:r>
+          </w:p>
+        </w:tc>
+        <w:tc>
+          <w:tcPr>
+            <w:tcW w:type="dxa" w:w="5100"/>
+          </w:tcPr>
+          <w:p>
+            <w:pPr>
+              <w:spacing w:before="20" w:after="20" w:line="269" w:lineRule="auto"/>
+            </w:pPr>
+            <w:r/>
+            <w:r>
+              <w:rPr>
+                <w:rFonts w:ascii="Aptos" w:hAnsi="Aptos" w:eastAsia="Microsoft YaHei"/>
+                <w:b/>
+                <w:i w:val="0"/>
+                <w:color w:val="1A535C"/>
+                <w:sz w:val="17"/>
+              </w:rPr>
+              <w:t>写什么</w:t>
+            </w:r>
+          </w:p>
+        </w:tc>
+      </w:tr>
+      <w:tr>
+        <w:tc>
+          <w:tcPr>
+            <w:tcW w:type="dxa" w:w="5100"/>
+          </w:tcPr>
+          <w:p>
+            <w:pPr>
+              <w:spacing w:before="20" w:after="20" w:line="269" w:lineRule="auto"/>
+            </w:pPr>
+            <w:r/>
+            <w:r>
+              <w:rPr>
+                <w:rFonts w:ascii="Aptos" w:hAnsi="Aptos" w:eastAsia="Microsoft YaHei"/>
+                <w:b w:val="0"/>
+                <w:i w:val="0"/>
+                <w:color w:val="222222"/>
+                <w:sz w:val="16"/>
+              </w:rPr>
+              <w:t>instruction.md</w:t>
+            </w:r>
+          </w:p>
+        </w:tc>
+        <w:tc>
+          <w:tcPr>
+            <w:tcW w:type="dxa" w:w="5100"/>
+          </w:tcPr>
+          <w:p>
+            <w:pPr>
+              <w:spacing w:before="20" w:after="20" w:line="269" w:lineRule="auto"/>
+            </w:pPr>
+            <w:r/>
+            <w:r>
+              <w:rPr>
+                <w:rFonts w:ascii="Aptos" w:hAnsi="Aptos" w:eastAsia="Microsoft YaHei"/>
+                <w:b w:val="0"/>
+                <w:i w:val="0"/>
+                <w:color w:val="222222"/>
+                <w:sz w:val="16"/>
+              </w:rPr>
+              <w:t>目标、字段字典、输出 schema、边界、禁止联网和改测试</w:t>
+            </w:r>
+          </w:p>
+        </w:tc>
+      </w:tr>
+      <w:tr>
+        <w:tc>
+          <w:tcPr>
+            <w:tcW w:type="dxa" w:w="5100"/>
+          </w:tcPr>
+          <w:p>
+            <w:pPr>
+              <w:spacing w:before="20" w:after="20" w:line="269" w:lineRule="auto"/>
+            </w:pPr>
+            <w:r/>
+            <w:r>
+              <w:rPr>
+                <w:rFonts w:ascii="Aptos" w:hAnsi="Aptos" w:eastAsia="Microsoft YaHei"/>
+                <w:b w:val="0"/>
+                <w:i w:val="0"/>
+                <w:color w:val="222222"/>
+                <w:sz w:val="16"/>
+              </w:rPr>
+              <w:t>data/</w:t>
+            </w:r>
+          </w:p>
+        </w:tc>
+        <w:tc>
+          <w:tcPr>
+            <w:tcW w:type="dxa" w:w="5100"/>
+          </w:tcPr>
+          <w:p>
+            <w:pPr>
+              <w:spacing w:before="20" w:after="20" w:line="269" w:lineRule="auto"/>
+            </w:pPr>
+            <w:r/>
+            <w:r>
+              <w:rPr>
+                <w:rFonts w:ascii="Aptos" w:hAnsi="Aptos" w:eastAsia="Microsoft YaHei"/>
+                <w:b w:val="0"/>
+                <w:i w:val="0"/>
+                <w:color w:val="222222"/>
+                <w:sz w:val="16"/>
+              </w:rPr>
+              <w:t>脱敏输入 + 隐藏测例（Agent 不可见）</w:t>
+            </w:r>
+          </w:p>
+        </w:tc>
+      </w:tr>
+      <w:tr>
+        <w:tc>
+          <w:tcPr>
+            <w:tcW w:type="dxa" w:w="5100"/>
+          </w:tcPr>
+          <w:p>
+            <w:pPr>
+              <w:spacing w:before="20" w:after="20" w:line="269" w:lineRule="auto"/>
+            </w:pPr>
+            <w:r/>
+            <w:r>
+              <w:rPr>
+                <w:rFonts w:ascii="Aptos" w:hAnsi="Aptos" w:eastAsia="Microsoft YaHei"/>
+                <w:b w:val="0"/>
+                <w:i w:val="0"/>
+                <w:color w:val="222222"/>
+                <w:sz w:val="16"/>
+              </w:rPr>
+              <w:t>Dockerfile</w:t>
+            </w:r>
+          </w:p>
+        </w:tc>
+        <w:tc>
+          <w:tcPr>
+            <w:tcW w:type="dxa" w:w="5100"/>
+          </w:tcPr>
+          <w:p>
+            <w:pPr>
+              <w:spacing w:before="20" w:after="20" w:line="269" w:lineRule="auto"/>
+            </w:pPr>
+            <w:r/>
+            <w:r>
+              <w:rPr>
+                <w:rFonts w:ascii="Aptos" w:hAnsi="Aptos" w:eastAsia="Microsoft YaHei"/>
+                <w:b w:val="0"/>
+                <w:i w:val="0"/>
+                <w:color w:val="222222"/>
+                <w:sz w:val="16"/>
+              </w:rPr>
+              <w:t>Python + pandas/numpy，按 requirements 安装</w:t>
+            </w:r>
+          </w:p>
+        </w:tc>
+      </w:tr>
+      <w:tr>
+        <w:tc>
+          <w:tcPr>
+            <w:tcW w:type="dxa" w:w="5100"/>
+          </w:tcPr>
+          <w:p>
+            <w:pPr>
+              <w:spacing w:before="20" w:after="20" w:line="269" w:lineRule="auto"/>
+            </w:pPr>
+            <w:r/>
+            <w:r>
+              <w:rPr>
+                <w:rFonts w:ascii="Aptos" w:hAnsi="Aptos" w:eastAsia="Microsoft YaHei"/>
+                <w:b w:val="0"/>
+                <w:i w:val="0"/>
+                <w:color w:val="222222"/>
+                <w:sz w:val="16"/>
+              </w:rPr>
+              <w:t>test.sh</w:t>
+            </w:r>
+          </w:p>
+        </w:tc>
+        <w:tc>
+          <w:tcPr>
+            <w:tcW w:type="dxa" w:w="5100"/>
+          </w:tcPr>
+          <w:p>
+            <w:pPr>
+              <w:spacing w:before="20" w:after="20" w:line="269" w:lineRule="auto"/>
+            </w:pPr>
+            <w:r/>
+            <w:r>
+              <w:rPr>
+                <w:rFonts w:ascii="Aptos" w:hAnsi="Aptos" w:eastAsia="Microsoft YaHei"/>
+                <w:b w:val="0"/>
+                <w:i w:val="0"/>
+                <w:color w:val="222222"/>
+                <w:sz w:val="16"/>
+              </w:rPr>
+              <w:t>调用断言；非 0 退出即失败</w:t>
+            </w:r>
+          </w:p>
+        </w:tc>
+      </w:tr>
+      <w:tr>
+        <w:tc>
+          <w:tcPr>
+            <w:tcW w:type="dxa" w:w="5100"/>
+          </w:tcPr>
+          <w:p>
+            <w:pPr>
+              <w:spacing w:before="20" w:after="20" w:line="269" w:lineRule="auto"/>
+            </w:pPr>
+            <w:r/>
+            <w:r>
+              <w:rPr>
+                <w:rFonts w:ascii="Aptos" w:hAnsi="Aptos" w:eastAsia="Microsoft YaHei"/>
+                <w:b w:val="0"/>
+                <w:i w:val="0"/>
+                <w:color w:val="222222"/>
+                <w:sz w:val="16"/>
+              </w:rPr>
+              <w:t>solve.sh</w:t>
+            </w:r>
+          </w:p>
+        </w:tc>
+        <w:tc>
+          <w:tcPr>
+            <w:tcW w:type="dxa" w:w="5100"/>
+          </w:tcPr>
+          <w:p>
+            <w:pPr>
+              <w:spacing w:before="20" w:after="20" w:line="269" w:lineRule="auto"/>
+            </w:pPr>
+            <w:r/>
+            <w:r>
+              <w:rPr>
+                <w:rFonts w:ascii="Aptos" w:hAnsi="Aptos" w:eastAsia="Microsoft YaHei"/>
+                <w:b w:val="0"/>
+                <w:i w:val="0"/>
+                <w:color w:val="222222"/>
+                <w:sz w:val="16"/>
+              </w:rPr>
+              <w:t>参考解，证明题可解、测试没写反</w:t>
+            </w:r>
+          </w:p>
+        </w:tc>
+      </w:tr>
+      <w:tr>
+        <w:tc>
+          <w:tcPr>
+            <w:tcW w:type="dxa" w:w="5100"/>
+          </w:tcPr>
+          <w:p>
+            <w:pPr>
+              <w:spacing w:before="20" w:after="20" w:line="269" w:lineRule="auto"/>
+            </w:pPr>
+            <w:r/>
+            <w:r>
+              <w:rPr>
+                <w:rFonts w:ascii="Aptos" w:hAnsi="Aptos" w:eastAsia="Microsoft YaHei"/>
+                <w:b w:val="0"/>
+                <w:i w:val="0"/>
+                <w:color w:val="222222"/>
+                <w:sz w:val="16"/>
+              </w:rPr>
+              <w:t>meta.json</w:t>
+            </w:r>
+          </w:p>
+        </w:tc>
+        <w:tc>
+          <w:tcPr>
+            <w:tcW w:type="dxa" w:w="5100"/>
+          </w:tcPr>
+          <w:p>
+            <w:pPr>
+              <w:spacing w:before="20" w:after="20" w:line="269" w:lineRule="auto"/>
+            </w:pPr>
+            <w:r/>
+            <w:r>
+              <w:rPr>
+                <w:rFonts w:ascii="Aptos" w:hAnsi="Aptos" w:eastAsia="Microsoft YaHei"/>
+                <w:b w:val="0"/>
+                <w:i w:val="0"/>
+                <w:color w:val="222222"/>
+                <w:sz w:val="16"/>
+              </w:rPr>
+              <w:t>easy/medium/hard、预估耗时、知识点</w:t>
+            </w:r>
+          </w:p>
+        </w:tc>
+      </w:tr>
+    </w:tbl>
+    <w:p/>
     <w:p>
       <w:pPr>
-        <w:spacing w:before="0" w:after="40" w:line="276" w:lineRule="auto"/>
-        <w:ind w:left="283"/>
-      </w:pPr>
-      <w:r>
-        <w:rPr>
-          <w:rFonts w:ascii="Aptos" w:hAnsi="Aptos" w:eastAsia="Microsoft YaHei"/>
-          <w:b w:val="0"/>
-          <w:i w:val="0"/>
-          <w:color w:val="222222"/>
-          <w:sz w:val="22"/>
-        </w:rPr>
-        <w:t>• 本文件：出题样例 + 胜任原因。</w:t>
-      </w:r>
-    </w:p>
-    <w:p>
-      <w:pPr>
-        <w:spacing w:before="0" w:after="40" w:line="276" w:lineRule="auto"/>
-        <w:ind w:left="283"/>
-      </w:pPr>
-      <w:r>
-        <w:rPr>
-          <w:rFonts w:ascii="Aptos" w:hAnsi="Aptos" w:eastAsia="Microsoft YaHei"/>
-          <w:b w:val="0"/>
-          <w:i w:val="0"/>
-          <w:color w:val="222222"/>
-          <w:sz w:val="22"/>
-        </w:rPr>
-        <w:t>• 脱敏回测/对照表 PDF（样题 3 的真实出处）。</w:t>
-      </w:r>
-    </w:p>
-    <w:p>
-      <w:pPr>
-        <w:spacing w:before="0" w:after="40" w:line="276" w:lineRule="auto"/>
-        <w:ind w:left="283"/>
-      </w:pPr>
-      <w:r>
-        <w:rPr>
-          <w:rFonts w:ascii="Aptos" w:hAnsi="Aptos" w:eastAsia="Microsoft YaHei"/>
-          <w:b w:val="0"/>
-          <w:i w:val="0"/>
-          <w:color w:val="222222"/>
-          <w:sz w:val="22"/>
-        </w:rPr>
-        <w:t>• Linux 定时任务或脚本目录截图（证明能在终端闭环）。</w:t>
-      </w:r>
-    </w:p>
-    <w:p>
-      <w:pPr>
-        <w:spacing w:before="0" w:after="40" w:line="276" w:lineRule="auto"/>
-        <w:ind w:left="283"/>
-      </w:pPr>
-      <w:r>
-        <w:rPr>
-          <w:rFonts w:ascii="Aptos" w:hAnsi="Aptos" w:eastAsia="Microsoft YaHei"/>
-          <w:b w:val="0"/>
-          <w:i w:val="0"/>
-          <w:color w:val="222222"/>
-          <w:sz w:val="22"/>
-        </w:rPr>
-        <w:t>• 学历与工作履历：华中科技大学金融硕士；量化研究相关工作自 2021 年起。</w:t>
-      </w:r>
-    </w:p>
-    <w:p>
-      <w:pPr>
-        <w:spacing w:before="20" w:after="80" w:line="276" w:lineRule="auto"/>
+        <w:spacing w:before="20" w:after="80" w:line="269" w:lineRule="auto"/>
       </w:pPr>
       <w:r>
         <w:rPr>
@@ -1286,12 +6210,644 @@
           <w:color w:val="222222"/>
           <w:sz w:val="20"/>
         </w:rPr>
-        <w:t>不附带公司内部未脱敏数据、客户信息或未公开业绩。个人账户收益不作为证明。</w:t>
+        <w:t>工程边界：Linux 终端、Bash 启停、定时任务和日志用过；Dockerfile 按题写，不声称长期维护生产镜像。本机测试习惯是对落盘表做列、行数、关键股票、数值范围断言，正式交付改成平台要求的 pytest。</w:t>
       </w:r>
     </w:p>
     <w:p>
       <w:pPr>
-        <w:spacing w:before="280" w:after="0" w:line="276" w:lineRule="auto"/>
+        <w:spacing w:before="240" w:after="120" w:line="269" w:lineRule="auto"/>
+        <w:pBdr>
+          <w:bottom w:val="single" w:sz="12" w:space="1" w:color="1A535C"/>
+        </w:pBdr>
+      </w:pPr>
+      <w:r>
+        <w:rPr>
+          <w:rFonts w:ascii="Aptos" w:hAnsi="Aptos" w:eastAsia="Microsoft YaHei"/>
+          <w:b/>
+          <w:i w:val="0"/>
+          <w:color w:val="1A535C"/>
+          <w:sz w:val="26"/>
+        </w:rPr>
+        <w:t>七、本文用到的全部材料（不再外挂）</w:t>
+      </w:r>
+    </w:p>
+    <w:tbl>
+      <w:tblPr>
+        <w:tblStyle w:val="TableGrid"/>
+        <w:tblW w:type="auto" w:w="0"/>
+        <w:jc w:val="center"/>
+        <w:tblLook w:firstColumn="1" w:firstRow="1" w:lastColumn="0" w:lastRow="0" w:noHBand="0" w:noVBand="1" w:val="04A0"/>
+      </w:tblPr>
+      <w:tblGrid>
+        <w:gridCol w:w="3400"/>
+        <w:gridCol w:w="3400"/>
+        <w:gridCol w:w="3400"/>
+      </w:tblGrid>
+      <w:tr>
+        <w:tc>
+          <w:tcPr>
+            <w:tcW w:type="dxa" w:w="3400"/>
+          </w:tcPr>
+          <w:p>
+            <w:pPr>
+              <w:spacing w:before="20" w:after="20" w:line="269" w:lineRule="auto"/>
+            </w:pPr>
+            <w:r/>
+            <w:r>
+              <w:rPr>
+                <w:rFonts w:ascii="Aptos" w:hAnsi="Aptos" w:eastAsia="Microsoft YaHei"/>
+                <w:b/>
+                <w:i w:val="0"/>
+                <w:color w:val="1A535C"/>
+                <w:sz w:val="17"/>
+              </w:rPr>
+              <w:t>材料</w:t>
+            </w:r>
+          </w:p>
+        </w:tc>
+        <w:tc>
+          <w:tcPr>
+            <w:tcW w:type="dxa" w:w="3400"/>
+          </w:tcPr>
+          <w:p>
+            <w:pPr>
+              <w:spacing w:before="20" w:after="20" w:line="269" w:lineRule="auto"/>
+            </w:pPr>
+            <w:r/>
+            <w:r>
+              <w:rPr>
+                <w:rFonts w:ascii="Aptos" w:hAnsi="Aptos" w:eastAsia="Microsoft YaHei"/>
+                <w:b/>
+                <w:i w:val="0"/>
+                <w:color w:val="1A535C"/>
+                <w:sz w:val="17"/>
+              </w:rPr>
+              <w:t>在本文哪里</w:t>
+            </w:r>
+          </w:p>
+        </w:tc>
+        <w:tc>
+          <w:tcPr>
+            <w:tcW w:type="dxa" w:w="3400"/>
+          </w:tcPr>
+          <w:p>
+            <w:pPr>
+              <w:spacing w:before="20" w:after="20" w:line="269" w:lineRule="auto"/>
+            </w:pPr>
+            <w:r/>
+            <w:r>
+              <w:rPr>
+                <w:rFonts w:ascii="Aptos" w:hAnsi="Aptos" w:eastAsia="Microsoft YaHei"/>
+                <w:b/>
+                <w:i w:val="0"/>
+                <w:color w:val="1A535C"/>
+                <w:sz w:val="17"/>
+              </w:rPr>
+              <w:t>说明</w:t>
+            </w:r>
+          </w:p>
+        </w:tc>
+      </w:tr>
+      <w:tr>
+        <w:tc>
+          <w:tcPr>
+            <w:tcW w:type="dxa" w:w="3400"/>
+          </w:tcPr>
+          <w:p>
+            <w:pPr>
+              <w:spacing w:before="20" w:after="20" w:line="269" w:lineRule="auto"/>
+            </w:pPr>
+            <w:r/>
+            <w:r>
+              <w:rPr>
+                <w:rFonts w:ascii="Aptos" w:hAnsi="Aptos" w:eastAsia="Microsoft YaHei"/>
+                <w:b w:val="0"/>
+                <w:i w:val="0"/>
+                <w:color w:val="222222"/>
+                <w:sz w:val="16"/>
+              </w:rPr>
+              <w:t>申请说明</w:t>
+            </w:r>
+          </w:p>
+        </w:tc>
+        <w:tc>
+          <w:tcPr>
+            <w:tcW w:type="dxa" w:w="3400"/>
+          </w:tcPr>
+          <w:p>
+            <w:pPr>
+              <w:spacing w:before="20" w:after="20" w:line="269" w:lineRule="auto"/>
+            </w:pPr>
+            <w:r/>
+            <w:r>
+              <w:rPr>
+                <w:rFonts w:ascii="Aptos" w:hAnsi="Aptos" w:eastAsia="Microsoft YaHei"/>
+                <w:b w:val="0"/>
+                <w:i w:val="0"/>
+                <w:color w:val="222222"/>
+                <w:sz w:val="16"/>
+              </w:rPr>
+              <w:t>第一节</w:t>
+            </w:r>
+          </w:p>
+        </w:tc>
+        <w:tc>
+          <w:tcPr>
+            <w:tcW w:type="dxa" w:w="3400"/>
+          </w:tcPr>
+          <w:p>
+            <w:pPr>
+              <w:spacing w:before="20" w:after="20" w:line="269" w:lineRule="auto"/>
+            </w:pPr>
+            <w:r/>
+            <w:r>
+              <w:rPr>
+                <w:rFonts w:ascii="Aptos" w:hAnsi="Aptos" w:eastAsia="Microsoft YaHei"/>
+                <w:b w:val="0"/>
+                <w:i w:val="0"/>
+                <w:color w:val="222222"/>
+                <w:sz w:val="16"/>
+              </w:rPr>
+              <w:t>可整段粘贴到申请表</w:t>
+            </w:r>
+          </w:p>
+        </w:tc>
+      </w:tr>
+      <w:tr>
+        <w:tc>
+          <w:tcPr>
+            <w:tcW w:type="dxa" w:w="3400"/>
+          </w:tcPr>
+          <w:p>
+            <w:pPr>
+              <w:spacing w:before="20" w:after="20" w:line="269" w:lineRule="auto"/>
+            </w:pPr>
+            <w:r/>
+            <w:r>
+              <w:rPr>
+                <w:rFonts w:ascii="Aptos" w:hAnsi="Aptos" w:eastAsia="Microsoft YaHei"/>
+                <w:b w:val="0"/>
+                <w:i w:val="0"/>
+                <w:color w:val="222222"/>
+                <w:sz w:val="16"/>
+              </w:rPr>
+              <w:t>涨停热度证据</w:t>
+            </w:r>
+          </w:p>
+        </w:tc>
+        <w:tc>
+          <w:tcPr>
+            <w:tcW w:type="dxa" w:w="3400"/>
+          </w:tcPr>
+          <w:p>
+            <w:pPr>
+              <w:spacing w:before="20" w:after="20" w:line="269" w:lineRule="auto"/>
+            </w:pPr>
+            <w:r/>
+            <w:r>
+              <w:rPr>
+                <w:rFonts w:ascii="Aptos" w:hAnsi="Aptos" w:eastAsia="Microsoft YaHei"/>
+                <w:b w:val="0"/>
+                <w:i w:val="0"/>
+                <w:color w:val="222222"/>
+                <w:sz w:val="16"/>
+              </w:rPr>
+              <w:t>表 A、表 B</w:t>
+            </w:r>
+          </w:p>
+        </w:tc>
+        <w:tc>
+          <w:tcPr>
+            <w:tcW w:type="dxa" w:w="3400"/>
+          </w:tcPr>
+          <w:p>
+            <w:pPr>
+              <w:spacing w:before="20" w:after="20" w:line="269" w:lineRule="auto"/>
+            </w:pPr>
+            <w:r/>
+            <w:r>
+              <w:rPr>
+                <w:rFonts w:ascii="Aptos" w:hAnsi="Aptos" w:eastAsia="Microsoft YaHei"/>
+                <w:b w:val="0"/>
+                <w:i w:val="0"/>
+                <w:color w:val="222222"/>
+                <w:sz w:val="16"/>
+              </w:rPr>
+              <w:t>2026-08-21 真实落盘节选</w:t>
+            </w:r>
+          </w:p>
+        </w:tc>
+      </w:tr>
+      <w:tr>
+        <w:tc>
+          <w:tcPr>
+            <w:tcW w:type="dxa" w:w="3400"/>
+          </w:tcPr>
+          <w:p>
+            <w:pPr>
+              <w:spacing w:before="20" w:after="20" w:line="269" w:lineRule="auto"/>
+            </w:pPr>
+            <w:r/>
+            <w:r>
+              <w:rPr>
+                <w:rFonts w:ascii="Aptos" w:hAnsi="Aptos" w:eastAsia="Microsoft YaHei"/>
+                <w:b w:val="0"/>
+                <w:i w:val="0"/>
+                <w:color w:val="222222"/>
+                <w:sz w:val="16"/>
+              </w:rPr>
+              <w:t>业绩预告证据</w:t>
+            </w:r>
+          </w:p>
+        </w:tc>
+        <w:tc>
+          <w:tcPr>
+            <w:tcW w:type="dxa" w:w="3400"/>
+          </w:tcPr>
+          <w:p>
+            <w:pPr>
+              <w:spacing w:before="20" w:after="20" w:line="269" w:lineRule="auto"/>
+            </w:pPr>
+            <w:r/>
+            <w:r>
+              <w:rPr>
+                <w:rFonts w:ascii="Aptos" w:hAnsi="Aptos" w:eastAsia="Microsoft YaHei"/>
+                <w:b w:val="0"/>
+                <w:i w:val="0"/>
+                <w:color w:val="222222"/>
+                <w:sz w:val="16"/>
+              </w:rPr>
+              <w:t>表 C</w:t>
+            </w:r>
+          </w:p>
+        </w:tc>
+        <w:tc>
+          <w:tcPr>
+            <w:tcW w:type="dxa" w:w="3400"/>
+          </w:tcPr>
+          <w:p>
+            <w:pPr>
+              <w:spacing w:before="20" w:after="20" w:line="269" w:lineRule="auto"/>
+            </w:pPr>
+            <w:r/>
+            <w:r>
+              <w:rPr>
+                <w:rFonts w:ascii="Aptos" w:hAnsi="Aptos" w:eastAsia="Microsoft YaHei"/>
+                <w:b w:val="0"/>
+                <w:i w:val="0"/>
+                <w:color w:val="222222"/>
+                <w:sz w:val="16"/>
+              </w:rPr>
+              <w:t>2026-07-14 字段节选</w:t>
+            </w:r>
+          </w:p>
+        </w:tc>
+      </w:tr>
+      <w:tr>
+        <w:tc>
+          <w:tcPr>
+            <w:tcW w:type="dxa" w:w="3400"/>
+          </w:tcPr>
+          <w:p>
+            <w:pPr>
+              <w:spacing w:before="20" w:after="20" w:line="269" w:lineRule="auto"/>
+            </w:pPr>
+            <w:r/>
+            <w:r>
+              <w:rPr>
+                <w:rFonts w:ascii="Aptos" w:hAnsi="Aptos" w:eastAsia="Microsoft YaHei"/>
+                <w:b w:val="0"/>
+                <w:i w:val="0"/>
+                <w:color w:val="222222"/>
+                <w:sz w:val="16"/>
+              </w:rPr>
+              <w:t>涨停判定逻辑</w:t>
+            </w:r>
+          </w:p>
+        </w:tc>
+        <w:tc>
+          <w:tcPr>
+            <w:tcW w:type="dxa" w:w="3400"/>
+          </w:tcPr>
+          <w:p>
+            <w:pPr>
+              <w:spacing w:before="20" w:after="20" w:line="269" w:lineRule="auto"/>
+            </w:pPr>
+            <w:r/>
+            <w:r>
+              <w:rPr>
+                <w:rFonts w:ascii="Aptos" w:hAnsi="Aptos" w:eastAsia="Microsoft YaHei"/>
+                <w:b w:val="0"/>
+                <w:i w:val="0"/>
+                <w:color w:val="222222"/>
+                <w:sz w:val="16"/>
+              </w:rPr>
+              <w:t>第三节摘录</w:t>
+            </w:r>
+          </w:p>
+        </w:tc>
+        <w:tc>
+          <w:tcPr>
+            <w:tcW w:type="dxa" w:w="3400"/>
+          </w:tcPr>
+          <w:p>
+            <w:pPr>
+              <w:spacing w:before="20" w:after="20" w:line="269" w:lineRule="auto"/>
+            </w:pPr>
+            <w:r/>
+            <w:r>
+              <w:rPr>
+                <w:rFonts w:ascii="Aptos" w:hAnsi="Aptos" w:eastAsia="Microsoft YaHei"/>
+                <w:b w:val="0"/>
+                <w:i w:val="0"/>
+                <w:color w:val="222222"/>
+                <w:sz w:val="16"/>
+              </w:rPr>
+              <w:t>按板块阈值；出题用整阈值</w:t>
+            </w:r>
+          </w:p>
+        </w:tc>
+      </w:tr>
+      <w:tr>
+        <w:tc>
+          <w:tcPr>
+            <w:tcW w:type="dxa" w:w="3400"/>
+          </w:tcPr>
+          <w:p>
+            <w:pPr>
+              <w:spacing w:before="20" w:after="20" w:line="269" w:lineRule="auto"/>
+            </w:pPr>
+            <w:r/>
+            <w:r>
+              <w:rPr>
+                <w:rFonts w:ascii="Aptos" w:hAnsi="Aptos" w:eastAsia="Microsoft YaHei"/>
+                <w:b w:val="0"/>
+                <w:i w:val="0"/>
+                <w:color w:val="222222"/>
+                <w:sz w:val="16"/>
+              </w:rPr>
+              <w:t>预告解析顺序</w:t>
+            </w:r>
+          </w:p>
+        </w:tc>
+        <w:tc>
+          <w:tcPr>
+            <w:tcW w:type="dxa" w:w="3400"/>
+          </w:tcPr>
+          <w:p>
+            <w:pPr>
+              <w:spacing w:before="20" w:after="20" w:line="269" w:lineRule="auto"/>
+            </w:pPr>
+            <w:r/>
+            <w:r>
+              <w:rPr>
+                <w:rFonts w:ascii="Aptos" w:hAnsi="Aptos" w:eastAsia="Microsoft YaHei"/>
+                <w:b w:val="0"/>
+                <w:i w:val="0"/>
+                <w:color w:val="222222"/>
+                <w:sz w:val="16"/>
+              </w:rPr>
+              <w:t>第三节条目</w:t>
+            </w:r>
+          </w:p>
+        </w:tc>
+        <w:tc>
+          <w:tcPr>
+            <w:tcW w:type="dxa" w:w="3400"/>
+          </w:tcPr>
+          <w:p>
+            <w:pPr>
+              <w:spacing w:before="20" w:after="20" w:line="269" w:lineRule="auto"/>
+            </w:pPr>
+            <w:r/>
+            <w:r>
+              <w:rPr>
+                <w:rFonts w:ascii="Aptos" w:hAnsi="Aptos" w:eastAsia="Microsoft YaHei"/>
+                <w:b w:val="0"/>
+                <w:i w:val="0"/>
+                <w:color w:val="222222"/>
+                <w:sz w:val="16"/>
+              </w:rPr>
+              <w:t>PDF → 东财 → 标题</w:t>
+            </w:r>
+          </w:p>
+        </w:tc>
+      </w:tr>
+      <w:tr>
+        <w:tc>
+          <w:tcPr>
+            <w:tcW w:type="dxa" w:w="3400"/>
+          </w:tcPr>
+          <w:p>
+            <w:pPr>
+              <w:spacing w:before="20" w:after="20" w:line="269" w:lineRule="auto"/>
+            </w:pPr>
+            <w:r/>
+            <w:r>
+              <w:rPr>
+                <w:rFonts w:ascii="Aptos" w:hAnsi="Aptos" w:eastAsia="Microsoft YaHei"/>
+                <w:b w:val="0"/>
+                <w:i w:val="0"/>
+                <w:color w:val="222222"/>
+                <w:sz w:val="16"/>
+              </w:rPr>
+              <w:t>两条 Skill 全文</w:t>
+            </w:r>
+          </w:p>
+        </w:tc>
+        <w:tc>
+          <w:tcPr>
+            <w:tcW w:type="dxa" w:w="3400"/>
+          </w:tcPr>
+          <w:p>
+            <w:pPr>
+              <w:spacing w:before="20" w:after="20" w:line="269" w:lineRule="auto"/>
+            </w:pPr>
+            <w:r/>
+            <w:r>
+              <w:rPr>
+                <w:rFonts w:ascii="Aptos" w:hAnsi="Aptos" w:eastAsia="Microsoft YaHei"/>
+                <w:b w:val="0"/>
+                <w:i w:val="0"/>
+                <w:color w:val="222222"/>
+                <w:sz w:val="16"/>
+              </w:rPr>
+              <w:t>第四节</w:t>
+            </w:r>
+          </w:p>
+        </w:tc>
+        <w:tc>
+          <w:tcPr>
+            <w:tcW w:type="dxa" w:w="3400"/>
+          </w:tcPr>
+          <w:p>
+            <w:pPr>
+              <w:spacing w:before="20" w:after="20" w:line="269" w:lineRule="auto"/>
+            </w:pPr>
+            <w:r/>
+            <w:r>
+              <w:rPr>
+                <w:rFonts w:ascii="Aptos" w:hAnsi="Aptos" w:eastAsia="Microsoft YaHei"/>
+                <w:b w:val="0"/>
+                <w:i w:val="0"/>
+                <w:color w:val="222222"/>
+                <w:sz w:val="16"/>
+              </w:rPr>
+              <w:t>已去掉目录和启停命令地址</w:t>
+            </w:r>
+          </w:p>
+        </w:tc>
+      </w:tr>
+      <w:tr>
+        <w:tc>
+          <w:tcPr>
+            <w:tcW w:type="dxa" w:w="3400"/>
+          </w:tcPr>
+          <w:p>
+            <w:pPr>
+              <w:spacing w:before="20" w:after="20" w:line="269" w:lineRule="auto"/>
+            </w:pPr>
+            <w:r/>
+            <w:r>
+              <w:rPr>
+                <w:rFonts w:ascii="Aptos" w:hAnsi="Aptos" w:eastAsia="Microsoft YaHei"/>
+                <w:b w:val="0"/>
+                <w:i w:val="0"/>
+                <w:color w:val="222222"/>
+                <w:sz w:val="16"/>
+              </w:rPr>
+              <w:t>四道样题</w:t>
+            </w:r>
+          </w:p>
+        </w:tc>
+        <w:tc>
+          <w:tcPr>
+            <w:tcW w:type="dxa" w:w="3400"/>
+          </w:tcPr>
+          <w:p>
+            <w:pPr>
+              <w:spacing w:before="20" w:after="20" w:line="269" w:lineRule="auto"/>
+            </w:pPr>
+            <w:r/>
+            <w:r>
+              <w:rPr>
+                <w:rFonts w:ascii="Aptos" w:hAnsi="Aptos" w:eastAsia="Microsoft YaHei"/>
+                <w:b w:val="0"/>
+                <w:i w:val="0"/>
+                <w:color w:val="222222"/>
+                <w:sz w:val="16"/>
+              </w:rPr>
+              <w:t>第五节</w:t>
+            </w:r>
+          </w:p>
+        </w:tc>
+        <w:tc>
+          <w:tcPr>
+            <w:tcW w:type="dxa" w:w="3400"/>
+          </w:tcPr>
+          <w:p>
+            <w:pPr>
+              <w:spacing w:before="20" w:after="20" w:line="269" w:lineRule="auto"/>
+            </w:pPr>
+            <w:r/>
+            <w:r>
+              <w:rPr>
+                <w:rFonts w:ascii="Aptos" w:hAnsi="Aptos" w:eastAsia="Microsoft YaHei"/>
+                <w:b w:val="0"/>
+                <w:i w:val="0"/>
+                <w:color w:val="222222"/>
+                <w:sz w:val="16"/>
+              </w:rPr>
+              <w:t>输入输出和测试都写在题面</w:t>
+            </w:r>
+          </w:p>
+        </w:tc>
+      </w:tr>
+      <w:tr>
+        <w:tc>
+          <w:tcPr>
+            <w:tcW w:type="dxa" w:w="3400"/>
+          </w:tcPr>
+          <w:p>
+            <w:pPr>
+              <w:spacing w:before="20" w:after="20" w:line="269" w:lineRule="auto"/>
+            </w:pPr>
+            <w:r/>
+            <w:r>
+              <w:rPr>
+                <w:rFonts w:ascii="Aptos" w:hAnsi="Aptos" w:eastAsia="Microsoft YaHei"/>
+                <w:b w:val="0"/>
+                <w:i w:val="0"/>
+                <w:color w:val="222222"/>
+                <w:sz w:val="16"/>
+              </w:rPr>
+              <w:t>交付清单</w:t>
+            </w:r>
+          </w:p>
+        </w:tc>
+        <w:tc>
+          <w:tcPr>
+            <w:tcW w:type="dxa" w:w="3400"/>
+          </w:tcPr>
+          <w:p>
+            <w:pPr>
+              <w:spacing w:before="20" w:after="20" w:line="269" w:lineRule="auto"/>
+            </w:pPr>
+            <w:r/>
+            <w:r>
+              <w:rPr>
+                <w:rFonts w:ascii="Aptos" w:hAnsi="Aptos" w:eastAsia="Microsoft YaHei"/>
+                <w:b w:val="0"/>
+                <w:i w:val="0"/>
+                <w:color w:val="222222"/>
+                <w:sz w:val="16"/>
+              </w:rPr>
+              <w:t>第六节</w:t>
+            </w:r>
+          </w:p>
+        </w:tc>
+        <w:tc>
+          <w:tcPr>
+            <w:tcW w:type="dxa" w:w="3400"/>
+          </w:tcPr>
+          <w:p>
+            <w:pPr>
+              <w:spacing w:before="20" w:after="20" w:line="269" w:lineRule="auto"/>
+            </w:pPr>
+            <w:r/>
+            <w:r>
+              <w:rPr>
+                <w:rFonts w:ascii="Aptos" w:hAnsi="Aptos" w:eastAsia="Microsoft YaHei"/>
+                <w:b w:val="0"/>
+                <w:i w:val="0"/>
+                <w:color w:val="222222"/>
+                <w:sz w:val="16"/>
+              </w:rPr>
+              <w:t>平台文件角色，不是本机路径</w:t>
+            </w:r>
+          </w:p>
+        </w:tc>
+      </w:tr>
+    </w:tbl>
+    <w:p/>
+    <w:p>
+      <w:pPr>
+        <w:spacing w:before="20" w:after="80" w:line="269" w:lineRule="auto"/>
+      </w:pPr>
+      <w:r>
+        <w:rPr>
+          <w:rFonts w:ascii="Aptos" w:hAnsi="Aptos" w:eastAsia="Microsoft YaHei"/>
+          <w:b w:val="0"/>
+          <w:i w:val="0"/>
+          <w:color w:val="222222"/>
+          <w:sz w:val="20"/>
+        </w:rPr>
+        <w:t>不附带：本机目录、Skill 原文件、原始 CSV/Excel、未脱敏公告 PDF、个人账户收益、公司内部未公开数据。</w:t>
+      </w:r>
+    </w:p>
+    <w:p>
+      <w:pPr>
+        <w:spacing w:before="240" w:after="0" w:line="269" w:lineRule="auto"/>
         <w:jc w:val="center"/>
       </w:pPr>
       <w:r>
@@ -1302,12 +6858,12 @@
           <w:color w:val="5A5A5A"/>
           <w:sz w:val="18"/>
         </w:rPr>
-        <w:t>仅用于 TalentsAI J83 申请 ｜ 2026年8月</w:t>
+        <w:t>仅用于 TalentsAI 申请 ｜ 单文件投递 ｜ 2026年8月</w:t>
       </w:r>
     </w:p>
     <w:sectPr>
       <w:pgSz w:w="12240" w:h="15840"/>
-      <w:pgMar w:top="1020" w:right="1134" w:bottom="1020" w:left="1134" w:header="720" w:footer="720" w:gutter="0"/>
+      <w:pgMar w:top="907" w:right="1020" w:bottom="907" w:left="1020" w:header="720" w:footer="720" w:gutter="0"/>
       <w:cols w:space="720"/>
       <w:docGrid w:linePitch="360"/>
     </w:sectPr>
